--- a/CÔNG TY TNHH VIỆT THUẬN PHÁT/VietThuanPhat_ThayDoiDiaChi/VietThuanPhat_DeNghiThayDoi.docx
+++ b/CÔNG TY TNHH VIỆT THUẬN PHÁT/VietThuanPhat_ThayDoiDiaChi/VietThuanPhat_DeNghiThayDoi.docx
@@ -66,7 +66,7 @@
                 <w:sz w:val="28"/>
                 <w:szCs w:val="28"/>
               </w:rPr>
-              <w:t>CÔNG TY TNHH HẢI DUYÊN PHÁT</w:t>
+              <w:t>CÔNG TY TNHH VẬN TẢI VIỆT THUẬN PHÁT</w:t>
             </w:r>
           </w:p>
         </w:tc>
@@ -279,7 +279,7 @@
                 <w:sz w:val="26"/>
                 <w:szCs w:val="26"/>
               </w:rPr>
-              <w:t>3</w:t>
+              <w:t>18</w:t>
             </w:r>
             <w:r>
               <w:rPr>
@@ -1025,7 +1025,7 @@
           <w:sz w:val="28"/>
           <w:szCs w:val="28"/>
         </w:rPr>
-        <w:t>CÔNG TY TNHH HẢI DUYÊN PHÁT</w:t>
+        <w:t>CÔNG TY TNHH VẬN TẢI VIỆT THUẬN PHÁT</w:t>
       </w:r>
     </w:p>
     <w:p>
@@ -1056,7 +1056,7 @@
           <w:sz w:val="28"/>
           <w:szCs w:val="28"/>
         </w:rPr>
-        <w:t>3703328248</w:t>
+        <w:t>3703274225</w:t>
       </w:r>
     </w:p>
     <w:p>
@@ -1855,14 +1855,14 @@
                   <v:stroke joinstyle="miter"/>
                   <v:path gradientshapeok="t" o:connecttype="rect"/>
                 </v:shapetype>
-                <v:shape id="_x0000_s1027" type="#_x0000_t202" style="position:absolute;width:2095;height:1771;visibility:visible;mso-wrap-style:square;v-text-anchor:top" o:gfxdata="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">
+                <v:shape id="Text Box 2" o:spid="_x0000_s1027" type="#_x0000_t202" style="position:absolute;width:2095;height:1771;visibility:visible;mso-wrap-style:square;v-text-anchor:top" o:gfxdata="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">
                   <v:textbox>
                     <w:txbxContent>
                       <w:p/>
                     </w:txbxContent>
                   </v:textbox>
                 </v:shape>
-                <v:shape id="_x0000_s1028" type="#_x0000_t202" style="position:absolute;left:12281;width:2051;height:1771;visibility:visible;mso-wrap-style:square;v-text-anchor:top" o:gfxdata="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">
+                <v:shape id="Text Box 2" o:spid="_x0000_s1028" type="#_x0000_t202" style="position:absolute;left:12281;width:2051;height:1771;visibility:visible;mso-wrap-style:square;v-text-anchor:top" o:gfxdata="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">
                   <v:textbox>
                     <w:txbxContent>
                       <w:p>
@@ -1960,1179 +1960,19 @@
     </w:p>
     <w:p>
       <w:pPr>
-        <w:tabs>
-          <w:tab w:val="left" w:leader="dot" w:pos="9360"/>
-        </w:tabs>
-        <w:spacing w:before="120" w:after="0" w:line="240" w:lineRule="auto"/>
+        <w:spacing w:before="120" w:after="0" w:line="276" w:lineRule="auto"/>
         <w:jc w:val="center"/>
         <w:rPr>
           <w:rFonts w:ascii="Times New Roman" w:eastAsia="Calibri" w:hAnsi="Times New Roman" w:cs="Times New Roman"/>
-          <w:sz w:val="28"/>
-          <w:szCs w:val="28"/>
+          <w:bCs/>
+          <w:kern w:val="28"/>
+          <w:sz w:val="28"/>
+          <w:szCs w:val="32"/>
+          <w:lang w:eastAsia="x-none"/>
         </w:rPr>
       </w:pPr>
       <w:bookmarkStart w:id="5" w:name="_Hlk177941885"/>
       <w:bookmarkStart w:id="6" w:name="_Hlk177941696"/>
-      <w:r>
-        <w:rPr>
-          <w:rFonts w:ascii="Times New Roman" w:eastAsia="Times New Roman" w:hAnsi="Times New Roman" w:cs="Times New Roman"/>
-          <w:sz w:val="28"/>
-          <w:szCs w:val="28"/>
-        </w:rPr>
-        <w:lastRenderedPageBreak/>
-        <w:t>ĐĂNG KÝ THAY ĐỔI ĐỊA CHỈ TRỤ SỞ CHÍNH</w:t>
-      </w:r>
-      <w:r>
-        <w:rPr>
-          <w:rFonts w:ascii="Times New Roman" w:eastAsia="Calibri" w:hAnsi="Times New Roman" w:cs="Times New Roman"/>
-          <w:sz w:val="28"/>
-          <w:szCs w:val="28"/>
-        </w:rPr>
-        <w:t xml:space="preserve"> </w:t>
-      </w:r>
-    </w:p>
-    <w:p>
-      <w:pPr>
-        <w:tabs>
-          <w:tab w:val="left" w:leader="dot" w:pos="9360"/>
-        </w:tabs>
-        <w:spacing w:before="120" w:after="120" w:line="240" w:lineRule="auto"/>
-        <w:ind w:firstLine="720"/>
-        <w:jc w:val="both"/>
-        <w:rPr>
-          <w:rFonts w:ascii="Times New Roman" w:eastAsia="Calibri" w:hAnsi="Times New Roman" w:cs="Times New Roman"/>
-          <w:bCs/>
-          <w:sz w:val="28"/>
-          <w:szCs w:val="28"/>
-        </w:rPr>
-      </w:pPr>
-      <w:bookmarkStart w:id="7" w:name="_Hlk178553824"/>
-      <w:r>
-        <w:rPr>
-          <w:rFonts w:ascii="Times New Roman" w:eastAsia="Calibri" w:hAnsi="Times New Roman" w:cs="Times New Roman"/>
-          <w:bCs/>
-          <w:sz w:val="28"/>
-          <w:szCs w:val="28"/>
-        </w:rPr>
-        <w:t>Địa chỉ trụ sở chính sau khi thay đổi:</w:t>
-      </w:r>
-    </w:p>
-    <w:p>
-      <w:pPr>
-        <w:spacing w:after="120"/>
-        <w:ind w:firstLine="709"/>
-        <w:rPr>
-          <w:rFonts w:ascii="Times New Roman" w:eastAsia="Calibri" w:hAnsi="Times New Roman" w:cs="Times New Roman"/>
-          <w:sz w:val="28"/>
-          <w:szCs w:val="28"/>
-        </w:rPr>
-      </w:pPr>
-      <w:r>
-        <w:rPr>
-          <w:rFonts w:ascii="Times New Roman" w:eastAsia="Calibri" w:hAnsi="Times New Roman" w:cs="Times New Roman"/>
-          <w:spacing w:val="-8"/>
-          <w:sz w:val="28"/>
-          <w:szCs w:val="28"/>
-        </w:rPr>
-        <w:t>Số nhà/phòng, ngách/hẻm, ngõ/kiệt, đường/phố/đại lộ, tổ/xóm/ấp/thôn</w:t>
-      </w:r>
-      <w:r>
-        <w:rPr>
-          <w:rFonts w:ascii="Times New Roman" w:eastAsia="Calibri" w:hAnsi="Times New Roman" w:cs="Times New Roman"/>
-          <w:sz w:val="28"/>
-          <w:szCs w:val="28"/>
-        </w:rPr>
-        <w:t xml:space="preserve">: </w:t>
-      </w:r>
-      <w:r>
-        <w:rPr>
-          <w:rFonts w:ascii="Times New Roman" w:eastAsia="Calibri" w:hAnsi="Times New Roman" w:cs="Times New Roman"/>
-          <w:sz w:val="28"/>
-          <w:szCs w:val="28"/>
-        </w:rPr>
-        <w:t>Số 1018B, Đường ĐS06, KP. Hóa Nhựt</w:t>
-      </w:r>
-    </w:p>
-    <w:p>
-      <w:pPr>
-        <w:spacing w:after="120"/>
-        <w:ind w:firstLine="709"/>
-        <w:rPr>
-          <w:rFonts w:ascii="Times New Roman" w:eastAsia="Calibri" w:hAnsi="Times New Roman" w:cs="Times New Roman"/>
-          <w:sz w:val="28"/>
-          <w:szCs w:val="28"/>
-        </w:rPr>
-      </w:pPr>
-      <w:r>
-        <w:rPr>
-          <w:rFonts w:ascii="Times New Roman" w:eastAsia="Calibri" w:hAnsi="Times New Roman" w:cs="Times New Roman"/>
-          <w:sz w:val="28"/>
-          <w:szCs w:val="28"/>
-        </w:rPr>
-        <w:t xml:space="preserve">Xã/Phường/Đặc khu: </w:t>
-      </w:r>
-      <w:r>
-        <w:rPr>
-          <w:rFonts w:ascii="Times New Roman" w:eastAsia="Calibri" w:hAnsi="Times New Roman" w:cs="Times New Roman"/>
-          <w:sz w:val="28"/>
-          <w:szCs w:val="28"/>
-        </w:rPr>
-        <w:t>Phường Tân Khánh</w:t>
-      </w:r>
-    </w:p>
-    <w:p>
-      <w:pPr>
-        <w:spacing w:after="120"/>
-        <w:ind w:firstLine="709"/>
-        <w:rPr>
-          <w:rFonts w:ascii="Times New Roman" w:eastAsia="Calibri" w:hAnsi="Times New Roman" w:cs="Times New Roman"/>
-          <w:sz w:val="28"/>
-          <w:szCs w:val="28"/>
-        </w:rPr>
-      </w:pPr>
-      <w:r>
-        <w:rPr>
-          <w:rFonts w:ascii="Times New Roman" w:eastAsia="Calibri" w:hAnsi="Times New Roman" w:cs="Times New Roman"/>
-          <w:sz w:val="28"/>
-          <w:szCs w:val="28"/>
-        </w:rPr>
-        <w:t xml:space="preserve">Tỉnh/Thành phố trực thuộc trung ương: </w:t>
-      </w:r>
-      <w:r>
-        <w:rPr>
-          <w:rFonts w:ascii="Times New Roman" w:eastAsia="Calibri" w:hAnsi="Times New Roman" w:cs="Times New Roman"/>
-          <w:sz w:val="28"/>
-          <w:szCs w:val="28"/>
-        </w:rPr>
-        <w:t>Thành phố Hồ Chí Minh</w:t>
-      </w:r>
-    </w:p>
-    <w:p>
-      <w:pPr>
-        <w:tabs>
-          <w:tab w:val="left" w:leader="dot" w:pos="5760"/>
-          <w:tab w:val="left" w:leader="dot" w:pos="9072"/>
-        </w:tabs>
-        <w:spacing w:before="120" w:after="120" w:line="240" w:lineRule="auto"/>
-        <w:ind w:firstLine="720"/>
-        <w:jc w:val="both"/>
-        <w:rPr>
-          <w:rFonts w:ascii="Times New Roman" w:eastAsia="Calibri" w:hAnsi="Times New Roman" w:cs="Times New Roman"/>
-          <w:sz w:val="28"/>
-          <w:szCs w:val="28"/>
-        </w:rPr>
-      </w:pPr>
-      <w:r>
-        <w:rPr>
-          <w:rFonts w:ascii="Times New Roman" w:eastAsia="Calibri" w:hAnsi="Times New Roman" w:cs="Times New Roman"/>
-          <w:sz w:val="28"/>
-          <w:szCs w:val="28"/>
-        </w:rPr>
-        <w:t xml:space="preserve">Điện thoại: </w:t>
-      </w:r>
-      <w:r>
-        <w:rPr>
-          <w:rFonts w:ascii="Times New Roman" w:eastAsia="Calibri" w:hAnsi="Times New Roman" w:cs="Times New Roman"/>
-          <w:sz w:val="28"/>
-          <w:szCs w:val="28"/>
-        </w:rPr>
-        <w:t>0909781774</w:t>
-      </w:r>
-      <w:r>
-        <w:rPr>
-          <w:rFonts w:ascii="Times New Roman" w:eastAsia="Calibri" w:hAnsi="Times New Roman" w:cs="Times New Roman"/>
-          <w:sz w:val="28"/>
-          <w:szCs w:val="28"/>
-        </w:rPr>
-        <w:t xml:space="preserve"> </w:t>
-      </w:r>
-      <w:r>
-        <w:rPr>
-          <w:rFonts w:ascii="Times New Roman" w:eastAsia="Calibri" w:hAnsi="Times New Roman" w:cs="Times New Roman"/>
-          <w:sz w:val="28"/>
-          <w:szCs w:val="28"/>
-        </w:rPr>
-        <w:t>Số fax</w:t>
-      </w:r>
-      <w:r>
-        <w:rPr>
-          <w:rFonts w:ascii="Times New Roman" w:eastAsia="Times New Roman" w:hAnsi="Times New Roman" w:cs="Times New Roman"/>
-          <w:i/>
-          <w:sz w:val="28"/>
-          <w:szCs w:val="28"/>
-          <w:lang w:eastAsia="zh-CN"/>
-        </w:rPr>
-        <w:t xml:space="preserve"> </w:t>
-      </w:r>
-      <w:r>
-        <w:rPr>
-          <w:rFonts w:ascii="Times New Roman" w:eastAsia="Times New Roman" w:hAnsi="Times New Roman" w:cs="Times New Roman"/>
-          <w:sz w:val="28"/>
-          <w:szCs w:val="28"/>
-          <w:lang w:eastAsia="zh-CN"/>
-        </w:rPr>
-        <w:t>(</w:t>
-      </w:r>
-      <w:r>
-        <w:rPr>
-          <w:rFonts w:ascii="Times New Roman" w:eastAsia="Times New Roman" w:hAnsi="Times New Roman" w:cs="Times New Roman"/>
-          <w:i/>
-          <w:sz w:val="28"/>
-          <w:szCs w:val="28"/>
-          <w:lang w:eastAsia="zh-CN"/>
-        </w:rPr>
-        <w:t>nếu có</w:t>
-      </w:r>
-      <w:r>
-        <w:rPr>
-          <w:rFonts w:ascii="Times New Roman" w:eastAsia="Times New Roman" w:hAnsi="Times New Roman" w:cs="Times New Roman"/>
-          <w:sz w:val="28"/>
-          <w:szCs w:val="28"/>
-          <w:lang w:eastAsia="zh-CN"/>
-        </w:rPr>
-        <w:t>)</w:t>
-      </w:r>
-      <w:r>
-        <w:rPr>
-          <w:rFonts w:ascii="Times New Roman" w:eastAsia="Calibri" w:hAnsi="Times New Roman" w:cs="Times New Roman"/>
-          <w:sz w:val="28"/>
-          <w:szCs w:val="28"/>
-        </w:rPr>
-        <w:t xml:space="preserve">: </w:t>
-      </w:r>
-      <w:r>
-        <w:rPr>
-          <w:rFonts w:ascii="Times New Roman" w:eastAsia="Calibri" w:hAnsi="Times New Roman" w:cs="Times New Roman"/>
-          <w:sz w:val="28"/>
-          <w:szCs w:val="28"/>
-        </w:rPr>
-        <w:tab/>
-      </w:r>
-    </w:p>
-    <w:p>
-      <w:pPr>
-        <w:tabs>
-          <w:tab w:val="left" w:leader="dot" w:pos="5760"/>
-          <w:tab w:val="left" w:leader="dot" w:pos="9072"/>
-        </w:tabs>
-        <w:spacing w:before="120" w:after="120" w:line="240" w:lineRule="auto"/>
-        <w:ind w:firstLine="720"/>
-        <w:jc w:val="both"/>
-        <w:rPr>
-          <w:rFonts w:ascii="Times New Roman" w:eastAsia="Calibri" w:hAnsi="Times New Roman" w:cs="Times New Roman"/>
-          <w:sz w:val="28"/>
-          <w:szCs w:val="28"/>
-        </w:rPr>
-      </w:pPr>
-      <w:r>
-        <w:rPr>
-          <w:rFonts w:ascii="Times New Roman" w:eastAsia="Calibri" w:hAnsi="Times New Roman" w:cs="Times New Roman"/>
-          <w:noProof/>
-          <w:sz w:val="20"/>
-          <w:szCs w:val="20"/>
-        </w:rPr>
-        <mc:AlternateContent>
-          <mc:Choice Requires="wps">
-            <w:drawing>
-              <wp:anchor distT="0" distB="0" distL="114300" distR="114300" simplePos="0" relativeHeight="251696128" behindDoc="0" locked="0" layoutInCell="1" allowOverlap="1" wp14:anchorId="5775DEDD" wp14:editId="5FF3A098">
-                <wp:simplePos x="0" y="0"/>
-                <wp:positionH relativeFrom="column">
-                  <wp:posOffset>43815</wp:posOffset>
-                </wp:positionH>
-                <wp:positionV relativeFrom="paragraph">
-                  <wp:posOffset>227330</wp:posOffset>
-                </wp:positionV>
-                <wp:extent cx="268605" cy="241300"/>
-                <wp:effectExtent l="0" t="0" r="17145" b="25400"/>
-                <wp:wrapNone/>
-                <wp:docPr id="824" name="Rectangle 522"/>
-                <wp:cNvGraphicFramePr>
-                  <a:graphicFrameLocks xmlns:a="http://schemas.openxmlformats.org/drawingml/2006/main"/>
-                </wp:cNvGraphicFramePr>
-                <a:graphic xmlns:a="http://schemas.openxmlformats.org/drawingml/2006/main">
-                  <a:graphicData uri="http://schemas.microsoft.com/office/word/2010/wordprocessingShape">
-                    <wps:wsp>
-                      <wps:cNvSpPr>
-                        <a:spLocks noChangeArrowheads="1"/>
-                      </wps:cNvSpPr>
-                      <wps:spPr bwMode="auto">
-                        <a:xfrm>
-                          <a:off x="0" y="0"/>
-                          <a:ext cx="268605" cy="241300"/>
-                        </a:xfrm>
-                        <a:prstGeom prst="rect">
-                          <a:avLst/>
-                        </a:prstGeom>
-                        <a:solidFill>
-                          <a:srgbClr val="FFFFFF"/>
-                        </a:solidFill>
-                        <a:ln w="9525">
-                          <a:solidFill>
-                            <a:srgbClr val="000000"/>
-                          </a:solidFill>
-                          <a:miter lim="800000"/>
-                          <a:headEnd/>
-                          <a:tailEnd/>
-                        </a:ln>
-                      </wps:spPr>
-                      <wps:txbx>
-                        <w:txbxContent>
-                          <w:p>
-                            <w:pPr>
-                              <w:jc w:val="center"/>
-                            </w:pPr>
-                            <w:r>
-                              <w:t>x</w:t>
-                            </w:r>
-                          </w:p>
-                        </w:txbxContent>
-                      </wps:txbx>
-                      <wps:bodyPr rot="0" vert="horz" wrap="square" lIns="91440" tIns="45720" rIns="91440" bIns="45720" anchor="t" anchorCtr="0" upright="1">
-                        <a:noAutofit/>
-                      </wps:bodyPr>
-                    </wps:wsp>
-                  </a:graphicData>
-                </a:graphic>
-                <wp14:sizeRelH relativeFrom="page">
-                  <wp14:pctWidth>0</wp14:pctWidth>
-                </wp14:sizeRelH>
-                <wp14:sizeRelV relativeFrom="page">
-                  <wp14:pctHeight>0</wp14:pctHeight>
-                </wp14:sizeRelV>
-              </wp:anchor>
-            </w:drawing>
-          </mc:Choice>
-          <mc:Fallback>
-            <w:pict>
-              <v:rect w14:anchorId="5775DEDD" id="Rectangle 522" o:spid="_x0000_s1029" style="position:absolute;left:0;text-align:left;margin-left:3.45pt;margin-top:17.9pt;width:21.15pt;height:19pt;z-index:251696128;visibility:visible;mso-wrap-style:square;mso-width-percent:0;mso-height-percent:0;mso-wrap-distance-left:9pt;mso-wrap-distance-top:0;mso-wrap-distance-right:9pt;mso-wrap-distance-bottom:0;mso-position-horizontal:absolute;mso-position-horizontal-relative:text;mso-position-vertical:absolute;mso-position-vertical-relative:text;mso-width-percent:0;mso-height-percent:0;mso-width-relative:page;mso-height-relative:page;v-text-anchor:top" o:gfxdata="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">
-                <v:textbox>
-                  <w:txbxContent>
-                    <w:p>
-                      <w:pPr>
-                        <w:jc w:val="center"/>
-                      </w:pPr>
-                      <w:r>
-                        <w:t>x</w:t>
-                      </w:r>
-                    </w:p>
-                  </w:txbxContent>
-                </v:textbox>
-              </v:rect>
-            </w:pict>
-          </mc:Fallback>
-        </mc:AlternateContent>
-      </w:r>
-      <w:r>
-        <w:rPr>
-          <w:rFonts w:ascii="Times New Roman" w:eastAsia="Calibri" w:hAnsi="Times New Roman" w:cs="Times New Roman"/>
-          <w:sz w:val="28"/>
-          <w:szCs w:val="28"/>
-        </w:rPr>
-        <w:t>Thư điện tử</w:t>
-      </w:r>
-      <w:r>
-        <w:rPr>
-          <w:rFonts w:ascii="Times New Roman" w:eastAsia="Times New Roman" w:hAnsi="Times New Roman" w:cs="Times New Roman"/>
-          <w:i/>
-          <w:sz w:val="28"/>
-          <w:szCs w:val="28"/>
-          <w:lang w:eastAsia="zh-CN"/>
-        </w:rPr>
-        <w:t xml:space="preserve"> </w:t>
-      </w:r>
-      <w:r>
-        <w:rPr>
-          <w:rFonts w:ascii="Times New Roman" w:eastAsia="Times New Roman" w:hAnsi="Times New Roman" w:cs="Times New Roman"/>
-          <w:sz w:val="28"/>
-          <w:szCs w:val="28"/>
-          <w:lang w:eastAsia="zh-CN"/>
-        </w:rPr>
-        <w:t>(</w:t>
-      </w:r>
-      <w:r>
-        <w:rPr>
-          <w:rFonts w:ascii="Times New Roman" w:eastAsia="Times New Roman" w:hAnsi="Times New Roman" w:cs="Times New Roman"/>
-          <w:i/>
-          <w:sz w:val="28"/>
-          <w:szCs w:val="28"/>
-          <w:lang w:eastAsia="zh-CN"/>
-        </w:rPr>
-        <w:t>nếu có</w:t>
-      </w:r>
-      <w:r>
-        <w:rPr>
-          <w:rFonts w:ascii="Times New Roman" w:eastAsia="Times New Roman" w:hAnsi="Times New Roman" w:cs="Times New Roman"/>
-          <w:sz w:val="28"/>
-          <w:szCs w:val="28"/>
-          <w:lang w:eastAsia="zh-CN"/>
-        </w:rPr>
-        <w:t>)</w:t>
-      </w:r>
-      <w:r>
-        <w:rPr>
-          <w:rFonts w:ascii="Times New Roman" w:eastAsia="Calibri" w:hAnsi="Times New Roman" w:cs="Times New Roman"/>
-          <w:sz w:val="28"/>
-          <w:szCs w:val="28"/>
-        </w:rPr>
-        <w:t xml:space="preserve">: </w:t>
-      </w:r>
-      <w:r>
-        <w:rPr>
-          <w:rFonts w:ascii="Times New Roman" w:eastAsia="Calibri" w:hAnsi="Times New Roman" w:cs="Times New Roman"/>
-          <w:sz w:val="28"/>
-          <w:szCs w:val="28"/>
-        </w:rPr>
-        <w:tab/>
-        <w:t>Website</w:t>
-      </w:r>
-      <w:r>
-        <w:rPr>
-          <w:rFonts w:ascii="Times New Roman" w:eastAsia="Times New Roman" w:hAnsi="Times New Roman" w:cs="Times New Roman"/>
-          <w:i/>
-          <w:sz w:val="28"/>
-          <w:szCs w:val="28"/>
-          <w:lang w:eastAsia="zh-CN"/>
-        </w:rPr>
-        <w:t xml:space="preserve"> </w:t>
-      </w:r>
-      <w:r>
-        <w:rPr>
-          <w:rFonts w:ascii="Times New Roman" w:eastAsia="Times New Roman" w:hAnsi="Times New Roman" w:cs="Times New Roman"/>
-          <w:sz w:val="28"/>
-          <w:szCs w:val="28"/>
-          <w:lang w:eastAsia="zh-CN"/>
-        </w:rPr>
-        <w:t>(</w:t>
-      </w:r>
-      <w:r>
-        <w:rPr>
-          <w:rFonts w:ascii="Times New Roman" w:eastAsia="Times New Roman" w:hAnsi="Times New Roman" w:cs="Times New Roman"/>
-          <w:i/>
-          <w:sz w:val="28"/>
-          <w:szCs w:val="28"/>
-          <w:lang w:eastAsia="zh-CN"/>
-        </w:rPr>
-        <w:t>nếu có</w:t>
-      </w:r>
-      <w:r>
-        <w:rPr>
-          <w:rFonts w:ascii="Times New Roman" w:eastAsia="Times New Roman" w:hAnsi="Times New Roman" w:cs="Times New Roman"/>
-          <w:sz w:val="28"/>
-          <w:szCs w:val="28"/>
-          <w:lang w:eastAsia="zh-CN"/>
-        </w:rPr>
-        <w:t>)</w:t>
-      </w:r>
-      <w:r>
-        <w:rPr>
-          <w:rFonts w:ascii="Times New Roman" w:eastAsia="Calibri" w:hAnsi="Times New Roman" w:cs="Times New Roman"/>
-          <w:sz w:val="28"/>
-          <w:szCs w:val="28"/>
-        </w:rPr>
-        <w:t xml:space="preserve">: </w:t>
-      </w:r>
-      <w:r>
-        <w:rPr>
-          <w:rFonts w:ascii="Times New Roman" w:eastAsia="Calibri" w:hAnsi="Times New Roman" w:cs="Times New Roman"/>
-          <w:sz w:val="28"/>
-          <w:szCs w:val="28"/>
-        </w:rPr>
-        <w:tab/>
-      </w:r>
-      <w:bookmarkEnd w:id="7"/>
-    </w:p>
-    <w:p>
-      <w:pPr>
-        <w:spacing w:before="120" w:after="120" w:line="240" w:lineRule="auto"/>
-        <w:ind w:firstLine="709"/>
-        <w:jc w:val="both"/>
-        <w:rPr>
-          <w:rFonts w:ascii="Times New Roman" w:eastAsia="Times New Roman" w:hAnsi="Times New Roman" w:cs="Times New Roman"/>
-          <w:i/>
-          <w:sz w:val="28"/>
-          <w:szCs w:val="28"/>
-        </w:rPr>
-      </w:pPr>
-      <w:r>
-        <w:rPr>
-          <w:rFonts w:ascii="Times New Roman" w:eastAsia="Times New Roman" w:hAnsi="Times New Roman" w:cs="Times New Roman"/>
-          <w:sz w:val="28"/>
-          <w:szCs w:val="28"/>
-        </w:rPr>
-        <w:t>Đồng thời thay đổi địa chỉ nhận thông báo thuế (</w:t>
-      </w:r>
-      <w:r>
-        <w:rPr>
-          <w:rFonts w:ascii="Times New Roman" w:eastAsia="Times New Roman" w:hAnsi="Times New Roman" w:cs="Times New Roman"/>
-          <w:i/>
-          <w:sz w:val="28"/>
-          <w:szCs w:val="28"/>
-        </w:rPr>
-        <w:t>Đánh dấu X vào ô vuông nếu doanh nghiệp thay đổi địa chỉ nhận thông báo thuế tương ứng với địa chỉ trụ sở chính</w:t>
-      </w:r>
-      <w:r>
-        <w:rPr>
-          <w:rFonts w:ascii="Times New Roman" w:eastAsia="Times New Roman" w:hAnsi="Times New Roman" w:cs="Times New Roman"/>
-          <w:sz w:val="28"/>
-          <w:szCs w:val="28"/>
-        </w:rPr>
-        <w:t>)</w:t>
-      </w:r>
-      <w:r>
-        <w:rPr>
-          <w:rFonts w:ascii="Times New Roman" w:eastAsia="Times New Roman" w:hAnsi="Times New Roman" w:cs="Times New Roman"/>
-          <w:i/>
-          <w:sz w:val="28"/>
-          <w:szCs w:val="28"/>
-        </w:rPr>
-        <w:t>.</w:t>
-      </w:r>
-    </w:p>
-    <w:p>
-      <w:pPr>
-        <w:spacing w:before="120" w:after="0" w:line="240" w:lineRule="auto"/>
-        <w:ind w:firstLine="567"/>
-        <w:jc w:val="both"/>
-        <w:rPr>
-          <w:rFonts w:ascii="Times New Roman" w:eastAsia="Times New Roman" w:hAnsi="Times New Roman" w:cs="Times New Roman"/>
-          <w:spacing w:val="-4"/>
-          <w:sz w:val="28"/>
-          <w:szCs w:val="28"/>
-          <w:lang w:val="fr-FR"/>
-        </w:rPr>
-      </w:pPr>
-      <w:r>
-        <w:rPr>
-          <w:rFonts w:ascii="Times New Roman" w:eastAsia="Times New Roman" w:hAnsi="Times New Roman" w:cs="Times New Roman"/>
-          <w:spacing w:val="-4"/>
-          <w:sz w:val="28"/>
-          <w:szCs w:val="28"/>
-          <w:lang w:val="fr-FR"/>
-        </w:rPr>
-        <w:t>- Doanh nghiệp nằm trong (</w:t>
-      </w:r>
-      <w:r>
-        <w:rPr>
-          <w:rFonts w:ascii="Times New Roman" w:eastAsia="Times New Roman" w:hAnsi="Times New Roman" w:cs="Times New Roman"/>
-          <w:i/>
-          <w:spacing w:val="-4"/>
-          <w:sz w:val="28"/>
-          <w:szCs w:val="28"/>
-          <w:lang w:val="fr-FR"/>
-        </w:rPr>
-        <w:t>Doanh nghiệp phải đánh dấu X vào ô vuông tương ứng với khu công nghệ cao nếu nộp hồ sơ tới Ban quản lý khu công nghệ cao)</w:t>
-      </w:r>
-      <w:r>
-        <w:rPr>
-          <w:rFonts w:ascii="Times New Roman" w:eastAsia="Times New Roman" w:hAnsi="Times New Roman" w:cs="Times New Roman"/>
-          <w:spacing w:val="-4"/>
-          <w:sz w:val="28"/>
-          <w:szCs w:val="28"/>
-          <w:lang w:val="fr-FR"/>
-        </w:rPr>
-        <w:t>:</w:t>
-      </w:r>
-    </w:p>
-    <w:tbl>
-      <w:tblPr>
-        <w:tblW w:w="0" w:type="auto"/>
-        <w:jc w:val="center"/>
-        <w:tblLook w:val="04A0" w:firstRow="1" w:lastRow="0" w:firstColumn="1" w:lastColumn="0" w:noHBand="0" w:noVBand="1"/>
-      </w:tblPr>
-      <w:tblGrid>
-        <w:gridCol w:w="3359"/>
-        <w:gridCol w:w="1939"/>
-      </w:tblGrid>
-      <w:tr>
-        <w:trPr>
-          <w:jc w:val="center"/>
-        </w:trPr>
-        <w:tc>
-          <w:tcPr>
-            <w:tcW w:w="3359" w:type="dxa"/>
-            <w:shd w:val="clear" w:color="auto" w:fill="auto"/>
-          </w:tcPr>
-          <w:p>
-            <w:pPr>
-              <w:spacing w:before="120" w:after="0" w:line="240" w:lineRule="auto"/>
-              <w:jc w:val="both"/>
-              <w:rPr>
-                <w:rFonts w:ascii="Times New Roman" w:eastAsia="Times New Roman" w:hAnsi="Times New Roman" w:cs="Times New Roman"/>
-                <w:spacing w:val="-4"/>
-                <w:sz w:val="28"/>
-                <w:szCs w:val="28"/>
-                <w:lang w:val="fr-FR"/>
-              </w:rPr>
-            </w:pPr>
-            <w:r>
-              <w:rPr>
-                <w:rFonts w:ascii="Times New Roman" w:eastAsia="Times New Roman" w:hAnsi="Times New Roman" w:cs="Times New Roman"/>
-                <w:spacing w:val="-4"/>
-                <w:sz w:val="28"/>
-                <w:szCs w:val="28"/>
-                <w:lang w:val="fr-FR"/>
-              </w:rPr>
-              <w:t>Khu công nghiệp</w:t>
-            </w:r>
-          </w:p>
-        </w:tc>
-        <w:tc>
-          <w:tcPr>
-            <w:tcW w:w="1939" w:type="dxa"/>
-            <w:shd w:val="clear" w:color="auto" w:fill="auto"/>
-          </w:tcPr>
-          <w:p>
-            <w:pPr>
-              <w:spacing w:before="120" w:after="0" w:line="240" w:lineRule="auto"/>
-              <w:jc w:val="both"/>
-              <w:rPr>
-                <w:rFonts w:ascii="Times New Roman" w:eastAsia="Times New Roman" w:hAnsi="Times New Roman" w:cs="Times New Roman"/>
-                <w:spacing w:val="-4"/>
-                <w:sz w:val="28"/>
-                <w:szCs w:val="28"/>
-                <w:lang w:val="fr-FR"/>
-              </w:rPr>
-            </w:pPr>
-            <w:r>
-              <w:rPr>
-                <w:rFonts w:ascii="Times New Roman" w:eastAsia="Times New Roman" w:hAnsi="Times New Roman" w:cs="Times New Roman"/>
-                <w:noProof/>
-                <w:spacing w:val="-4"/>
-                <w:sz w:val="28"/>
-                <w:szCs w:val="28"/>
-              </w:rPr>
-              <mc:AlternateContent>
-                <mc:Choice Requires="wps">
-                  <w:drawing>
-                    <wp:anchor distT="45720" distB="45720" distL="114300" distR="114300" simplePos="0" relativeHeight="251697152" behindDoc="0" locked="0" layoutInCell="1" allowOverlap="1" wp14:anchorId="2064DF08" wp14:editId="58CCFA64">
-                      <wp:simplePos x="0" y="0"/>
-                      <wp:positionH relativeFrom="column">
-                        <wp:posOffset>145415</wp:posOffset>
-                      </wp:positionH>
-                      <wp:positionV relativeFrom="paragraph">
-                        <wp:posOffset>32385</wp:posOffset>
-                      </wp:positionV>
-                      <wp:extent cx="290830" cy="226060"/>
-                      <wp:effectExtent l="0" t="0" r="0" b="2540"/>
-                      <wp:wrapNone/>
-                      <wp:docPr id="649744420" name="Text Box 2"/>
-                      <wp:cNvGraphicFramePr>
-                        <a:graphicFrameLocks xmlns:a="http://schemas.openxmlformats.org/drawingml/2006/main"/>
-                      </wp:cNvGraphicFramePr>
-                      <a:graphic xmlns:a="http://schemas.openxmlformats.org/drawingml/2006/main">
-                        <a:graphicData uri="http://schemas.microsoft.com/office/word/2010/wordprocessingShape">
-                          <wps:wsp>
-                            <wps:cNvSpPr txBox="1">
-                              <a:spLocks noChangeArrowheads="1"/>
-                            </wps:cNvSpPr>
-                            <wps:spPr bwMode="auto">
-                              <a:xfrm>
-                                <a:off x="0" y="0"/>
-                                <a:ext cx="290830" cy="226060"/>
-                              </a:xfrm>
-                              <a:prstGeom prst="rect">
-                                <a:avLst/>
-                              </a:prstGeom>
-                              <a:solidFill>
-                                <a:srgbClr val="FFFFFF"/>
-                              </a:solidFill>
-                              <a:ln w="9525">
-                                <a:solidFill>
-                                  <a:srgbClr val="000000"/>
-                                </a:solidFill>
-                                <a:miter lim="800000"/>
-                                <a:headEnd/>
-                                <a:tailEnd/>
-                              </a:ln>
-                            </wps:spPr>
-                            <wps:txbx>
-                              <w:txbxContent>
-                                <w:p/>
-                              </w:txbxContent>
-                            </wps:txbx>
-                            <wps:bodyPr rot="0" vert="horz" wrap="square" lIns="91440" tIns="45720" rIns="91440" bIns="45720" anchor="t" anchorCtr="0" upright="1">
-                              <a:noAutofit/>
-                            </wps:bodyPr>
-                          </wps:wsp>
-                        </a:graphicData>
-                      </a:graphic>
-                      <wp14:sizeRelH relativeFrom="margin">
-                        <wp14:pctWidth>0</wp14:pctWidth>
-                      </wp14:sizeRelH>
-                      <wp14:sizeRelV relativeFrom="margin">
-                        <wp14:pctHeight>0</wp14:pctHeight>
-                      </wp14:sizeRelV>
-                    </wp:anchor>
-                  </w:drawing>
-                </mc:Choice>
-                <mc:Fallback>
-                  <w:pict>
-                    <v:shape w14:anchorId="2064DF08" id="Text Box 2" o:spid="_x0000_s1030" type="#_x0000_t202" style="position:absolute;left:0;text-align:left;margin-left:11.45pt;margin-top:2.55pt;width:22.9pt;height:17.8pt;z-index:251697152;visibility:visible;mso-wrap-style:square;mso-width-percent:0;mso-height-percent:0;mso-wrap-distance-left:9pt;mso-wrap-distance-top:3.6pt;mso-wrap-distance-right:9pt;mso-wrap-distance-bottom:3.6pt;mso-position-horizontal:absolute;mso-position-horizontal-relative:text;mso-position-vertical:absolute;mso-position-vertical-relative:text;mso-width-percent:0;mso-height-percent:0;mso-width-relative:margin;mso-height-relative:margin;v-text-anchor:top" o:gfxdata="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">
-                      <v:textbox>
-                        <w:txbxContent>
-                          <w:p/>
-                        </w:txbxContent>
-                      </v:textbox>
-                    </v:shape>
-                  </w:pict>
-                </mc:Fallback>
-              </mc:AlternateContent>
-            </w:r>
-          </w:p>
-        </w:tc>
-      </w:tr>
-      <w:tr>
-        <w:trPr>
-          <w:jc w:val="center"/>
-        </w:trPr>
-        <w:tc>
-          <w:tcPr>
-            <w:tcW w:w="3359" w:type="dxa"/>
-            <w:shd w:val="clear" w:color="auto" w:fill="auto"/>
-          </w:tcPr>
-          <w:p>
-            <w:pPr>
-              <w:spacing w:before="120" w:after="0" w:line="240" w:lineRule="auto"/>
-              <w:jc w:val="both"/>
-              <w:rPr>
-                <w:rFonts w:ascii="Times New Roman" w:eastAsia="Times New Roman" w:hAnsi="Times New Roman" w:cs="Times New Roman"/>
-                <w:spacing w:val="-4"/>
-                <w:sz w:val="28"/>
-                <w:szCs w:val="28"/>
-                <w:lang w:val="fr-FR"/>
-              </w:rPr>
-            </w:pPr>
-            <w:r>
-              <w:rPr>
-                <w:rFonts w:ascii="Times New Roman" w:eastAsia="Times New Roman" w:hAnsi="Times New Roman" w:cs="Times New Roman"/>
-                <w:spacing w:val="-4"/>
-                <w:sz w:val="28"/>
-                <w:szCs w:val="28"/>
-                <w:lang w:val="fr-FR"/>
-              </w:rPr>
-              <w:t>Khu chế xuất</w:t>
-            </w:r>
-          </w:p>
-        </w:tc>
-        <w:tc>
-          <w:tcPr>
-            <w:tcW w:w="1939" w:type="dxa"/>
-            <w:shd w:val="clear" w:color="auto" w:fill="auto"/>
-          </w:tcPr>
-          <w:p>
-            <w:pPr>
-              <w:spacing w:before="120" w:after="0" w:line="240" w:lineRule="auto"/>
-              <w:jc w:val="both"/>
-              <w:rPr>
-                <w:rFonts w:ascii="Times New Roman" w:eastAsia="Times New Roman" w:hAnsi="Times New Roman" w:cs="Times New Roman"/>
-                <w:spacing w:val="-4"/>
-                <w:sz w:val="28"/>
-                <w:szCs w:val="28"/>
-                <w:lang w:val="fr-FR"/>
-              </w:rPr>
-            </w:pPr>
-            <w:r>
-              <w:rPr>
-                <w:rFonts w:ascii="Times New Roman" w:eastAsia="Times New Roman" w:hAnsi="Times New Roman" w:cs="Times New Roman"/>
-                <w:noProof/>
-                <w:spacing w:val="-4"/>
-                <w:sz w:val="28"/>
-                <w:szCs w:val="28"/>
-              </w:rPr>
-              <mc:AlternateContent>
-                <mc:Choice Requires="wps">
-                  <w:drawing>
-                    <wp:anchor distT="45720" distB="45720" distL="114300" distR="114300" simplePos="0" relativeHeight="251698176" behindDoc="0" locked="0" layoutInCell="1" allowOverlap="1" wp14:anchorId="4AAEA8EB" wp14:editId="29930A00">
-                      <wp:simplePos x="0" y="0"/>
-                      <wp:positionH relativeFrom="column">
-                        <wp:posOffset>145415</wp:posOffset>
-                      </wp:positionH>
-                      <wp:positionV relativeFrom="paragraph">
-                        <wp:posOffset>31115</wp:posOffset>
-                      </wp:positionV>
-                      <wp:extent cx="290830" cy="226060"/>
-                      <wp:effectExtent l="0" t="0" r="0" b="2540"/>
-                      <wp:wrapNone/>
-                      <wp:docPr id="989234175" name="Text Box 2"/>
-                      <wp:cNvGraphicFramePr>
-                        <a:graphicFrameLocks xmlns:a="http://schemas.openxmlformats.org/drawingml/2006/main"/>
-                      </wp:cNvGraphicFramePr>
-                      <a:graphic xmlns:a="http://schemas.openxmlformats.org/drawingml/2006/main">
-                        <a:graphicData uri="http://schemas.microsoft.com/office/word/2010/wordprocessingShape">
-                          <wps:wsp>
-                            <wps:cNvSpPr txBox="1">
-                              <a:spLocks noChangeArrowheads="1"/>
-                            </wps:cNvSpPr>
-                            <wps:spPr bwMode="auto">
-                              <a:xfrm>
-                                <a:off x="0" y="0"/>
-                                <a:ext cx="290830" cy="226060"/>
-                              </a:xfrm>
-                              <a:prstGeom prst="rect">
-                                <a:avLst/>
-                              </a:prstGeom>
-                              <a:solidFill>
-                                <a:srgbClr val="FFFFFF"/>
-                              </a:solidFill>
-                              <a:ln w="9525">
-                                <a:solidFill>
-                                  <a:srgbClr val="000000"/>
-                                </a:solidFill>
-                                <a:miter lim="800000"/>
-                                <a:headEnd/>
-                                <a:tailEnd/>
-                              </a:ln>
-                            </wps:spPr>
-                            <wps:txbx>
-                              <w:txbxContent>
-                                <w:p/>
-                              </w:txbxContent>
-                            </wps:txbx>
-                            <wps:bodyPr rot="0" vert="horz" wrap="square" lIns="91440" tIns="45720" rIns="91440" bIns="45720" anchor="t" anchorCtr="0" upright="1">
-                              <a:noAutofit/>
-                            </wps:bodyPr>
-                          </wps:wsp>
-                        </a:graphicData>
-                      </a:graphic>
-                      <wp14:sizeRelH relativeFrom="margin">
-                        <wp14:pctWidth>0</wp14:pctWidth>
-                      </wp14:sizeRelH>
-                      <wp14:sizeRelV relativeFrom="margin">
-                        <wp14:pctHeight>0</wp14:pctHeight>
-                      </wp14:sizeRelV>
-                    </wp:anchor>
-                  </w:drawing>
-                </mc:Choice>
-                <mc:Fallback>
-                  <w:pict>
-                    <v:shape w14:anchorId="4AAEA8EB" id="_x0000_s1031" type="#_x0000_t202" style="position:absolute;left:0;text-align:left;margin-left:11.45pt;margin-top:2.45pt;width:22.9pt;height:17.8pt;z-index:251698176;visibility:visible;mso-wrap-style:square;mso-width-percent:0;mso-height-percent:0;mso-wrap-distance-left:9pt;mso-wrap-distance-top:3.6pt;mso-wrap-distance-right:9pt;mso-wrap-distance-bottom:3.6pt;mso-position-horizontal:absolute;mso-position-horizontal-relative:text;mso-position-vertical:absolute;mso-position-vertical-relative:text;mso-width-percent:0;mso-height-percent:0;mso-width-relative:margin;mso-height-relative:margin;v-text-anchor:top" o:gfxdata="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">
-                      <v:textbox>
-                        <w:txbxContent>
-                          <w:p/>
-                        </w:txbxContent>
-                      </v:textbox>
-                    </v:shape>
-                  </w:pict>
-                </mc:Fallback>
-              </mc:AlternateContent>
-            </w:r>
-          </w:p>
-        </w:tc>
-      </w:tr>
-      <w:tr>
-        <w:trPr>
-          <w:jc w:val="center"/>
-        </w:trPr>
-        <w:tc>
-          <w:tcPr>
-            <w:tcW w:w="3359" w:type="dxa"/>
-            <w:shd w:val="clear" w:color="auto" w:fill="auto"/>
-          </w:tcPr>
-          <w:p>
-            <w:pPr>
-              <w:spacing w:before="120" w:after="0" w:line="240" w:lineRule="auto"/>
-              <w:jc w:val="both"/>
-              <w:rPr>
-                <w:rFonts w:ascii="Times New Roman" w:eastAsia="Times New Roman" w:hAnsi="Times New Roman" w:cs="Times New Roman"/>
-                <w:spacing w:val="-4"/>
-                <w:sz w:val="28"/>
-                <w:szCs w:val="28"/>
-                <w:lang w:val="fr-FR"/>
-              </w:rPr>
-            </w:pPr>
-            <w:r>
-              <w:rPr>
-                <w:rFonts w:ascii="Times New Roman" w:eastAsia="Times New Roman" w:hAnsi="Times New Roman" w:cs="Times New Roman"/>
-                <w:spacing w:val="-4"/>
-                <w:sz w:val="28"/>
-                <w:szCs w:val="28"/>
-                <w:lang w:val="fr-FR"/>
-              </w:rPr>
-              <w:t>Khu kinh tế</w:t>
-            </w:r>
-          </w:p>
-        </w:tc>
-        <w:tc>
-          <w:tcPr>
-            <w:tcW w:w="1939" w:type="dxa"/>
-            <w:shd w:val="clear" w:color="auto" w:fill="auto"/>
-          </w:tcPr>
-          <w:p>
-            <w:pPr>
-              <w:spacing w:before="120" w:after="0" w:line="240" w:lineRule="auto"/>
-              <w:jc w:val="both"/>
-              <w:rPr>
-                <w:rFonts w:ascii="Times New Roman" w:eastAsia="Times New Roman" w:hAnsi="Times New Roman" w:cs="Times New Roman"/>
-                <w:spacing w:val="-4"/>
-                <w:sz w:val="28"/>
-                <w:szCs w:val="28"/>
-                <w:lang w:val="fr-FR"/>
-              </w:rPr>
-            </w:pPr>
-            <w:r>
-              <w:rPr>
-                <w:rFonts w:ascii="Times New Roman" w:eastAsia="Times New Roman" w:hAnsi="Times New Roman" w:cs="Times New Roman"/>
-                <w:noProof/>
-                <w:spacing w:val="-4"/>
-                <w:sz w:val="28"/>
-                <w:szCs w:val="28"/>
-              </w:rPr>
-              <mc:AlternateContent>
-                <mc:Choice Requires="wps">
-                  <w:drawing>
-                    <wp:anchor distT="45720" distB="45720" distL="114300" distR="114300" simplePos="0" relativeHeight="251699200" behindDoc="0" locked="0" layoutInCell="1" allowOverlap="1" wp14:anchorId="08F3788C" wp14:editId="7F643E77">
-                      <wp:simplePos x="0" y="0"/>
-                      <wp:positionH relativeFrom="column">
-                        <wp:posOffset>145415</wp:posOffset>
-                      </wp:positionH>
-                      <wp:positionV relativeFrom="paragraph">
-                        <wp:posOffset>29845</wp:posOffset>
-                      </wp:positionV>
-                      <wp:extent cx="290830" cy="226060"/>
-                      <wp:effectExtent l="0" t="0" r="0" b="2540"/>
-                      <wp:wrapNone/>
-                      <wp:docPr id="338504890" name="Text Box 2"/>
-                      <wp:cNvGraphicFramePr>
-                        <a:graphicFrameLocks xmlns:a="http://schemas.openxmlformats.org/drawingml/2006/main"/>
-                      </wp:cNvGraphicFramePr>
-                      <a:graphic xmlns:a="http://schemas.openxmlformats.org/drawingml/2006/main">
-                        <a:graphicData uri="http://schemas.microsoft.com/office/word/2010/wordprocessingShape">
-                          <wps:wsp>
-                            <wps:cNvSpPr txBox="1">
-                              <a:spLocks noChangeArrowheads="1"/>
-                            </wps:cNvSpPr>
-                            <wps:spPr bwMode="auto">
-                              <a:xfrm>
-                                <a:off x="0" y="0"/>
-                                <a:ext cx="290830" cy="226060"/>
-                              </a:xfrm>
-                              <a:prstGeom prst="rect">
-                                <a:avLst/>
-                              </a:prstGeom>
-                              <a:solidFill>
-                                <a:srgbClr val="FFFFFF"/>
-                              </a:solidFill>
-                              <a:ln w="9525">
-                                <a:solidFill>
-                                  <a:srgbClr val="000000"/>
-                                </a:solidFill>
-                                <a:miter lim="800000"/>
-                                <a:headEnd/>
-                                <a:tailEnd/>
-                              </a:ln>
-                            </wps:spPr>
-                            <wps:txbx>
-                              <w:txbxContent>
-                                <w:p/>
-                              </w:txbxContent>
-                            </wps:txbx>
-                            <wps:bodyPr rot="0" vert="horz" wrap="square" lIns="91440" tIns="45720" rIns="91440" bIns="45720" anchor="t" anchorCtr="0" upright="1">
-                              <a:noAutofit/>
-                            </wps:bodyPr>
-                          </wps:wsp>
-                        </a:graphicData>
-                      </a:graphic>
-                      <wp14:sizeRelH relativeFrom="margin">
-                        <wp14:pctWidth>0</wp14:pctWidth>
-                      </wp14:sizeRelH>
-                      <wp14:sizeRelV relativeFrom="margin">
-                        <wp14:pctHeight>0</wp14:pctHeight>
-                      </wp14:sizeRelV>
-                    </wp:anchor>
-                  </w:drawing>
-                </mc:Choice>
-                <mc:Fallback>
-                  <w:pict>
-                    <v:shape w14:anchorId="08F3788C" id="_x0000_s1032" type="#_x0000_t202" style="position:absolute;left:0;text-align:left;margin-left:11.45pt;margin-top:2.35pt;width:22.9pt;height:17.8pt;z-index:251699200;visibility:visible;mso-wrap-style:square;mso-width-percent:0;mso-height-percent:0;mso-wrap-distance-left:9pt;mso-wrap-distance-top:3.6pt;mso-wrap-distance-right:9pt;mso-wrap-distance-bottom:3.6pt;mso-position-horizontal:absolute;mso-position-horizontal-relative:text;mso-position-vertical:absolute;mso-position-vertical-relative:text;mso-width-percent:0;mso-height-percent:0;mso-width-relative:margin;mso-height-relative:margin;v-text-anchor:top" o:gfxdata="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">
-                      <v:textbox>
-                        <w:txbxContent>
-                          <w:p/>
-                        </w:txbxContent>
-                      </v:textbox>
-                    </v:shape>
-                  </w:pict>
-                </mc:Fallback>
-              </mc:AlternateContent>
-            </w:r>
-          </w:p>
-        </w:tc>
-      </w:tr>
-      <w:tr>
-        <w:trPr>
-          <w:jc w:val="center"/>
-        </w:trPr>
-        <w:tc>
-          <w:tcPr>
-            <w:tcW w:w="3359" w:type="dxa"/>
-            <w:shd w:val="clear" w:color="auto" w:fill="auto"/>
-          </w:tcPr>
-          <w:p>
-            <w:pPr>
-              <w:spacing w:before="120" w:after="120" w:line="240" w:lineRule="auto"/>
-              <w:jc w:val="both"/>
-              <w:rPr>
-                <w:rFonts w:ascii="Times New Roman" w:eastAsia="Times New Roman" w:hAnsi="Times New Roman" w:cs="Times New Roman"/>
-                <w:spacing w:val="-4"/>
-                <w:sz w:val="28"/>
-                <w:szCs w:val="28"/>
-                <w:lang w:val="fr-FR"/>
-              </w:rPr>
-            </w:pPr>
-            <w:r>
-              <w:rPr>
-                <w:rFonts w:ascii="Times New Roman" w:eastAsia="Times New Roman" w:hAnsi="Times New Roman" w:cs="Times New Roman"/>
-                <w:spacing w:val="-4"/>
-                <w:sz w:val="28"/>
-                <w:szCs w:val="28"/>
-                <w:lang w:val="fr-FR"/>
-              </w:rPr>
-              <w:t>Khu công nghệ cao</w:t>
-            </w:r>
-          </w:p>
-        </w:tc>
-        <w:tc>
-          <w:tcPr>
-            <w:tcW w:w="1939" w:type="dxa"/>
-            <w:shd w:val="clear" w:color="auto" w:fill="auto"/>
-          </w:tcPr>
-          <w:p>
-            <w:pPr>
-              <w:spacing w:before="120" w:after="0" w:line="240" w:lineRule="auto"/>
-              <w:jc w:val="both"/>
-              <w:rPr>
-                <w:rFonts w:ascii="Times New Roman" w:eastAsia="Times New Roman" w:hAnsi="Times New Roman" w:cs="Times New Roman"/>
-                <w:spacing w:val="-4"/>
-                <w:sz w:val="28"/>
-                <w:szCs w:val="28"/>
-                <w:lang w:val="fr-FR"/>
-              </w:rPr>
-            </w:pPr>
-            <w:r>
-              <w:rPr>
-                <w:rFonts w:ascii="Times New Roman" w:eastAsia="Times New Roman" w:hAnsi="Times New Roman" w:cs="Times New Roman"/>
-                <w:noProof/>
-                <w:spacing w:val="-4"/>
-                <w:sz w:val="28"/>
-                <w:szCs w:val="28"/>
-              </w:rPr>
-              <mc:AlternateContent>
-                <mc:Choice Requires="wps">
-                  <w:drawing>
-                    <wp:anchor distT="45720" distB="45720" distL="114300" distR="114300" simplePos="0" relativeHeight="251700224" behindDoc="0" locked="0" layoutInCell="1" allowOverlap="1" wp14:anchorId="43BD507E" wp14:editId="50C5D5F4">
-                      <wp:simplePos x="0" y="0"/>
-                      <wp:positionH relativeFrom="column">
-                        <wp:posOffset>145415</wp:posOffset>
-                      </wp:positionH>
-                      <wp:positionV relativeFrom="paragraph">
-                        <wp:posOffset>28575</wp:posOffset>
-                      </wp:positionV>
-                      <wp:extent cx="290830" cy="226060"/>
-                      <wp:effectExtent l="0" t="0" r="0" b="2540"/>
-                      <wp:wrapNone/>
-                      <wp:docPr id="895042439" name="Text Box 2"/>
-                      <wp:cNvGraphicFramePr>
-                        <a:graphicFrameLocks xmlns:a="http://schemas.openxmlformats.org/drawingml/2006/main"/>
-                      </wp:cNvGraphicFramePr>
-                      <a:graphic xmlns:a="http://schemas.openxmlformats.org/drawingml/2006/main">
-                        <a:graphicData uri="http://schemas.microsoft.com/office/word/2010/wordprocessingShape">
-                          <wps:wsp>
-                            <wps:cNvSpPr txBox="1">
-                              <a:spLocks noChangeArrowheads="1"/>
-                            </wps:cNvSpPr>
-                            <wps:spPr bwMode="auto">
-                              <a:xfrm>
-                                <a:off x="0" y="0"/>
-                                <a:ext cx="290830" cy="226060"/>
-                              </a:xfrm>
-                              <a:prstGeom prst="rect">
-                                <a:avLst/>
-                              </a:prstGeom>
-                              <a:solidFill>
-                                <a:srgbClr val="FFFFFF"/>
-                              </a:solidFill>
-                              <a:ln w="9525">
-                                <a:solidFill>
-                                  <a:srgbClr val="000000"/>
-                                </a:solidFill>
-                                <a:miter lim="800000"/>
-                                <a:headEnd/>
-                                <a:tailEnd/>
-                              </a:ln>
-                            </wps:spPr>
-                            <wps:txbx>
-                              <w:txbxContent>
-                                <w:p/>
-                              </w:txbxContent>
-                            </wps:txbx>
-                            <wps:bodyPr rot="0" vert="horz" wrap="square" lIns="91440" tIns="45720" rIns="91440" bIns="45720" anchor="t" anchorCtr="0" upright="1">
-                              <a:noAutofit/>
-                            </wps:bodyPr>
-                          </wps:wsp>
-                        </a:graphicData>
-                      </a:graphic>
-                      <wp14:sizeRelH relativeFrom="margin">
-                        <wp14:pctWidth>0</wp14:pctWidth>
-                      </wp14:sizeRelH>
-                      <wp14:sizeRelV relativeFrom="margin">
-                        <wp14:pctHeight>0</wp14:pctHeight>
-                      </wp14:sizeRelV>
-                    </wp:anchor>
-                  </w:drawing>
-                </mc:Choice>
-                <mc:Fallback>
-                  <w:pict>
-                    <v:shape w14:anchorId="43BD507E" id="_x0000_s1033" type="#_x0000_t202" style="position:absolute;left:0;text-align:left;margin-left:11.45pt;margin-top:2.25pt;width:22.9pt;height:17.8pt;z-index:251700224;visibility:visible;mso-wrap-style:square;mso-width-percent:0;mso-height-percent:0;mso-wrap-distance-left:9pt;mso-wrap-distance-top:3.6pt;mso-wrap-distance-right:9pt;mso-wrap-distance-bottom:3.6pt;mso-position-horizontal:absolute;mso-position-horizontal-relative:text;mso-position-vertical:absolute;mso-position-vertical-relative:text;mso-width-percent:0;mso-height-percent:0;mso-width-relative:margin;mso-height-relative:margin;v-text-anchor:top" o:gfxdata="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">
-                      <v:textbox>
-                        <w:txbxContent>
-                          <w:p/>
-                        </w:txbxContent>
-                      </v:textbox>
-                    </v:shape>
-                  </w:pict>
-                </mc:Fallback>
-              </mc:AlternateContent>
-            </w:r>
-          </w:p>
-        </w:tc>
-      </w:tr>
-    </w:tbl>
-    <w:p>
-      <w:pPr>
-        <w:tabs>
-          <w:tab w:val="left" w:leader="dot" w:pos="9072"/>
-        </w:tabs>
-        <w:suppressAutoHyphens/>
-        <w:spacing w:before="120" w:after="120" w:line="240" w:lineRule="auto"/>
-        <w:ind w:firstLine="709"/>
-        <w:jc w:val="both"/>
-        <w:rPr>
-          <w:rFonts w:ascii="Times New Roman" w:eastAsia="Calibri" w:hAnsi="Times New Roman" w:cs="Times New Roman"/>
-          <w:sz w:val="28"/>
-          <w:szCs w:val="28"/>
-          <w:lang w:val="fr-FR"/>
-        </w:rPr>
-      </w:pPr>
-      <w:r>
-        <w:rPr>
-          <w:rFonts w:ascii="Times New Roman" w:eastAsia="Calibri" w:hAnsi="Times New Roman" w:cs="Times New Roman"/>
-          <w:sz w:val="28"/>
-          <w:szCs w:val="28"/>
-          <w:lang w:val="fr-FR"/>
-        </w:rPr>
-        <w:t>Doanh nghiệp/chủ doanh nghiệp tư nhân cam kết trụ sở doanh nghiệp thuộc quyền sử dụng hợp pháp của doanh nghiệp/chủ doanh nghiệp tư nhân và được sử dụng đúng mục đích theo quy định của pháp luật.</w:t>
-      </w:r>
-    </w:p>
-    <w:p>
-      <w:pPr>
-        <w:spacing w:before="120" w:after="120" w:line="240" w:lineRule="auto"/>
-        <w:ind w:firstLine="720"/>
-        <w:contextualSpacing/>
-        <w:jc w:val="both"/>
-        <w:rPr>
-          <w:rFonts w:ascii="Times New Roman" w:eastAsia="Calibri" w:hAnsi="Times New Roman" w:cs="Times New Roman"/>
-          <w:lang w:val="fr-FR"/>
-        </w:rPr>
-      </w:pPr>
     </w:p>
     <w:p>
       <w:pPr>
@@ -3140,46 +1980,20 @@
         <w:jc w:val="center"/>
         <w:rPr>
           <w:rFonts w:ascii="Times New Roman" w:eastAsia="Calibri" w:hAnsi="Times New Roman" w:cs="Times New Roman"/>
+          <w:sz w:val="28"/>
+          <w:szCs w:val="28"/>
+          <w:vertAlign w:val="superscript"/>
+        </w:rPr>
+      </w:pPr>
+      <w:r>
+        <w:rPr>
+          <w:rFonts w:ascii="Times New Roman" w:eastAsia="Calibri" w:hAnsi="Times New Roman" w:cs="Times New Roman"/>
           <w:bCs/>
           <w:kern w:val="28"/>
           <w:sz w:val="28"/>
           <w:szCs w:val="32"/>
           <w:lang w:eastAsia="x-none"/>
         </w:rPr>
-      </w:pPr>
-      <w:r>
-        <w:rPr>
-          <w:rFonts w:ascii="Times New Roman" w:eastAsia="Times New Roman" w:hAnsi="Times New Roman" w:cs="Times New Roman"/>
-          <w:bCs/>
-          <w:spacing w:val="-4"/>
-          <w:sz w:val="28"/>
-          <w:szCs w:val="28"/>
-          <w:lang w:val="fr-FR"/>
-        </w:rPr>
-        <w:br w:type="page"/>
-      </w:r>
-    </w:p>
-    <w:p>
-      <w:pPr>
-        <w:spacing w:before="120" w:after="0" w:line="276" w:lineRule="auto"/>
-        <w:jc w:val="center"/>
-        <w:rPr>
-          <w:rFonts w:ascii="Times New Roman" w:eastAsia="Calibri" w:hAnsi="Times New Roman" w:cs="Times New Roman"/>
-          <w:sz w:val="28"/>
-          <w:szCs w:val="28"/>
-          <w:vertAlign w:val="superscript"/>
-        </w:rPr>
-      </w:pPr>
-      <w:r>
-        <w:rPr>
-          <w:rFonts w:ascii="Times New Roman" w:eastAsia="Calibri" w:hAnsi="Times New Roman" w:cs="Times New Roman"/>
-          <w:bCs/>
-          <w:kern w:val="28"/>
-          <w:sz w:val="28"/>
-          <w:szCs w:val="32"/>
-          <w:lang w:eastAsia="x-none"/>
-        </w:rPr>
-        <w:lastRenderedPageBreak/>
         <w:t xml:space="preserve">THÔNG BÁO </w:t>
       </w:r>
       <w:r>
@@ -3485,7 +2299,181 @@
           </w:p>
         </w:tc>
       </w:tr>
+      <w:tr>
+        <w:tc>
+          <w:tcPr>
+            <w:tcW w:w="810" w:type="dxa"/>
+          </w:tcPr>
+          <w:p>
+            <w:pPr>
+              <w:spacing w:after="0" w:line="240" w:lineRule="auto"/>
+              <w:jc w:val="center"/>
+              <w:rPr>
+                <w:rFonts w:ascii="Times New Roman" w:eastAsia="Times New Roman" w:hAnsi="Times New Roman" w:cs="Times New Roman"/>
+                <w:sz w:val="24"/>
+              </w:rPr>
+            </w:pPr>
+            <w:r>
+              <w:rPr>
+                <w:rFonts w:ascii="Times New Roman" w:eastAsia="Times New Roman" w:hAnsi="Times New Roman" w:cs="Times New Roman"/>
+                <w:sz w:val="24"/>
+              </w:rPr>
+              <w:t>2</w:t>
+            </w:r>
+          </w:p>
+        </w:tc>
+        <w:tc>
+          <w:tcPr>
+            <w:tcW w:w="5466" w:type="dxa"/>
+          </w:tcPr>
+          <w:p>
+            <w:pPr>
+              <w:spacing w:after="0" w:line="240" w:lineRule="auto"/>
+              <w:rPr>
+                <w:rFonts w:ascii="Times New Roman" w:eastAsia="Times New Roman" w:hAnsi="Times New Roman" w:cs="Times New Roman"/>
+                <w:sz w:val="24"/>
+              </w:rPr>
+            </w:pPr>
+            <w:r>
+              <w:rPr>
+                <w:rFonts w:ascii="Times New Roman" w:eastAsia="Times New Roman" w:hAnsi="Times New Roman" w:cs="Times New Roman"/>
+                <w:sz w:val="24"/>
+              </w:rPr>
+              <w:t>Bán buôn vật liệu, thiết bị lắp đặt khác trong xây dựng</w:t>
+            </w:r>
+          </w:p>
+        </w:tc>
+        <w:tc>
+          <w:tcPr>
+            <w:tcW w:w="901" w:type="dxa"/>
+          </w:tcPr>
+          <w:p>
+            <w:pPr>
+              <w:spacing w:after="0" w:line="240" w:lineRule="auto"/>
+              <w:rPr>
+                <w:rFonts w:ascii="Times New Roman" w:eastAsia="Times New Roman" w:hAnsi="Times New Roman" w:cs="Times New Roman"/>
+                <w:sz w:val="24"/>
+              </w:rPr>
+            </w:pPr>
+            <w:r>
+              <w:rPr>
+                <w:rFonts w:ascii="Times New Roman" w:eastAsia="Times New Roman" w:hAnsi="Times New Roman" w:cs="Times New Roman"/>
+                <w:sz w:val="24"/>
+              </w:rPr>
+              <w:t>4673</w:t>
+            </w:r>
+          </w:p>
+        </w:tc>
+        <w:tc>
+          <w:tcPr>
+            <w:tcW w:w="2037" w:type="dxa"/>
+          </w:tcPr>
+          <w:p>
+            <w:pPr>
+              <w:spacing w:after="0" w:line="240" w:lineRule="auto"/>
+              <w:jc w:val="center"/>
+              <w:rPr>
+                <w:rFonts w:ascii="Times New Roman" w:eastAsia="Times New Roman" w:hAnsi="Times New Roman" w:cs="Times New Roman"/>
+                <w:sz w:val="24"/>
+              </w:rPr>
+            </w:pPr>
+          </w:p>
+        </w:tc>
+      </w:tr>
+      <w:tr>
+        <w:tc>
+          <w:tcPr>
+            <w:tcW w:w="810" w:type="dxa"/>
+          </w:tcPr>
+          <w:p>
+            <w:pPr>
+              <w:spacing w:after="0" w:line="240" w:lineRule="auto"/>
+              <w:jc w:val="center"/>
+              <w:rPr>
+                <w:rFonts w:ascii="Times New Roman" w:eastAsia="Times New Roman" w:hAnsi="Times New Roman" w:cs="Times New Roman"/>
+                <w:sz w:val="24"/>
+              </w:rPr>
+            </w:pPr>
+            <w:r>
+              <w:rPr>
+                <w:rFonts w:ascii="Times New Roman" w:eastAsia="Times New Roman" w:hAnsi="Times New Roman" w:cs="Times New Roman"/>
+                <w:sz w:val="24"/>
+              </w:rPr>
+              <w:t>3</w:t>
+            </w:r>
+          </w:p>
+        </w:tc>
+        <w:tc>
+          <w:tcPr>
+            <w:tcW w:w="5466" w:type="dxa"/>
+          </w:tcPr>
+          <w:p>
+            <w:pPr>
+              <w:spacing w:after="0" w:line="240" w:lineRule="auto"/>
+              <w:rPr>
+                <w:rFonts w:ascii="Times New Roman" w:eastAsia="Times New Roman" w:hAnsi="Times New Roman" w:cs="Times New Roman"/>
+                <w:sz w:val="24"/>
+              </w:rPr>
+            </w:pPr>
+            <w:r>
+              <w:rPr>
+                <w:rFonts w:ascii="Times New Roman" w:eastAsia="Times New Roman" w:hAnsi="Times New Roman" w:cs="Times New Roman"/>
+                <w:sz w:val="24"/>
+              </w:rPr>
+              <w:t>Hoạt động chuyên môn, khoa học và công nghệ khác còn lại chưa được phân vào đâu</w:t>
+            </w:r>
+          </w:p>
+        </w:tc>
+        <w:tc>
+          <w:tcPr>
+            <w:tcW w:w="901" w:type="dxa"/>
+          </w:tcPr>
+          <w:p>
+            <w:pPr>
+              <w:spacing w:after="0" w:line="240" w:lineRule="auto"/>
+              <w:rPr>
+                <w:rFonts w:ascii="Times New Roman" w:eastAsia="Times New Roman" w:hAnsi="Times New Roman" w:cs="Times New Roman"/>
+                <w:sz w:val="24"/>
+              </w:rPr>
+            </w:pPr>
+            <w:r>
+              <w:rPr>
+                <w:rFonts w:ascii="Times New Roman" w:eastAsia="Times New Roman" w:hAnsi="Times New Roman" w:cs="Times New Roman"/>
+                <w:sz w:val="24"/>
+              </w:rPr>
+              <w:t>7499</w:t>
+            </w:r>
+          </w:p>
+        </w:tc>
+        <w:tc>
+          <w:tcPr>
+            <w:tcW w:w="2037" w:type="dxa"/>
+          </w:tcPr>
+          <w:p>
+            <w:pPr>
+              <w:spacing w:after="0" w:line="240" w:lineRule="auto"/>
+              <w:jc w:val="center"/>
+              <w:rPr>
+                <w:rFonts w:ascii="Times New Roman" w:eastAsia="Times New Roman" w:hAnsi="Times New Roman" w:cs="Times New Roman"/>
+                <w:sz w:val="24"/>
+              </w:rPr>
+            </w:pPr>
+          </w:p>
+        </w:tc>
+      </w:tr>
     </w:tbl>
+    <w:p>
+      <w:pPr>
+        <w:spacing w:before="240" w:after="120" w:line="340" w:lineRule="exact"/>
+        <w:ind w:firstLine="720"/>
+        <w:jc w:val="both"/>
+        <w:rPr>
+          <w:rFonts w:ascii="Times New Roman" w:eastAsia="Calibri" w:hAnsi="Times New Roman" w:cs="Times New Roman"/>
+          <w:sz w:val="28"/>
+          <w:szCs w:val="28"/>
+        </w:rPr>
+      </w:pPr>
+    </w:p>
     <w:p>
       <w:pPr>
         <w:spacing w:before="120" w:after="120" w:line="340" w:lineRule="exact"/>
@@ -3497,8 +2485,6 @@
           <w:szCs w:val="28"/>
         </w:rPr>
       </w:pPr>
-      <w:bookmarkStart w:id="8" w:name="_GoBack"/>
-      <w:bookmarkEnd w:id="8"/>
       <w:r>
         <w:rPr>
           <w:rFonts w:ascii="Times New Roman" w:eastAsia="Calibri" w:hAnsi="Times New Roman" w:cs="Times New Roman"/>
@@ -3828,7 +2814,7 @@
                 <w:rFonts w:ascii="Times New Roman" w:eastAsia="Times New Roman" w:hAnsi="Times New Roman" w:cs="Times New Roman"/>
                 <w:sz w:val="24"/>
               </w:rPr>
-              <w:t>Bán lẻ hàng dệt, may sẵn, giày dép lưu động hoặc tại chợ</w:t>
+              <w:t>Bán buôn vật liệu, thiết bị lắp đặt khác trong xây dựng</w:t>
             </w:r>
           </w:p>
         </w:tc>
@@ -3850,7 +2836,7 @@
                 <w:rFonts w:ascii="Times New Roman" w:eastAsia="Times New Roman" w:hAnsi="Times New Roman" w:cs="Times New Roman"/>
                 <w:sz w:val="24"/>
               </w:rPr>
-              <w:t>4782</w:t>
+              <w:t>4663</w:t>
             </w:r>
           </w:p>
         </w:tc>
@@ -3871,7 +2857,104 @@
           </w:p>
         </w:tc>
       </w:tr>
+      <w:tr>
+        <w:tc>
+          <w:tcPr>
+            <w:tcW w:w="810" w:type="dxa"/>
+          </w:tcPr>
+          <w:p>
+            <w:pPr>
+              <w:spacing w:before="120" w:after="0" w:line="340" w:lineRule="exact"/>
+              <w:jc w:val="both"/>
+              <w:rPr>
+                <w:rFonts w:ascii="Times New Roman" w:eastAsia="Calibri" w:hAnsi="Times New Roman" w:cs="Times New Roman"/>
+                <w:sz w:val="28"/>
+                <w:szCs w:val="28"/>
+              </w:rPr>
+            </w:pPr>
+            <w:r>
+              <w:rPr>
+                <w:rFonts w:ascii="Times New Roman" w:eastAsia="Calibri" w:hAnsi="Times New Roman" w:cs="Times New Roman"/>
+                <w:sz w:val="28"/>
+                <w:szCs w:val="28"/>
+              </w:rPr>
+              <w:t>3</w:t>
+            </w:r>
+          </w:p>
+        </w:tc>
+        <w:tc>
+          <w:tcPr>
+            <w:tcW w:w="4435" w:type="dxa"/>
+          </w:tcPr>
+          <w:p>
+            <w:pPr>
+              <w:spacing w:after="0" w:line="240" w:lineRule="auto"/>
+              <w:rPr>
+                <w:rFonts w:ascii="Times New Roman" w:eastAsia="Times New Roman" w:hAnsi="Times New Roman" w:cs="Times New Roman"/>
+                <w:sz w:val="24"/>
+              </w:rPr>
+            </w:pPr>
+            <w:r>
+              <w:rPr>
+                <w:rFonts w:ascii="Times New Roman" w:eastAsia="Times New Roman" w:hAnsi="Times New Roman" w:cs="Times New Roman"/>
+                <w:sz w:val="24"/>
+              </w:rPr>
+              <w:t>Hoạt động chuyên môn, khoa học và công nghệ khác chưa được phân vào đâu</w:t>
+            </w:r>
+          </w:p>
+        </w:tc>
+        <w:tc>
+          <w:tcPr>
+            <w:tcW w:w="2268" w:type="dxa"/>
+          </w:tcPr>
+          <w:p>
+            <w:pPr>
+              <w:spacing w:before="120" w:after="0" w:line="340" w:lineRule="exact"/>
+              <w:jc w:val="both"/>
+              <w:rPr>
+                <w:rFonts w:ascii="Times New Roman" w:eastAsia="Times New Roman" w:hAnsi="Times New Roman" w:cs="Times New Roman"/>
+                <w:sz w:val="24"/>
+              </w:rPr>
+            </w:pPr>
+            <w:r>
+              <w:rPr>
+                <w:rFonts w:ascii="Times New Roman" w:eastAsia="Times New Roman" w:hAnsi="Times New Roman" w:cs="Times New Roman"/>
+                <w:sz w:val="24"/>
+              </w:rPr>
+              <w:t>7490</w:t>
+            </w:r>
+          </w:p>
+        </w:tc>
+        <w:tc>
+          <w:tcPr>
+            <w:tcW w:w="1701" w:type="dxa"/>
+          </w:tcPr>
+          <w:p>
+            <w:pPr>
+              <w:spacing w:before="120" w:after="0" w:line="340" w:lineRule="exact"/>
+              <w:jc w:val="both"/>
+              <w:rPr>
+                <w:rFonts w:ascii="Times New Roman" w:eastAsia="Calibri" w:hAnsi="Times New Roman" w:cs="Times New Roman"/>
+                <w:sz w:val="28"/>
+                <w:szCs w:val="28"/>
+              </w:rPr>
+            </w:pPr>
+          </w:p>
+        </w:tc>
+      </w:tr>
     </w:tbl>
+    <w:p>
+      <w:pPr>
+        <w:spacing w:before="120" w:after="120" w:line="340" w:lineRule="exact"/>
+        <w:ind w:firstLine="720"/>
+        <w:jc w:val="both"/>
+        <w:rPr>
+          <w:rFonts w:ascii="Times New Roman" w:eastAsia="Calibri" w:hAnsi="Times New Roman" w:cs="Times New Roman"/>
+          <w:sz w:val="28"/>
+          <w:szCs w:val="28"/>
+        </w:rPr>
+      </w:pPr>
+    </w:p>
     <w:p>
       <w:pPr>
         <w:spacing w:before="120" w:after="120" w:line="340" w:lineRule="exact"/>
@@ -4106,7 +3189,7 @@
                 <w:rFonts w:ascii="Times New Roman" w:eastAsia="Times New Roman" w:hAnsi="Times New Roman" w:cs="Times New Roman"/>
                 <w:sz w:val="24"/>
               </w:rPr>
-              <w:t>Bán lẻ vải, len, sợi, chỉ khâu và hàng dệt khác</w:t>
+              <w:t>Bán buôn gạo, lúa mỳ, sản phẩm từ ngũ cốc khác, bột mỳ</w:t>
             </w:r>
           </w:p>
         </w:tc>
@@ -4127,7 +3210,7 @@
                 <w:rFonts w:ascii="Times New Roman" w:eastAsia="Times New Roman" w:hAnsi="Times New Roman" w:cs="Times New Roman"/>
                 <w:sz w:val="24"/>
               </w:rPr>
-              <w:t>4751</w:t>
+              <w:t>4631</w:t>
             </w:r>
           </w:p>
         </w:tc>
@@ -4147,281 +3230,6 @@
           </w:p>
         </w:tc>
       </w:tr>
-      <w:tr>
-        <w:tc>
-          <w:tcPr>
-            <w:tcW w:w="810" w:type="dxa"/>
-          </w:tcPr>
-          <w:p>
-            <w:pPr>
-              <w:spacing w:after="0" w:line="240" w:lineRule="auto"/>
-              <w:jc w:val="center"/>
-              <w:rPr>
-                <w:rFonts w:ascii="Times New Roman" w:eastAsia="Times New Roman" w:hAnsi="Times New Roman" w:cs="Times New Roman"/>
-                <w:sz w:val="24"/>
-              </w:rPr>
-            </w:pPr>
-            <w:r>
-              <w:rPr>
-                <w:rFonts w:ascii="Times New Roman" w:eastAsia="Times New Roman" w:hAnsi="Times New Roman" w:cs="Times New Roman"/>
-                <w:sz w:val="24"/>
-              </w:rPr>
-              <w:t>2</w:t>
-            </w:r>
-          </w:p>
-        </w:tc>
-        <w:tc>
-          <w:tcPr>
-            <w:tcW w:w="5466" w:type="dxa"/>
-          </w:tcPr>
-          <w:p>
-            <w:pPr>
-              <w:spacing w:after="0" w:line="240" w:lineRule="auto"/>
-              <w:rPr>
-                <w:rFonts w:ascii="Times New Roman" w:eastAsia="Times New Roman" w:hAnsi="Times New Roman" w:cs="Times New Roman"/>
-                <w:sz w:val="24"/>
-              </w:rPr>
-            </w:pPr>
-            <w:r>
-              <w:rPr>
-                <w:rFonts w:ascii="Times New Roman" w:eastAsia="Times New Roman" w:hAnsi="Times New Roman" w:cs="Times New Roman"/>
-                <w:sz w:val="24"/>
-              </w:rPr>
-              <w:t>Bán lẻ hàng may mặc, giày, dép, hàng da và giả da</w:t>
-            </w:r>
-          </w:p>
-        </w:tc>
-        <w:tc>
-          <w:tcPr>
-            <w:tcW w:w="901" w:type="dxa"/>
-          </w:tcPr>
-          <w:p>
-            <w:pPr>
-              <w:spacing w:after="0" w:line="240" w:lineRule="auto"/>
-              <w:rPr>
-                <w:rFonts w:ascii="Times New Roman" w:eastAsia="Times New Roman" w:hAnsi="Times New Roman" w:cs="Times New Roman"/>
-                <w:sz w:val="24"/>
-              </w:rPr>
-            </w:pPr>
-            <w:r>
-              <w:rPr>
-                <w:rFonts w:ascii="Times New Roman" w:eastAsia="Times New Roman" w:hAnsi="Times New Roman" w:cs="Times New Roman"/>
-                <w:sz w:val="24"/>
-              </w:rPr>
-              <w:t>4771</w:t>
-            </w:r>
-          </w:p>
-        </w:tc>
-        <w:tc>
-          <w:tcPr>
-            <w:tcW w:w="2037" w:type="dxa"/>
-          </w:tcPr>
-          <w:p>
-            <w:pPr>
-              <w:spacing w:after="0" w:line="240" w:lineRule="auto"/>
-              <w:jc w:val="center"/>
-              <w:rPr>
-                <w:rFonts w:ascii="Times New Roman" w:eastAsia="Times New Roman" w:hAnsi="Times New Roman" w:cs="Times New Roman"/>
-                <w:sz w:val="24"/>
-              </w:rPr>
-            </w:pPr>
-          </w:p>
-        </w:tc>
-      </w:tr>
-      <w:tr>
-        <w:tc>
-          <w:tcPr>
-            <w:tcW w:w="810" w:type="dxa"/>
-          </w:tcPr>
-          <w:p>
-            <w:pPr>
-              <w:spacing w:after="0" w:line="240" w:lineRule="auto"/>
-              <w:jc w:val="center"/>
-              <w:rPr>
-                <w:rFonts w:ascii="Times New Roman" w:eastAsia="Times New Roman" w:hAnsi="Times New Roman" w:cs="Times New Roman"/>
-                <w:sz w:val="24"/>
-              </w:rPr>
-            </w:pPr>
-            <w:r>
-              <w:rPr>
-                <w:rFonts w:ascii="Times New Roman" w:eastAsia="Times New Roman" w:hAnsi="Times New Roman" w:cs="Times New Roman"/>
-                <w:sz w:val="24"/>
-              </w:rPr>
-              <w:t>3</w:t>
-            </w:r>
-          </w:p>
-        </w:tc>
-        <w:tc>
-          <w:tcPr>
-            <w:tcW w:w="5466" w:type="dxa"/>
-          </w:tcPr>
-          <w:p>
-            <w:pPr>
-              <w:spacing w:after="0" w:line="240" w:lineRule="auto"/>
-              <w:rPr>
-                <w:rFonts w:ascii="Times New Roman" w:eastAsia="Times New Roman" w:hAnsi="Times New Roman" w:cs="Times New Roman"/>
-                <w:sz w:val="24"/>
-              </w:rPr>
-            </w:pPr>
-            <w:r>
-              <w:rPr>
-                <w:rFonts w:ascii="Times New Roman" w:eastAsia="Times New Roman" w:hAnsi="Times New Roman" w:cs="Times New Roman"/>
-                <w:sz w:val="24"/>
-              </w:rPr>
-              <w:t>Sản xuất trang phục (trừ trang phục từ da lông thú)</w:t>
-            </w:r>
-          </w:p>
-        </w:tc>
-        <w:tc>
-          <w:tcPr>
-            <w:tcW w:w="901" w:type="dxa"/>
-          </w:tcPr>
-          <w:p>
-            <w:pPr>
-              <w:spacing w:after="0" w:line="240" w:lineRule="auto"/>
-              <w:rPr>
-                <w:rFonts w:ascii="Times New Roman" w:eastAsia="Times New Roman" w:hAnsi="Times New Roman" w:cs="Times New Roman"/>
-                <w:sz w:val="24"/>
-              </w:rPr>
-            </w:pPr>
-            <w:r>
-              <w:rPr>
-                <w:rFonts w:ascii="Times New Roman" w:eastAsia="Times New Roman" w:hAnsi="Times New Roman" w:cs="Times New Roman"/>
-                <w:sz w:val="24"/>
-              </w:rPr>
-              <w:t>1410</w:t>
-            </w:r>
-          </w:p>
-        </w:tc>
-        <w:tc>
-          <w:tcPr>
-            <w:tcW w:w="2037" w:type="dxa"/>
-          </w:tcPr>
-          <w:p>
-            <w:pPr>
-              <w:spacing w:after="0" w:line="240" w:lineRule="auto"/>
-              <w:jc w:val="center"/>
-              <w:rPr>
-                <w:rFonts w:ascii="Times New Roman" w:eastAsia="Times New Roman" w:hAnsi="Times New Roman" w:cs="Times New Roman"/>
-                <w:sz w:val="24"/>
-              </w:rPr>
-            </w:pPr>
-          </w:p>
-        </w:tc>
-      </w:tr>
-      <w:tr>
-        <w:tc>
-          <w:tcPr>
-            <w:tcW w:w="810" w:type="dxa"/>
-          </w:tcPr>
-          <w:p>
-            <w:pPr>
-              <w:spacing w:after="0" w:line="240" w:lineRule="auto"/>
-              <w:jc w:val="center"/>
-              <w:rPr>
-                <w:rFonts w:ascii="Times New Roman" w:eastAsia="Times New Roman" w:hAnsi="Times New Roman" w:cs="Times New Roman"/>
-                <w:sz w:val="24"/>
-              </w:rPr>
-            </w:pPr>
-            <w:r>
-              <w:rPr>
-                <w:rFonts w:ascii="Times New Roman" w:eastAsia="Times New Roman" w:hAnsi="Times New Roman" w:cs="Times New Roman"/>
-                <w:sz w:val="24"/>
-              </w:rPr>
-              <w:t>4</w:t>
-            </w:r>
-          </w:p>
-        </w:tc>
-        <w:tc>
-          <w:tcPr>
-            <w:tcW w:w="5466" w:type="dxa"/>
-          </w:tcPr>
-          <w:p>
-            <w:pPr>
-              <w:spacing w:after="0" w:line="240" w:lineRule="auto"/>
-              <w:rPr>
-                <w:rFonts w:ascii="Times New Roman" w:eastAsia="Times New Roman" w:hAnsi="Times New Roman" w:cs="Times New Roman"/>
-                <w:sz w:val="24"/>
-              </w:rPr>
-            </w:pPr>
-            <w:r>
-              <w:rPr>
-                <w:rFonts w:ascii="Times New Roman" w:eastAsia="Times New Roman" w:hAnsi="Times New Roman" w:cs="Times New Roman"/>
-                <w:sz w:val="24"/>
-              </w:rPr>
-              <w:t>Sản xuất giày, dép</w:t>
-            </w:r>
-          </w:p>
-          <w:p>
-            <w:pPr>
-              <w:spacing w:after="0" w:line="240" w:lineRule="auto"/>
-              <w:rPr>
-                <w:rFonts w:ascii="Times New Roman" w:eastAsia="Calibri" w:hAnsi="Times New Roman" w:cs="Times New Roman"/>
-                <w:sz w:val="24"/>
-                <w:szCs w:val="24"/>
-              </w:rPr>
-            </w:pPr>
-            <w:r>
-              <w:rPr>
-                <w:rFonts w:ascii="Times New Roman" w:eastAsia="Calibri" w:hAnsi="Times New Roman" w:cs="Times New Roman"/>
-              </w:rPr>
-              <w:t>Chi tiết: Gia công đệm, lót, đế giày các loại; phun sơn đế, đệm</w:t>
-            </w:r>
-          </w:p>
-          <w:p>
-            <w:pPr>
-              <w:spacing w:after="0" w:line="240" w:lineRule="auto"/>
-              <w:rPr>
-                <w:rFonts w:ascii="Times New Roman" w:eastAsia="Times New Roman" w:hAnsi="Times New Roman" w:cs="Times New Roman"/>
-                <w:sz w:val="24"/>
-              </w:rPr>
-            </w:pPr>
-          </w:p>
-        </w:tc>
-        <w:tc>
-          <w:tcPr>
-            <w:tcW w:w="901" w:type="dxa"/>
-          </w:tcPr>
-          <w:p>
-            <w:pPr>
-              <w:spacing w:after="0" w:line="240" w:lineRule="auto"/>
-              <w:rPr>
-                <w:rFonts w:ascii="Times New Roman" w:eastAsia="Times New Roman" w:hAnsi="Times New Roman" w:cs="Times New Roman"/>
-                <w:sz w:val="24"/>
-              </w:rPr>
-            </w:pPr>
-            <w:r>
-              <w:rPr>
-                <w:rFonts w:ascii="Times New Roman" w:eastAsia="Times New Roman" w:hAnsi="Times New Roman" w:cs="Times New Roman"/>
-                <w:sz w:val="24"/>
-              </w:rPr>
-              <w:t>1520</w:t>
-            </w:r>
-          </w:p>
-        </w:tc>
-        <w:tc>
-          <w:tcPr>
-            <w:tcW w:w="2037" w:type="dxa"/>
-          </w:tcPr>
-          <w:p>
-            <w:pPr>
-              <w:spacing w:after="0" w:line="240" w:lineRule="auto"/>
-              <w:jc w:val="center"/>
-              <w:rPr>
-                <w:rFonts w:ascii="Times New Roman" w:eastAsia="Times New Roman" w:hAnsi="Times New Roman" w:cs="Times New Roman"/>
-                <w:sz w:val="24"/>
-              </w:rPr>
-            </w:pPr>
-            <w:r>
-              <w:rPr>
-                <w:rFonts w:ascii="Times New Roman" w:eastAsia="Times New Roman" w:hAnsi="Times New Roman" w:cs="Times New Roman"/>
-                <w:sz w:val="24"/>
-              </w:rPr>
-              <w:t>X</w:t>
-            </w:r>
-          </w:p>
-        </w:tc>
-      </w:tr>
     </w:tbl>
     <w:p>
       <w:pPr>
@@ -4434,6 +3242,8 @@
           <w:szCs w:val="28"/>
         </w:rPr>
       </w:pPr>
+      <w:bookmarkStart w:id="7" w:name="_GoBack"/>
+      <w:bookmarkEnd w:id="7"/>
     </w:p>
     <w:p>
       <w:pPr>
@@ -4452,6 +3262,7 @@
           <w:sz w:val="20"/>
           <w:szCs w:val="20"/>
         </w:rPr>
+        <w:lastRenderedPageBreak/>
         <w:t xml:space="preserve"> </w:t>
       </w:r>
       <w:r>
@@ -4504,15 +3315,7 @@
           <w:rFonts w:ascii="Times New Roman" w:eastAsia="Calibri" w:hAnsi="Times New Roman" w:cs="Times New Roman"/>
           <w:sz w:val="28"/>
         </w:rPr>
-        <w:t xml:space="preserve">- Trường hợp doanh nghiệp thay đổi ngành, nghề kinh doanh từ ngành này sang ngành khác, doanh nghiệp kê khai đồng thời tại mục 1, 2 nêu trên, cụ thể như </w:t>
-      </w:r>
-      <w:r>
-        <w:rPr>
-          <w:rFonts w:ascii="Times New Roman" w:eastAsia="Calibri" w:hAnsi="Times New Roman" w:cs="Times New Roman"/>
-          <w:sz w:val="28"/>
-        </w:rPr>
-        <w:lastRenderedPageBreak/>
-        <w:t>sau: kê khai ngành, nghề kinh doanh mới tại mục 1; kê khai ngành, nghề kinh doanh cũ tại mục 2.</w:t>
+        <w:t>- Trường hợp doanh nghiệp thay đổi ngành, nghề kinh doanh từ ngành này sang ngành khác, doanh nghiệp kê khai đồng thời tại mục 1, 2 nêu trên, cụ thể như sau: kê khai ngành, nghề kinh doanh mới tại mục 1; kê khai ngành, nghề kinh doanh cũ tại mục 2.</w:t>
       </w:r>
     </w:p>
     <w:p>
@@ -4568,2631 +3371,6 @@
         <w:jc w:val="center"/>
         <w:rPr>
           <w:rFonts w:ascii="Times New Roman" w:eastAsia="Calibri" w:hAnsi="Times New Roman" w:cs="Times New Roman"/>
-          <w:bCs/>
-          <w:sz w:val="28"/>
-          <w:szCs w:val="28"/>
-        </w:rPr>
-      </w:pPr>
-      <w:r>
-        <w:rPr>
-          <w:rFonts w:ascii="Times New Roman" w:eastAsia="Calibri" w:hAnsi="Times New Roman" w:cs="Times New Roman"/>
-        </w:rPr>
-        <w:br w:type="page"/>
-      </w:r>
-      <w:r>
-        <w:rPr>
-          <w:rFonts w:ascii="Times New Roman" w:eastAsia="Calibri" w:hAnsi="Times New Roman" w:cs="Times New Roman"/>
-          <w:bCs/>
-          <w:sz w:val="28"/>
-          <w:szCs w:val="28"/>
-        </w:rPr>
-        <w:lastRenderedPageBreak/>
-        <w:t>THÔNG BÁO THAY ĐỔI THÔNG TIN ĐĂNG KÝ THUẾ</w:t>
-      </w:r>
-    </w:p>
-    <w:tbl>
-      <w:tblPr>
-        <w:tblW w:w="9101" w:type="dxa"/>
-        <w:tblInd w:w="108" w:type="dxa"/>
-        <w:tblBorders>
-          <w:top w:val="single" w:sz="4" w:space="0" w:color="auto"/>
-          <w:left w:val="single" w:sz="4" w:space="0" w:color="auto"/>
-          <w:bottom w:val="single" w:sz="4" w:space="0" w:color="auto"/>
-          <w:right w:val="single" w:sz="4" w:space="0" w:color="auto"/>
-          <w:insideH w:val="single" w:sz="4" w:space="0" w:color="auto"/>
-          <w:insideV w:val="single" w:sz="4" w:space="0" w:color="auto"/>
-        </w:tblBorders>
-        <w:tblLook w:val="00A0" w:firstRow="1" w:lastRow="0" w:firstColumn="1" w:lastColumn="0" w:noHBand="0" w:noVBand="0"/>
-      </w:tblPr>
-      <w:tblGrid>
-        <w:gridCol w:w="714"/>
-        <w:gridCol w:w="8387"/>
-      </w:tblGrid>
-      <w:tr>
-        <w:tc>
-          <w:tcPr>
-            <w:tcW w:w="714" w:type="dxa"/>
-          </w:tcPr>
-          <w:p>
-            <w:pPr>
-              <w:spacing w:before="20" w:after="20" w:line="240" w:lineRule="auto"/>
-              <w:jc w:val="center"/>
-              <w:rPr>
-                <w:rFonts w:ascii="Times New Roman" w:eastAsia="Calibri" w:hAnsi="Times New Roman" w:cs="Times New Roman"/>
-                <w:sz w:val="28"/>
-                <w:szCs w:val="28"/>
-              </w:rPr>
-            </w:pPr>
-            <w:r>
-              <w:rPr>
-                <w:rFonts w:ascii="Times New Roman" w:eastAsia="Calibri" w:hAnsi="Times New Roman" w:cs="Times New Roman"/>
-                <w:sz w:val="28"/>
-                <w:szCs w:val="28"/>
-              </w:rPr>
-              <w:t>STT</w:t>
-            </w:r>
-          </w:p>
-        </w:tc>
-        <w:tc>
-          <w:tcPr>
-            <w:tcW w:w="8387" w:type="dxa"/>
-          </w:tcPr>
-          <w:p>
-            <w:pPr>
-              <w:spacing w:before="20" w:after="20" w:line="240" w:lineRule="auto"/>
-              <w:ind w:firstLine="567"/>
-              <w:jc w:val="center"/>
-              <w:rPr>
-                <w:rFonts w:ascii="Times New Roman" w:eastAsia="Calibri" w:hAnsi="Times New Roman" w:cs="Times New Roman"/>
-                <w:sz w:val="28"/>
-                <w:szCs w:val="28"/>
-              </w:rPr>
-            </w:pPr>
-            <w:r>
-              <w:rPr>
-                <w:rFonts w:ascii="Times New Roman" w:eastAsia="Calibri" w:hAnsi="Times New Roman" w:cs="Times New Roman"/>
-                <w:sz w:val="28"/>
-                <w:szCs w:val="28"/>
-              </w:rPr>
-              <w:t>Các chỉ tiêu thông tin đăng ký thuế</w:t>
-            </w:r>
-          </w:p>
-        </w:tc>
-      </w:tr>
-      <w:tr>
-        <w:tc>
-          <w:tcPr>
-            <w:tcW w:w="714" w:type="dxa"/>
-          </w:tcPr>
-          <w:p>
-            <w:pPr>
-              <w:spacing w:before="20" w:after="20" w:line="240" w:lineRule="auto"/>
-              <w:jc w:val="center"/>
-              <w:rPr>
-                <w:rFonts w:ascii="Times New Roman" w:eastAsia="Calibri" w:hAnsi="Times New Roman" w:cs="Times New Roman"/>
-                <w:sz w:val="28"/>
-                <w:szCs w:val="28"/>
-              </w:rPr>
-            </w:pPr>
-            <w:r>
-              <w:rPr>
-                <w:rFonts w:ascii="Times New Roman" w:eastAsia="Calibri" w:hAnsi="Times New Roman" w:cs="Times New Roman"/>
-                <w:sz w:val="28"/>
-                <w:szCs w:val="28"/>
-              </w:rPr>
-              <w:t>1</w:t>
-            </w:r>
-          </w:p>
-        </w:tc>
-        <w:tc>
-          <w:tcPr>
-            <w:tcW w:w="8387" w:type="dxa"/>
-          </w:tcPr>
-          <w:p>
-            <w:pPr>
-              <w:widowControl w:val="0"/>
-              <w:suppressAutoHyphens/>
-              <w:spacing w:before="20" w:after="20" w:line="240" w:lineRule="auto"/>
-              <w:jc w:val="both"/>
-              <w:rPr>
-                <w:rFonts w:ascii="Times New Roman" w:eastAsia="Times New Roman" w:hAnsi="Times New Roman" w:cs="Times New Roman"/>
-                <w:sz w:val="28"/>
-                <w:szCs w:val="28"/>
-                <w:lang w:eastAsia="zh-CN"/>
-              </w:rPr>
-            </w:pPr>
-            <w:r>
-              <w:rPr>
-                <w:rFonts w:ascii="Times New Roman" w:eastAsia="Times New Roman" w:hAnsi="Times New Roman" w:cs="Times New Roman"/>
-                <w:sz w:val="28"/>
-                <w:szCs w:val="28"/>
-                <w:lang w:eastAsia="zh-CN"/>
-              </w:rPr>
-              <w:t xml:space="preserve">Thông tin về Giám đốc/Tổng giám đốc </w:t>
-            </w:r>
-            <w:r>
-              <w:rPr>
-                <w:rFonts w:ascii="Times New Roman" w:eastAsia="Times New Roman" w:hAnsi="Times New Roman" w:cs="Times New Roman"/>
-                <w:i/>
-                <w:sz w:val="28"/>
-                <w:szCs w:val="28"/>
-                <w:lang w:eastAsia="zh-CN"/>
-              </w:rPr>
-              <w:t>(</w:t>
-            </w:r>
-            <w:r>
-              <w:rPr>
-                <w:rFonts w:ascii="Times New Roman" w:eastAsia="Times New Roman" w:hAnsi="Times New Roman" w:cs="Times New Roman"/>
-                <w:i/>
-                <w:iCs/>
-                <w:sz w:val="28"/>
-                <w:szCs w:val="28"/>
-                <w:lang w:eastAsia="zh-CN"/>
-              </w:rPr>
-              <w:t>nếu có</w:t>
-            </w:r>
-            <w:r>
-              <w:rPr>
-                <w:rFonts w:ascii="Times New Roman" w:eastAsia="Times New Roman" w:hAnsi="Times New Roman" w:cs="Times New Roman"/>
-                <w:i/>
-                <w:sz w:val="28"/>
-                <w:szCs w:val="28"/>
-                <w:lang w:eastAsia="zh-CN"/>
-              </w:rPr>
-              <w:t>)</w:t>
-            </w:r>
-            <w:r>
-              <w:rPr>
-                <w:rFonts w:ascii="Times New Roman" w:eastAsia="Times New Roman" w:hAnsi="Times New Roman" w:cs="Times New Roman"/>
-                <w:sz w:val="28"/>
-                <w:szCs w:val="28"/>
-                <w:lang w:eastAsia="zh-CN"/>
-              </w:rPr>
-              <w:t>:</w:t>
-            </w:r>
-          </w:p>
-          <w:p>
-            <w:pPr>
-              <w:widowControl w:val="0"/>
-              <w:suppressAutoHyphens/>
-              <w:spacing w:before="20" w:after="20" w:line="240" w:lineRule="auto"/>
-              <w:jc w:val="both"/>
-              <w:rPr>
-                <w:rFonts w:ascii="Times New Roman" w:eastAsia="Times New Roman" w:hAnsi="Times New Roman" w:cs="Times New Roman"/>
-                <w:sz w:val="28"/>
-                <w:szCs w:val="28"/>
-                <w:lang w:eastAsia="zh-CN"/>
-              </w:rPr>
-            </w:pPr>
-            <w:r>
-              <w:rPr>
-                <w:rFonts w:ascii="Times New Roman" w:eastAsia="Times New Roman" w:hAnsi="Times New Roman" w:cs="Times New Roman"/>
-                <w:sz w:val="28"/>
-                <w:szCs w:val="28"/>
-                <w:lang w:eastAsia="zh-CN"/>
-              </w:rPr>
-              <w:t>Họ, chữ đệm và tên Giám đốc/Tổng giám đốc:</w:t>
-            </w:r>
-            <w:r>
-              <w:t xml:space="preserve"> </w:t>
-            </w:r>
-            <w:r>
-              <w:rPr>
-                <w:rFonts w:ascii="Times New Roman" w:eastAsia="Times New Roman" w:hAnsi="Times New Roman" w:cs="Times New Roman"/>
-                <w:sz w:val="28"/>
-                <w:szCs w:val="28"/>
-                <w:lang w:eastAsia="zh-CN"/>
-              </w:rPr>
-              <w:t>NGUYỄN THÙY LIÊN</w:t>
-            </w:r>
-          </w:p>
-          <w:p>
-            <w:pPr>
-              <w:widowControl w:val="0"/>
-              <w:suppressAutoHyphens/>
-              <w:spacing w:before="20" w:after="20" w:line="240" w:lineRule="auto"/>
-              <w:jc w:val="both"/>
-              <w:rPr>
-                <w:rFonts w:ascii="Times New Roman" w:eastAsia="Times New Roman" w:hAnsi="Times New Roman" w:cs="Times New Roman"/>
-                <w:sz w:val="28"/>
-                <w:szCs w:val="28"/>
-              </w:rPr>
-            </w:pPr>
-            <w:r>
-              <w:rPr>
-                <w:rFonts w:ascii="Times New Roman" w:eastAsia="Times New Roman" w:hAnsi="Times New Roman" w:cs="Times New Roman"/>
-                <w:sz w:val="28"/>
-                <w:szCs w:val="28"/>
-              </w:rPr>
-              <w:t xml:space="preserve">Ngày, tháng, năm sinh: </w:t>
-            </w:r>
-            <w:r>
-              <w:rPr>
-                <w:rFonts w:ascii="Times New Roman" w:eastAsia="Times New Roman" w:hAnsi="Times New Roman" w:cs="Times New Roman"/>
-                <w:sz w:val="28"/>
-                <w:szCs w:val="28"/>
-              </w:rPr>
-              <w:t>14/02/1983</w:t>
-            </w:r>
-          </w:p>
-          <w:p>
-            <w:pPr>
-              <w:widowControl w:val="0"/>
-              <w:suppressAutoHyphens/>
-              <w:spacing w:before="20" w:after="20" w:line="240" w:lineRule="auto"/>
-              <w:jc w:val="both"/>
-              <w:rPr>
-                <w:rFonts w:ascii="Times New Roman" w:eastAsia="Times New Roman" w:hAnsi="Times New Roman" w:cs="Times New Roman"/>
-                <w:sz w:val="28"/>
-                <w:szCs w:val="28"/>
-                <w:lang w:eastAsia="zh-CN"/>
-              </w:rPr>
-            </w:pPr>
-            <w:r>
-              <w:rPr>
-                <w:rFonts w:ascii="Times New Roman" w:eastAsia="Times New Roman" w:hAnsi="Times New Roman" w:cs="Times New Roman"/>
-                <w:sz w:val="28"/>
-                <w:szCs w:val="28"/>
-              </w:rPr>
-              <w:t xml:space="preserve">Giới tính: </w:t>
-            </w:r>
-            <w:r>
-              <w:rPr>
-                <w:rFonts w:ascii="Times New Roman" w:eastAsia="Times New Roman" w:hAnsi="Times New Roman" w:cs="Times New Roman"/>
-                <w:sz w:val="28"/>
-                <w:szCs w:val="28"/>
-              </w:rPr>
-              <w:t>N</w:t>
-            </w:r>
-            <w:r>
-              <w:rPr>
-                <w:rFonts w:ascii="Times New Roman" w:eastAsia="Times New Roman" w:hAnsi="Times New Roman" w:cs="Times New Roman"/>
-                <w:sz w:val="28"/>
-                <w:szCs w:val="28"/>
-              </w:rPr>
-              <w:t>ữ</w:t>
-            </w:r>
-          </w:p>
-          <w:p>
-            <w:pPr>
-              <w:widowControl w:val="0"/>
-              <w:suppressAutoHyphens/>
-              <w:spacing w:before="20" w:after="20" w:line="240" w:lineRule="auto"/>
-              <w:jc w:val="both"/>
-              <w:rPr>
-                <w:rFonts w:ascii="Times New Roman" w:eastAsia="Times New Roman" w:hAnsi="Times New Roman" w:cs="Times New Roman"/>
-                <w:sz w:val="28"/>
-                <w:szCs w:val="28"/>
-                <w:lang w:eastAsia="zh-CN"/>
-              </w:rPr>
-            </w:pPr>
-            <w:r>
-              <w:rPr>
-                <w:rFonts w:ascii="Times New Roman" w:eastAsia="Times New Roman" w:hAnsi="Times New Roman" w:cs="Times New Roman"/>
-                <w:sz w:val="28"/>
-                <w:szCs w:val="28"/>
-                <w:lang w:eastAsia="zh-CN"/>
-              </w:rPr>
-              <w:t xml:space="preserve">Số định danh cá nhân: </w:t>
-            </w:r>
-            <w:r>
-              <w:rPr>
-                <w:rFonts w:ascii="Times New Roman" w:eastAsia="Times New Roman" w:hAnsi="Times New Roman" w:cs="Times New Roman"/>
-                <w:sz w:val="28"/>
-                <w:szCs w:val="28"/>
-                <w:lang w:eastAsia="zh-CN"/>
-              </w:rPr>
-              <w:t>074183009171</w:t>
-            </w:r>
-          </w:p>
-          <w:p>
-            <w:pPr>
-              <w:spacing w:before="20" w:after="20" w:line="240" w:lineRule="auto"/>
-              <w:rPr>
-                <w:rFonts w:ascii="Times New Roman" w:eastAsia="Calibri" w:hAnsi="Times New Roman" w:cs="Times New Roman"/>
-                <w:sz w:val="28"/>
-                <w:szCs w:val="28"/>
-              </w:rPr>
-            </w:pPr>
-            <w:r>
-              <w:rPr>
-                <w:rFonts w:ascii="Times New Roman" w:eastAsia="Times New Roman" w:hAnsi="Times New Roman" w:cs="Times New Roman"/>
-                <w:sz w:val="28"/>
-                <w:szCs w:val="28"/>
-                <w:lang w:eastAsia="zh-CN"/>
-              </w:rPr>
-              <w:t>Điện thoại:</w:t>
-            </w:r>
-            <w:r>
-              <w:t xml:space="preserve"> </w:t>
-            </w:r>
-            <w:r>
-              <w:rPr>
-                <w:rFonts w:ascii="Times New Roman" w:hAnsi="Times New Roman" w:cs="Times New Roman"/>
-                <w:sz w:val="26"/>
-                <w:szCs w:val="26"/>
-              </w:rPr>
-              <w:t>0909781774</w:t>
-            </w:r>
-          </w:p>
-        </w:tc>
-      </w:tr>
-      <w:tr>
-        <w:tc>
-          <w:tcPr>
-            <w:tcW w:w="714" w:type="dxa"/>
-          </w:tcPr>
-          <w:p>
-            <w:pPr>
-              <w:spacing w:before="20" w:after="20" w:line="240" w:lineRule="auto"/>
-              <w:jc w:val="center"/>
-              <w:rPr>
-                <w:rFonts w:ascii="Times New Roman" w:eastAsia="Calibri" w:hAnsi="Times New Roman" w:cs="Times New Roman"/>
-                <w:sz w:val="28"/>
-                <w:szCs w:val="28"/>
-              </w:rPr>
-            </w:pPr>
-            <w:r>
-              <w:rPr>
-                <w:rFonts w:ascii="Times New Roman" w:eastAsia="Calibri" w:hAnsi="Times New Roman" w:cs="Times New Roman"/>
-                <w:sz w:val="28"/>
-                <w:szCs w:val="28"/>
-              </w:rPr>
-              <w:t>2</w:t>
-            </w:r>
-          </w:p>
-        </w:tc>
-        <w:tc>
-          <w:tcPr>
-            <w:tcW w:w="8387" w:type="dxa"/>
-          </w:tcPr>
-          <w:p>
-            <w:pPr>
-              <w:spacing w:before="20" w:after="20" w:line="240" w:lineRule="auto"/>
-              <w:jc w:val="both"/>
-              <w:rPr>
-                <w:rFonts w:ascii="Times New Roman" w:eastAsia="Calibri" w:hAnsi="Times New Roman" w:cs="Times New Roman"/>
-                <w:sz w:val="28"/>
-                <w:szCs w:val="28"/>
-              </w:rPr>
-            </w:pPr>
-            <w:r>
-              <w:rPr>
-                <w:rFonts w:ascii="Times New Roman" w:eastAsia="Calibri" w:hAnsi="Times New Roman" w:cs="Times New Roman"/>
-                <w:sz w:val="28"/>
-                <w:szCs w:val="28"/>
-              </w:rPr>
-              <w:t>Thông tin về Kế toán trưởng/Phụ trách kế toán (</w:t>
-            </w:r>
-            <w:r>
-              <w:rPr>
-                <w:rFonts w:ascii="Times New Roman" w:eastAsia="Calibri" w:hAnsi="Times New Roman" w:cs="Times New Roman"/>
-                <w:i/>
-                <w:iCs/>
-                <w:sz w:val="28"/>
-                <w:szCs w:val="28"/>
-              </w:rPr>
-              <w:t>nếu có</w:t>
-            </w:r>
-            <w:r>
-              <w:rPr>
-                <w:rFonts w:ascii="Times New Roman" w:eastAsia="Calibri" w:hAnsi="Times New Roman" w:cs="Times New Roman"/>
-                <w:sz w:val="28"/>
-                <w:szCs w:val="28"/>
-              </w:rPr>
-              <w:t>)</w:t>
-            </w:r>
-            <w:r>
-              <w:rPr>
-                <w:rFonts w:ascii="Times New Roman" w:eastAsia="Calibri" w:hAnsi="Times New Roman" w:cs="Times New Roman"/>
-                <w:sz w:val="28"/>
-                <w:szCs w:val="28"/>
-                <w:vertAlign w:val="superscript"/>
-              </w:rPr>
-              <w:footnoteReference w:customMarkFollows="1" w:id="3"/>
-              <w:t>1</w:t>
-            </w:r>
-            <w:r>
-              <w:rPr>
-                <w:rFonts w:ascii="Times New Roman" w:eastAsia="Calibri" w:hAnsi="Times New Roman" w:cs="Times New Roman"/>
-                <w:sz w:val="28"/>
-                <w:szCs w:val="28"/>
-              </w:rPr>
-              <w:t>:</w:t>
-            </w:r>
-          </w:p>
-          <w:p>
-            <w:pPr>
-              <w:widowControl w:val="0"/>
-              <w:suppressAutoHyphens/>
-              <w:spacing w:before="20" w:after="20" w:line="240" w:lineRule="auto"/>
-              <w:jc w:val="both"/>
-              <w:rPr>
-                <w:rFonts w:ascii="Times New Roman" w:eastAsia="Times New Roman" w:hAnsi="Times New Roman" w:cs="Times New Roman"/>
-                <w:sz w:val="28"/>
-                <w:szCs w:val="28"/>
-                <w:lang w:eastAsia="zh-CN"/>
-              </w:rPr>
-            </w:pPr>
-            <w:r>
-              <w:rPr>
-                <w:rFonts w:ascii="Times New Roman" w:eastAsia="Times New Roman" w:hAnsi="Times New Roman" w:cs="Times New Roman"/>
-                <w:sz w:val="28"/>
-                <w:szCs w:val="28"/>
-                <w:lang w:eastAsia="zh-CN"/>
-              </w:rPr>
-              <w:t>Họ, chữ đệm và tên Kế toán trưởng/Phụ trách kế toán:................................</w:t>
-            </w:r>
-          </w:p>
-          <w:p>
-            <w:pPr>
-              <w:widowControl w:val="0"/>
-              <w:suppressAutoHyphens/>
-              <w:spacing w:before="20" w:after="20" w:line="240" w:lineRule="auto"/>
-              <w:jc w:val="both"/>
-              <w:rPr>
-                <w:rFonts w:ascii="Times New Roman" w:eastAsia="Times New Roman" w:hAnsi="Times New Roman" w:cs="Times New Roman"/>
-                <w:sz w:val="28"/>
-                <w:szCs w:val="28"/>
-              </w:rPr>
-            </w:pPr>
-            <w:r>
-              <w:rPr>
-                <w:rFonts w:ascii="Times New Roman" w:eastAsia="Times New Roman" w:hAnsi="Times New Roman" w:cs="Times New Roman"/>
-                <w:sz w:val="28"/>
-                <w:szCs w:val="28"/>
-              </w:rPr>
-              <w:t>Ngày, tháng, năm sinh: ……/……/……</w:t>
-            </w:r>
-          </w:p>
-          <w:p>
-            <w:pPr>
-              <w:widowControl w:val="0"/>
-              <w:suppressAutoHyphens/>
-              <w:spacing w:before="20" w:after="20" w:line="240" w:lineRule="auto"/>
-              <w:jc w:val="both"/>
-              <w:rPr>
-                <w:rFonts w:ascii="Times New Roman" w:eastAsia="Times New Roman" w:hAnsi="Times New Roman" w:cs="Times New Roman"/>
-                <w:sz w:val="28"/>
-                <w:szCs w:val="28"/>
-                <w:lang w:eastAsia="zh-CN"/>
-              </w:rPr>
-            </w:pPr>
-            <w:r>
-              <w:rPr>
-                <w:rFonts w:ascii="Times New Roman" w:eastAsia="Times New Roman" w:hAnsi="Times New Roman" w:cs="Times New Roman"/>
-                <w:sz w:val="28"/>
-                <w:szCs w:val="28"/>
-              </w:rPr>
-              <w:t>Giới tính: ………………</w:t>
-            </w:r>
-          </w:p>
-          <w:p>
-            <w:pPr>
-              <w:widowControl w:val="0"/>
-              <w:suppressAutoHyphens/>
-              <w:spacing w:before="20" w:after="20" w:line="240" w:lineRule="auto"/>
-              <w:jc w:val="both"/>
-              <w:rPr>
-                <w:rFonts w:ascii="Times New Roman" w:eastAsia="Times New Roman" w:hAnsi="Times New Roman" w:cs="Times New Roman"/>
-                <w:sz w:val="28"/>
-                <w:szCs w:val="28"/>
-                <w:lang w:eastAsia="zh-CN"/>
-              </w:rPr>
-            </w:pPr>
-            <w:r>
-              <w:rPr>
-                <w:rFonts w:ascii="Times New Roman" w:eastAsia="Times New Roman" w:hAnsi="Times New Roman" w:cs="Times New Roman"/>
-                <w:sz w:val="28"/>
-                <w:szCs w:val="28"/>
-                <w:lang w:eastAsia="zh-CN"/>
-              </w:rPr>
-              <w:t>Số định danh cá nhân: .................................................................................</w:t>
-            </w:r>
-          </w:p>
-          <w:p>
-            <w:pPr>
-              <w:spacing w:before="20" w:after="20" w:line="240" w:lineRule="auto"/>
-              <w:jc w:val="both"/>
-              <w:rPr>
-                <w:rFonts w:ascii="Times New Roman" w:eastAsia="Calibri" w:hAnsi="Times New Roman" w:cs="Times New Roman"/>
-                <w:sz w:val="28"/>
-                <w:szCs w:val="28"/>
-              </w:rPr>
-            </w:pPr>
-            <w:r>
-              <w:rPr>
-                <w:rFonts w:ascii="Times New Roman" w:eastAsia="Times New Roman" w:hAnsi="Times New Roman" w:cs="Times New Roman"/>
-                <w:sz w:val="28"/>
-                <w:szCs w:val="28"/>
-                <w:lang w:eastAsia="zh-CN"/>
-              </w:rPr>
-              <w:t>Điện thoại:...................................................................................................</w:t>
-            </w:r>
-          </w:p>
-        </w:tc>
-      </w:tr>
-      <w:tr>
-        <w:tc>
-          <w:tcPr>
-            <w:tcW w:w="714" w:type="dxa"/>
-          </w:tcPr>
-          <w:p>
-            <w:pPr>
-              <w:spacing w:before="20" w:after="20" w:line="240" w:lineRule="auto"/>
-              <w:jc w:val="center"/>
-              <w:rPr>
-                <w:rFonts w:ascii="Times New Roman" w:eastAsia="Calibri" w:hAnsi="Times New Roman" w:cs="Times New Roman"/>
-                <w:sz w:val="28"/>
-                <w:szCs w:val="28"/>
-              </w:rPr>
-            </w:pPr>
-            <w:r>
-              <w:rPr>
-                <w:rFonts w:ascii="Times New Roman" w:eastAsia="Calibri" w:hAnsi="Times New Roman" w:cs="Times New Roman"/>
-                <w:sz w:val="28"/>
-                <w:szCs w:val="28"/>
-              </w:rPr>
-              <w:t>3</w:t>
-            </w:r>
-          </w:p>
-        </w:tc>
-        <w:tc>
-          <w:tcPr>
-            <w:tcW w:w="8387" w:type="dxa"/>
-          </w:tcPr>
-          <w:p>
-            <w:pPr>
-              <w:spacing w:before="20" w:after="20" w:line="240" w:lineRule="auto"/>
-              <w:rPr>
-                <w:rFonts w:ascii="Times New Roman" w:eastAsia="Calibri" w:hAnsi="Times New Roman" w:cs="Times New Roman"/>
-                <w:sz w:val="28"/>
-                <w:szCs w:val="28"/>
-              </w:rPr>
-            </w:pPr>
-            <w:r>
-              <w:rPr>
-                <w:rFonts w:ascii="Times New Roman" w:eastAsia="Calibri" w:hAnsi="Times New Roman" w:cs="Times New Roman"/>
-                <w:sz w:val="28"/>
-                <w:szCs w:val="28"/>
-              </w:rPr>
-              <w:t>Địa chỉ nhận thông báo thuế:</w:t>
-            </w:r>
-          </w:p>
-          <w:p>
-            <w:pPr>
-              <w:spacing w:before="20" w:after="20" w:line="240" w:lineRule="auto"/>
-              <w:rPr>
-                <w:rFonts w:ascii="Times New Roman" w:eastAsia="Calibri" w:hAnsi="Times New Roman" w:cs="Times New Roman"/>
-                <w:sz w:val="28"/>
-                <w:szCs w:val="28"/>
-              </w:rPr>
-            </w:pPr>
-            <w:r>
-              <w:rPr>
-                <w:rFonts w:ascii="Times New Roman" w:eastAsia="Calibri" w:hAnsi="Times New Roman" w:cs="Times New Roman"/>
-                <w:spacing w:val="-8"/>
-                <w:sz w:val="28"/>
-                <w:szCs w:val="28"/>
-              </w:rPr>
-              <w:t>Số nhà/phòng, ngách/hẻm, ngõ/kiệt, đường/phố/đại lộ, tổ/xóm/ấp/thôn</w:t>
-            </w:r>
-            <w:r>
-              <w:rPr>
-                <w:rFonts w:ascii="Times New Roman" w:eastAsia="Calibri" w:hAnsi="Times New Roman" w:cs="Times New Roman"/>
-                <w:sz w:val="28"/>
-                <w:szCs w:val="28"/>
-              </w:rPr>
-              <w:t xml:space="preserve">: </w:t>
-            </w:r>
-            <w:r>
-              <w:rPr>
-                <w:rFonts w:ascii="Times New Roman" w:eastAsia="Calibri" w:hAnsi="Times New Roman" w:cs="Times New Roman"/>
-                <w:sz w:val="28"/>
-                <w:szCs w:val="28"/>
-              </w:rPr>
-              <w:t>Số 1018B, Đường ĐS06, KP. Hóa Nhựt</w:t>
-            </w:r>
-          </w:p>
-          <w:p>
-            <w:pPr>
-              <w:spacing w:before="20" w:after="20" w:line="240" w:lineRule="auto"/>
-              <w:rPr>
-                <w:rFonts w:ascii="Times New Roman" w:eastAsia="Calibri" w:hAnsi="Times New Roman" w:cs="Times New Roman"/>
-                <w:sz w:val="28"/>
-                <w:szCs w:val="28"/>
-              </w:rPr>
-            </w:pPr>
-            <w:r>
-              <w:rPr>
-                <w:rFonts w:ascii="Times New Roman" w:eastAsia="Calibri" w:hAnsi="Times New Roman" w:cs="Times New Roman"/>
-                <w:sz w:val="28"/>
-                <w:szCs w:val="28"/>
-              </w:rPr>
-              <w:t xml:space="preserve">Xã/Phường/Đặc khu: </w:t>
-            </w:r>
-            <w:r>
-              <w:rPr>
-                <w:rFonts w:ascii="Times New Roman" w:eastAsia="Calibri" w:hAnsi="Times New Roman" w:cs="Times New Roman"/>
-                <w:sz w:val="28"/>
-                <w:szCs w:val="28"/>
-              </w:rPr>
-              <w:t xml:space="preserve">Phường </w:t>
-            </w:r>
-            <w:r>
-              <w:rPr>
-                <w:rFonts w:ascii="Times New Roman" w:eastAsia="Calibri" w:hAnsi="Times New Roman" w:cs="Times New Roman"/>
-                <w:sz w:val="28"/>
-                <w:szCs w:val="28"/>
-              </w:rPr>
-              <w:t>Tân Khánh</w:t>
-            </w:r>
-          </w:p>
-          <w:p>
-            <w:pPr>
-              <w:spacing w:before="20" w:after="20" w:line="240" w:lineRule="auto"/>
-              <w:rPr>
-                <w:rFonts w:ascii="Times New Roman" w:eastAsia="Calibri" w:hAnsi="Times New Roman" w:cs="Times New Roman"/>
-                <w:sz w:val="28"/>
-                <w:szCs w:val="28"/>
-              </w:rPr>
-            </w:pPr>
-            <w:r>
-              <w:rPr>
-                <w:rFonts w:ascii="Times New Roman" w:eastAsia="Calibri" w:hAnsi="Times New Roman" w:cs="Times New Roman"/>
-                <w:sz w:val="28"/>
-                <w:szCs w:val="28"/>
-              </w:rPr>
-              <w:t xml:space="preserve">Tỉnh/Thành phố trực thuộc trung ương: </w:t>
-            </w:r>
-            <w:r>
-              <w:rPr>
-                <w:rFonts w:ascii="Times New Roman" w:eastAsia="Calibri" w:hAnsi="Times New Roman" w:cs="Times New Roman"/>
-                <w:sz w:val="28"/>
-                <w:szCs w:val="28"/>
-              </w:rPr>
-              <w:t>Thành phố Hồ Chí Minh</w:t>
-            </w:r>
-          </w:p>
-          <w:p>
-            <w:pPr>
-              <w:tabs>
-                <w:tab w:val="center" w:pos="4680"/>
-                <w:tab w:val="right" w:pos="9360"/>
-              </w:tabs>
-              <w:suppressAutoHyphens/>
-              <w:spacing w:before="20" w:after="20" w:line="240" w:lineRule="auto"/>
-              <w:jc w:val="both"/>
-              <w:rPr>
-                <w:rFonts w:ascii="Times New Roman" w:eastAsia="Times New Roman" w:hAnsi="Times New Roman" w:cs="Times New Roman"/>
-                <w:sz w:val="28"/>
-                <w:szCs w:val="28"/>
-                <w:lang w:eastAsia="zh-CN"/>
-              </w:rPr>
-            </w:pPr>
-            <w:r>
-              <w:rPr>
-                <w:rFonts w:ascii="Times New Roman" w:eastAsia="Times New Roman" w:hAnsi="Times New Roman" w:cs="Times New Roman"/>
-                <w:sz w:val="28"/>
-                <w:szCs w:val="28"/>
-                <w:lang w:eastAsia="zh-CN"/>
-              </w:rPr>
-              <w:t>Điện thoại (</w:t>
-            </w:r>
-            <w:r>
-              <w:rPr>
-                <w:rFonts w:ascii="Times New Roman" w:eastAsia="Times New Roman" w:hAnsi="Times New Roman" w:cs="Times New Roman"/>
-                <w:i/>
-                <w:sz w:val="28"/>
-                <w:szCs w:val="28"/>
-                <w:lang w:eastAsia="zh-CN"/>
-              </w:rPr>
-              <w:t>nếu có</w:t>
-            </w:r>
-            <w:r>
-              <w:rPr>
-                <w:rFonts w:ascii="Times New Roman" w:eastAsia="Times New Roman" w:hAnsi="Times New Roman" w:cs="Times New Roman"/>
-                <w:sz w:val="28"/>
-                <w:szCs w:val="28"/>
-                <w:lang w:eastAsia="zh-CN"/>
-              </w:rPr>
-              <w:t xml:space="preserve">): </w:t>
-            </w:r>
-            <w:r>
-              <w:rPr>
-                <w:rFonts w:ascii="Times New Roman" w:eastAsia="Times New Roman" w:hAnsi="Times New Roman" w:cs="Times New Roman"/>
-                <w:sz w:val="28"/>
-                <w:szCs w:val="28"/>
-                <w:lang w:eastAsia="zh-CN"/>
-              </w:rPr>
-              <w:t xml:space="preserve">0909781774 </w:t>
-            </w:r>
-            <w:r>
-              <w:rPr>
-                <w:rFonts w:ascii="Times New Roman" w:eastAsia="Times New Roman" w:hAnsi="Times New Roman" w:cs="Times New Roman"/>
-                <w:sz w:val="28"/>
-                <w:szCs w:val="28"/>
-                <w:lang w:eastAsia="zh-CN"/>
-              </w:rPr>
-              <w:t>Số fax (</w:t>
-            </w:r>
-            <w:r>
-              <w:rPr>
-                <w:rFonts w:ascii="Times New Roman" w:eastAsia="Times New Roman" w:hAnsi="Times New Roman" w:cs="Times New Roman"/>
-                <w:i/>
-                <w:sz w:val="28"/>
-                <w:szCs w:val="28"/>
-                <w:lang w:eastAsia="zh-CN"/>
-              </w:rPr>
-              <w:t>nếu có</w:t>
-            </w:r>
-            <w:r>
-              <w:rPr>
-                <w:rFonts w:ascii="Times New Roman" w:eastAsia="Times New Roman" w:hAnsi="Times New Roman" w:cs="Times New Roman"/>
-                <w:sz w:val="28"/>
-                <w:szCs w:val="28"/>
-                <w:lang w:eastAsia="zh-CN"/>
-              </w:rPr>
-              <w:t>):………………..</w:t>
-            </w:r>
-          </w:p>
-          <w:p>
-            <w:pPr>
-              <w:spacing w:before="20" w:after="20" w:line="240" w:lineRule="auto"/>
-              <w:rPr>
-                <w:rFonts w:ascii="Times New Roman" w:eastAsia="Calibri" w:hAnsi="Times New Roman" w:cs="Times New Roman"/>
-                <w:sz w:val="28"/>
-                <w:szCs w:val="28"/>
-              </w:rPr>
-            </w:pPr>
-            <w:r>
-              <w:rPr>
-                <w:rFonts w:ascii="Times New Roman" w:eastAsia="Times New Roman" w:hAnsi="Times New Roman" w:cs="Times New Roman"/>
-                <w:sz w:val="28"/>
-                <w:szCs w:val="28"/>
-                <w:lang w:eastAsia="zh-CN"/>
-              </w:rPr>
-              <w:t>Thư điện tử (</w:t>
-            </w:r>
-            <w:r>
-              <w:rPr>
-                <w:rFonts w:ascii="Times New Roman" w:eastAsia="Times New Roman" w:hAnsi="Times New Roman" w:cs="Times New Roman"/>
-                <w:i/>
-                <w:sz w:val="28"/>
-                <w:szCs w:val="28"/>
-                <w:lang w:eastAsia="zh-CN"/>
-              </w:rPr>
-              <w:t>nếu có</w:t>
-            </w:r>
-            <w:r>
-              <w:rPr>
-                <w:rFonts w:ascii="Times New Roman" w:eastAsia="Times New Roman" w:hAnsi="Times New Roman" w:cs="Times New Roman"/>
-                <w:sz w:val="28"/>
-                <w:szCs w:val="28"/>
-                <w:lang w:eastAsia="zh-CN"/>
-              </w:rPr>
-              <w:t>):……………………………………………………</w:t>
-            </w:r>
-          </w:p>
-        </w:tc>
-      </w:tr>
-      <w:tr>
-        <w:tc>
-          <w:tcPr>
-            <w:tcW w:w="714" w:type="dxa"/>
-          </w:tcPr>
-          <w:p>
-            <w:pPr>
-              <w:spacing w:before="20" w:after="20" w:line="240" w:lineRule="auto"/>
-              <w:jc w:val="center"/>
-              <w:rPr>
-                <w:rFonts w:ascii="Times New Roman" w:eastAsia="Times New Roman" w:hAnsi="Times New Roman" w:cs="Times New Roman"/>
-                <w:sz w:val="28"/>
-                <w:szCs w:val="28"/>
-                <w:vertAlign w:val="superscript"/>
-                <w:lang w:eastAsia="zh-CN"/>
-              </w:rPr>
-            </w:pPr>
-            <w:r>
-              <w:rPr>
-                <w:rFonts w:ascii="Times New Roman" w:eastAsia="Calibri" w:hAnsi="Times New Roman" w:cs="Times New Roman"/>
-                <w:sz w:val="28"/>
-                <w:szCs w:val="28"/>
-              </w:rPr>
-              <w:t>4</w:t>
-            </w:r>
-          </w:p>
-        </w:tc>
-        <w:tc>
-          <w:tcPr>
-            <w:tcW w:w="8387" w:type="dxa"/>
-            <w:vAlign w:val="center"/>
-          </w:tcPr>
-          <w:p>
-            <w:pPr>
-              <w:spacing w:before="20" w:after="20" w:line="240" w:lineRule="auto"/>
-              <w:rPr>
-                <w:rFonts w:ascii="Times New Roman" w:eastAsia="Calibri" w:hAnsi="Times New Roman" w:cs="Times New Roman"/>
-                <w:sz w:val="28"/>
-                <w:szCs w:val="28"/>
-              </w:rPr>
-            </w:pPr>
-            <w:r>
-              <w:rPr>
-                <w:rFonts w:ascii="Times New Roman" w:eastAsia="Times New Roman" w:hAnsi="Times New Roman" w:cs="Times New Roman"/>
-                <w:sz w:val="28"/>
-                <w:szCs w:val="28"/>
-                <w:lang w:eastAsia="zh-CN"/>
-              </w:rPr>
-              <w:t>Ngày bắt đầu hoạt động</w:t>
-            </w:r>
-            <w:r>
-              <w:rPr>
-                <w:rFonts w:ascii="Times New Roman" w:eastAsia="Times New Roman" w:hAnsi="Times New Roman" w:cs="Times New Roman"/>
-                <w:sz w:val="28"/>
-                <w:szCs w:val="28"/>
-                <w:vertAlign w:val="superscript"/>
-                <w:lang w:eastAsia="zh-CN"/>
-              </w:rPr>
-              <w:footnoteReference w:customMarkFollows="1" w:id="4"/>
-              <w:t>2</w:t>
-            </w:r>
-            <w:r>
-              <w:rPr>
-                <w:rFonts w:ascii="Times New Roman" w:eastAsia="Times New Roman" w:hAnsi="Times New Roman" w:cs="Times New Roman"/>
-                <w:sz w:val="28"/>
-                <w:szCs w:val="28"/>
-                <w:lang w:eastAsia="zh-CN"/>
-              </w:rPr>
-              <w:t>: …../…../…….</w:t>
-            </w:r>
-          </w:p>
-        </w:tc>
-      </w:tr>
-      <w:tr>
-        <w:tc>
-          <w:tcPr>
-            <w:tcW w:w="714" w:type="dxa"/>
-          </w:tcPr>
-          <w:p>
-            <w:pPr>
-              <w:spacing w:before="20" w:after="20" w:line="240" w:lineRule="auto"/>
-              <w:jc w:val="center"/>
-              <w:rPr>
-                <w:rFonts w:ascii="Times New Roman" w:eastAsia="Calibri" w:hAnsi="Times New Roman" w:cs="Times New Roman"/>
-                <w:sz w:val="28"/>
-                <w:szCs w:val="28"/>
-              </w:rPr>
-            </w:pPr>
-            <w:r>
-              <w:rPr>
-                <w:rFonts w:ascii="Times New Roman" w:eastAsia="Calibri" w:hAnsi="Times New Roman" w:cs="Times New Roman"/>
-                <w:sz w:val="28"/>
-                <w:szCs w:val="28"/>
-              </w:rPr>
-              <w:t>5</w:t>
-            </w:r>
-          </w:p>
-        </w:tc>
-        <w:tc>
-          <w:tcPr>
-            <w:tcW w:w="8387" w:type="dxa"/>
-            <w:vAlign w:val="center"/>
-          </w:tcPr>
-          <w:p>
-            <w:pPr>
-              <w:suppressAutoHyphens/>
-              <w:spacing w:before="20" w:after="20" w:line="240" w:lineRule="auto"/>
-              <w:jc w:val="both"/>
-              <w:rPr>
-                <w:rFonts w:ascii="Times New Roman" w:eastAsia="Times New Roman" w:hAnsi="Times New Roman" w:cs="Times New Roman"/>
-                <w:sz w:val="28"/>
-                <w:szCs w:val="28"/>
-                <w:lang w:eastAsia="zh-CN"/>
-              </w:rPr>
-            </w:pPr>
-            <w:r>
-              <w:rPr>
-                <w:rFonts w:ascii="Times New Roman" w:eastAsia="Times New Roman" w:hAnsi="Times New Roman" w:cs="Times New Roman"/>
-                <w:sz w:val="28"/>
-                <w:szCs w:val="28"/>
-                <w:lang w:eastAsia="zh-CN"/>
-              </w:rPr>
-              <w:t>Hình thức hạch toán (</w:t>
-            </w:r>
-            <w:r>
-              <w:rPr>
-                <w:rFonts w:ascii="Times New Roman" w:eastAsia="Times New Roman" w:hAnsi="Times New Roman" w:cs="Times New Roman"/>
-                <w:i/>
-                <w:iCs/>
-                <w:sz w:val="28"/>
-                <w:szCs w:val="28"/>
-                <w:lang w:eastAsia="zh-CN"/>
-              </w:rPr>
-              <w:t>Đánh dấu X vào một trong hai ô “Hạch toán độc lập” hoặc “Hạch toán phụ thuộc”. Trường hợp chọn ô “Hạch toán độc lập” mà thuộc đối tượng phải lập và gửi báo cáo tài chính hợp nhất cho cơ quan có thẩm quyền theo quy định thì chọn thêm ô “Có báo cáo tài chính hợp nhất”</w:t>
-            </w:r>
-            <w:r>
-              <w:rPr>
-                <w:rFonts w:ascii="Times New Roman" w:eastAsia="Times New Roman" w:hAnsi="Times New Roman" w:cs="Times New Roman"/>
-                <w:sz w:val="28"/>
-                <w:szCs w:val="28"/>
-                <w:lang w:eastAsia="zh-CN"/>
-              </w:rPr>
-              <w:t xml:space="preserve">): </w:t>
-            </w:r>
-          </w:p>
-          <w:tbl>
-            <w:tblPr>
-              <w:tblW w:w="7341" w:type="dxa"/>
-              <w:tblInd w:w="179" w:type="dxa"/>
-              <w:tblLook w:val="0000" w:firstRow="0" w:lastRow="0" w:firstColumn="0" w:lastColumn="0" w:noHBand="0" w:noVBand="0"/>
-            </w:tblPr>
-            <w:tblGrid>
-              <w:gridCol w:w="2583"/>
-              <w:gridCol w:w="567"/>
-              <w:gridCol w:w="393"/>
-              <w:gridCol w:w="3798"/>
-            </w:tblGrid>
-            <w:tr>
-              <w:tc>
-                <w:tcPr>
-                  <w:tcW w:w="2583" w:type="dxa"/>
-                  <w:shd w:val="clear" w:color="auto" w:fill="auto"/>
-                </w:tcPr>
-                <w:p>
-                  <w:pPr>
-                    <w:suppressAutoHyphens/>
-                    <w:spacing w:before="20" w:after="20" w:line="240" w:lineRule="auto"/>
-                    <w:jc w:val="both"/>
-                    <w:rPr>
-                      <w:rFonts w:ascii="Times New Roman" w:eastAsia="Times New Roman" w:hAnsi="Times New Roman" w:cs="Times New Roman"/>
-                      <w:sz w:val="28"/>
-                      <w:szCs w:val="28"/>
-                      <w:lang w:eastAsia="zh-CN"/>
-                    </w:rPr>
-                  </w:pPr>
-                  <w:r>
-                    <w:rPr>
-                      <w:rFonts w:ascii="Times New Roman" w:eastAsia="Times New Roman" w:hAnsi="Times New Roman" w:cs="Times New Roman"/>
-                      <w:sz w:val="28"/>
-                      <w:szCs w:val="28"/>
-                      <w:lang w:eastAsia="zh-CN"/>
-                    </w:rPr>
-                    <w:t>Hạch toán độc lập</w:t>
-                  </w:r>
-                </w:p>
-              </w:tc>
-              <w:tc>
-                <w:tcPr>
-                  <w:tcW w:w="567" w:type="dxa"/>
-                  <w:shd w:val="clear" w:color="auto" w:fill="auto"/>
-                </w:tcPr>
-                <w:p>
-                  <w:pPr>
-                    <w:suppressAutoHyphens/>
-                    <w:snapToGrid w:val="0"/>
-                    <w:spacing w:before="20" w:after="20" w:line="240" w:lineRule="auto"/>
-                    <w:jc w:val="both"/>
-                    <w:rPr>
-                      <w:rFonts w:ascii="Times New Roman" w:eastAsia="Times New Roman" w:hAnsi="Times New Roman" w:cs="Times New Roman"/>
-                      <w:sz w:val="28"/>
-                      <w:szCs w:val="28"/>
-                    </w:rPr>
-                  </w:pPr>
-                  <w:r>
-                    <w:rPr>
-                      <w:rFonts w:ascii="Times New Roman" w:eastAsia="Calibri" w:hAnsi="Times New Roman" w:cs="Times New Roman"/>
-                      <w:noProof/>
-                      <w:sz w:val="20"/>
-                      <w:szCs w:val="20"/>
-                    </w:rPr>
-                    <mc:AlternateContent>
-                      <mc:Choice Requires="wps">
-                        <w:drawing>
-                          <wp:anchor distT="0" distB="0" distL="114300" distR="114300" simplePos="0" relativeHeight="251687936" behindDoc="0" locked="0" layoutInCell="1" allowOverlap="1" wp14:anchorId="705644EB" wp14:editId="389ED0C0">
-                            <wp:simplePos x="0" y="0"/>
-                            <wp:positionH relativeFrom="margin">
-                              <wp:align>center</wp:align>
-                            </wp:positionH>
-                            <wp:positionV relativeFrom="paragraph">
-                              <wp:posOffset>5715</wp:posOffset>
-                            </wp:positionV>
-                            <wp:extent cx="288925" cy="235585"/>
-                            <wp:effectExtent l="0" t="0" r="15875" b="12065"/>
-                            <wp:wrapNone/>
-                            <wp:docPr id="500946973" name="Rectangle 34"/>
-                            <wp:cNvGraphicFramePr>
-                              <a:graphicFrameLocks xmlns:a="http://schemas.openxmlformats.org/drawingml/2006/main"/>
-                            </wp:cNvGraphicFramePr>
-                            <a:graphic xmlns:a="http://schemas.openxmlformats.org/drawingml/2006/main">
-                              <a:graphicData uri="http://schemas.microsoft.com/office/word/2010/wordprocessingShape">
-                                <wps:wsp>
-                                  <wps:cNvSpPr>
-                                    <a:spLocks noChangeArrowheads="1"/>
-                                  </wps:cNvSpPr>
-                                  <wps:spPr bwMode="auto">
-                                    <a:xfrm>
-                                      <a:off x="0" y="0"/>
-                                      <a:ext cx="288925" cy="235585"/>
-                                    </a:xfrm>
-                                    <a:prstGeom prst="rect">
-                                      <a:avLst/>
-                                    </a:prstGeom>
-                                    <a:solidFill>
-                                      <a:srgbClr val="FFFFFF"/>
-                                    </a:solidFill>
-                                    <a:ln w="9360" cap="sq">
-                                      <a:solidFill>
-                                        <a:srgbClr val="000000"/>
-                                      </a:solidFill>
-                                      <a:miter lim="800000"/>
-                                      <a:headEnd/>
-                                      <a:tailEnd/>
-                                    </a:ln>
-                                  </wps:spPr>
-                                  <wps:txbx>
-                                    <w:txbxContent>
-                                      <w:p>
-                                        <w:pPr>
-                                          <w:jc w:val="center"/>
-                                        </w:pPr>
-                                        <w:r>
-                                          <w:t>x</w:t>
-                                        </w:r>
-                                      </w:p>
-                                    </w:txbxContent>
-                                  </wps:txbx>
-                                  <wps:bodyPr rot="0" vert="horz" wrap="none" lIns="91440" tIns="45720" rIns="91440" bIns="45720" anchor="ctr" anchorCtr="0" upright="1">
-                                    <a:noAutofit/>
-                                  </wps:bodyPr>
-                                </wps:wsp>
-                              </a:graphicData>
-                            </a:graphic>
-                            <wp14:sizeRelH relativeFrom="page">
-                              <wp14:pctWidth>0</wp14:pctWidth>
-                            </wp14:sizeRelH>
-                            <wp14:sizeRelV relativeFrom="page">
-                              <wp14:pctHeight>0</wp14:pctHeight>
-                            </wp14:sizeRelV>
-                          </wp:anchor>
-                        </w:drawing>
-                      </mc:Choice>
-                      <mc:Fallback>
-                        <w:pict>
-                          <v:rect w14:anchorId="705644EB" id="Rectangle 34" o:spid="_x0000_s1034" style="position:absolute;left:0;text-align:left;margin-left:0;margin-top:.45pt;width:22.75pt;height:18.55pt;z-index:251687936;visibility:visible;mso-wrap-style:none;mso-width-percent:0;mso-height-percent:0;mso-wrap-distance-left:9pt;mso-wrap-distance-top:0;mso-wrap-distance-right:9pt;mso-wrap-distance-bottom:0;mso-position-horizontal:center;mso-position-horizontal-relative:margin;mso-position-vertical:absolute;mso-position-vertical-relative:text;mso-width-percent:0;mso-height-percent:0;mso-width-relative:page;mso-height-relative:page;v-text-anchor:middle" o:gfxdata="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" strokeweight=".26mm">
-                            <v:stroke endcap="square"/>
-                            <v:textbox>
-                              <w:txbxContent>
-                                <w:p>
-                                  <w:pPr>
-                                    <w:jc w:val="center"/>
-                                  </w:pPr>
-                                  <w:r>
-                                    <w:t>x</w:t>
-                                  </w:r>
-                                </w:p>
-                              </w:txbxContent>
-                            </v:textbox>
-                            <w10:wrap anchorx="margin"/>
-                          </v:rect>
-                        </w:pict>
-                      </mc:Fallback>
-                    </mc:AlternateContent>
-                  </w:r>
-                </w:p>
-              </w:tc>
-              <w:tc>
-                <w:tcPr>
-                  <w:tcW w:w="393" w:type="dxa"/>
-                </w:tcPr>
-                <w:p>
-                  <w:pPr>
-                    <w:suppressAutoHyphens/>
-                    <w:snapToGrid w:val="0"/>
-                    <w:spacing w:before="20" w:after="20" w:line="240" w:lineRule="auto"/>
-                    <w:rPr>
-                      <w:rFonts w:ascii="Times New Roman" w:eastAsia="Times New Roman" w:hAnsi="Times New Roman" w:cs="Times New Roman"/>
-                      <w:noProof/>
-                      <w:sz w:val="28"/>
-                      <w:szCs w:val="28"/>
-                    </w:rPr>
-                  </w:pPr>
-                </w:p>
-              </w:tc>
-              <w:tc>
-                <w:tcPr>
-                  <w:tcW w:w="3798" w:type="dxa"/>
-                </w:tcPr>
-                <w:p>
-                  <w:pPr>
-                    <w:suppressAutoHyphens/>
-                    <w:snapToGrid w:val="0"/>
-                    <w:spacing w:before="20" w:after="20" w:line="240" w:lineRule="auto"/>
-                    <w:rPr>
-                      <w:rFonts w:ascii="Times New Roman" w:eastAsia="Calibri" w:hAnsi="Times New Roman" w:cs="Times New Roman"/>
-                      <w:noProof/>
-                      <w:sz w:val="20"/>
-                      <w:szCs w:val="20"/>
-                    </w:rPr>
-                  </w:pPr>
-                  <w:r>
-                    <w:rPr>
-                      <w:rFonts w:ascii="Times New Roman" w:eastAsia="Times New Roman" w:hAnsi="Times New Roman" w:cs="Times New Roman"/>
-                      <w:noProof/>
-                      <w:sz w:val="28"/>
-                      <w:szCs w:val="28"/>
-                    </w:rPr>
-                    <mc:AlternateContent>
-                      <mc:Choice Requires="wps">
-                        <w:drawing>
-                          <wp:anchor distT="0" distB="0" distL="114300" distR="114300" simplePos="0" relativeHeight="251689984" behindDoc="0" locked="0" layoutInCell="1" allowOverlap="1" wp14:anchorId="3FBB2673" wp14:editId="09BED54F">
-                            <wp:simplePos x="0" y="0"/>
-                            <wp:positionH relativeFrom="column">
-                              <wp:posOffset>2234565</wp:posOffset>
-                            </wp:positionH>
-                            <wp:positionV relativeFrom="paragraph">
-                              <wp:posOffset>16510</wp:posOffset>
-                            </wp:positionV>
-                            <wp:extent cx="288925" cy="235585"/>
-                            <wp:effectExtent l="0" t="0" r="0" b="0"/>
-                            <wp:wrapNone/>
-                            <wp:docPr id="1028132588" name="Rectangle 33"/>
-                            <wp:cNvGraphicFramePr>
-                              <a:graphicFrameLocks xmlns:a="http://schemas.openxmlformats.org/drawingml/2006/main"/>
-                            </wp:cNvGraphicFramePr>
-                            <a:graphic xmlns:a="http://schemas.openxmlformats.org/drawingml/2006/main">
-                              <a:graphicData uri="http://schemas.microsoft.com/office/word/2010/wordprocessingShape">
-                                <wps:wsp>
-                                  <wps:cNvSpPr>
-                                    <a:spLocks noChangeArrowheads="1"/>
-                                  </wps:cNvSpPr>
-                                  <wps:spPr bwMode="auto">
-                                    <a:xfrm>
-                                      <a:off x="0" y="0"/>
-                                      <a:ext cx="288925" cy="235585"/>
-                                    </a:xfrm>
-                                    <a:prstGeom prst="rect">
-                                      <a:avLst/>
-                                    </a:prstGeom>
-                                    <a:solidFill>
-                                      <a:srgbClr val="FFFFFF"/>
-                                    </a:solidFill>
-                                    <a:ln w="9360" cap="sq">
-                                      <a:solidFill>
-                                        <a:srgbClr val="000000"/>
-                                      </a:solidFill>
-                                      <a:miter lim="800000"/>
-                                      <a:headEnd/>
-                                      <a:tailEnd/>
-                                    </a:ln>
-                                  </wps:spPr>
-                                  <wps:bodyPr rot="0" vert="horz" wrap="none" lIns="91440" tIns="45720" rIns="91440" bIns="45720" anchor="ctr" anchorCtr="0" upright="1">
-                                    <a:noAutofit/>
-                                  </wps:bodyPr>
-                                </wps:wsp>
-                              </a:graphicData>
-                            </a:graphic>
-                            <wp14:sizeRelH relativeFrom="page">
-                              <wp14:pctWidth>0</wp14:pctWidth>
-                            </wp14:sizeRelH>
-                            <wp14:sizeRelV relativeFrom="page">
-                              <wp14:pctHeight>0</wp14:pctHeight>
-                            </wp14:sizeRelV>
-                          </wp:anchor>
-                        </w:drawing>
-                      </mc:Choice>
-                      <mc:Fallback>
-                        <w:pict>
-                          <v:rect w14:anchorId="615F1FCB" id="Rectangle 33" o:spid="_x0000_s1026" style="position:absolute;margin-left:175.95pt;margin-top:1.3pt;width:22.75pt;height:18.55pt;z-index:251689984;visibility:visible;mso-wrap-style:none;mso-width-percent:0;mso-height-percent:0;mso-wrap-distance-left:9pt;mso-wrap-distance-top:0;mso-wrap-distance-right:9pt;mso-wrap-distance-bottom:0;mso-position-horizontal:absolute;mso-position-horizontal-relative:text;mso-position-vertical:absolute;mso-position-vertical-relative:text;mso-width-percent:0;mso-height-percent:0;mso-width-relative:page;mso-height-relative:page;v-text-anchor:middle" o:gfxdata="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" strokeweight=".26mm">
-                            <v:stroke endcap="square"/>
-                          </v:rect>
-                        </w:pict>
-                      </mc:Fallback>
-                    </mc:AlternateContent>
-                  </w:r>
-                  <w:r>
-                    <w:rPr>
-                      <w:rFonts w:ascii="Times New Roman" w:eastAsia="Times New Roman" w:hAnsi="Times New Roman" w:cs="Times New Roman"/>
-                      <w:sz w:val="28"/>
-                      <w:szCs w:val="28"/>
-                      <w:lang w:eastAsia="zh-CN"/>
-                    </w:rPr>
-                    <w:t>Có báo cáo tài chính hợp nhất</w:t>
-                  </w:r>
-                </w:p>
-              </w:tc>
-            </w:tr>
-            <w:tr>
-              <w:trPr>
-                <w:trHeight w:val="563"/>
-              </w:trPr>
-              <w:tc>
-                <w:tcPr>
-                  <w:tcW w:w="2583" w:type="dxa"/>
-                  <w:shd w:val="clear" w:color="auto" w:fill="auto"/>
-                </w:tcPr>
-                <w:p>
-                  <w:pPr>
-                    <w:suppressAutoHyphens/>
-                    <w:spacing w:before="20" w:after="20" w:line="240" w:lineRule="auto"/>
-                    <w:jc w:val="both"/>
-                    <w:rPr>
-                      <w:rFonts w:ascii="Times New Roman" w:eastAsia="Times New Roman" w:hAnsi="Times New Roman" w:cs="Times New Roman"/>
-                      <w:sz w:val="28"/>
-                      <w:szCs w:val="28"/>
-                      <w:lang w:eastAsia="zh-CN"/>
-                    </w:rPr>
-                  </w:pPr>
-                  <w:r>
-                    <w:rPr>
-                      <w:rFonts w:ascii="Times New Roman" w:eastAsia="Times New Roman" w:hAnsi="Times New Roman" w:cs="Times New Roman"/>
-                      <w:sz w:val="28"/>
-                      <w:szCs w:val="28"/>
-                      <w:lang w:eastAsia="zh-CN"/>
-                    </w:rPr>
-                    <w:t>Hạch toán phụ thuộc</w:t>
-                  </w:r>
-                </w:p>
-              </w:tc>
-              <w:tc>
-                <w:tcPr>
-                  <w:tcW w:w="567" w:type="dxa"/>
-                  <w:shd w:val="clear" w:color="auto" w:fill="auto"/>
-                </w:tcPr>
-                <w:p>
-                  <w:pPr>
-                    <w:suppressAutoHyphens/>
-                    <w:snapToGrid w:val="0"/>
-                    <w:spacing w:before="20" w:after="20" w:line="240" w:lineRule="auto"/>
-                    <w:jc w:val="both"/>
-                    <w:rPr>
-                      <w:rFonts w:ascii="Times New Roman" w:eastAsia="Times New Roman" w:hAnsi="Times New Roman" w:cs="Times New Roman"/>
-                      <w:sz w:val="28"/>
-                      <w:szCs w:val="28"/>
-                    </w:rPr>
-                  </w:pPr>
-                  <w:r>
-                    <w:rPr>
-                      <w:rFonts w:ascii="Times New Roman" w:eastAsia="Calibri" w:hAnsi="Times New Roman" w:cs="Times New Roman"/>
-                      <w:noProof/>
-                      <w:sz w:val="20"/>
-                      <w:szCs w:val="20"/>
-                    </w:rPr>
-                    <mc:AlternateContent>
-                      <mc:Choice Requires="wps">
-                        <w:drawing>
-                          <wp:anchor distT="0" distB="0" distL="114300" distR="114300" simplePos="0" relativeHeight="251688960" behindDoc="0" locked="0" layoutInCell="1" allowOverlap="1" wp14:anchorId="7909EEC5" wp14:editId="0D19E8D1">
-                            <wp:simplePos x="0" y="0"/>
-                            <wp:positionH relativeFrom="margin">
-                              <wp:align>center</wp:align>
-                            </wp:positionH>
-                            <wp:positionV relativeFrom="paragraph">
-                              <wp:posOffset>36830</wp:posOffset>
-                            </wp:positionV>
-                            <wp:extent cx="288925" cy="235585"/>
-                            <wp:effectExtent l="12065" t="5080" r="13335" b="6985"/>
-                            <wp:wrapNone/>
-                            <wp:docPr id="427880615" name="Rectangle 33"/>
-                            <wp:cNvGraphicFramePr>
-                              <a:graphicFrameLocks xmlns:a="http://schemas.openxmlformats.org/drawingml/2006/main"/>
-                            </wp:cNvGraphicFramePr>
-                            <a:graphic xmlns:a="http://schemas.openxmlformats.org/drawingml/2006/main">
-                              <a:graphicData uri="http://schemas.microsoft.com/office/word/2010/wordprocessingShape">
-                                <wps:wsp>
-                                  <wps:cNvSpPr>
-                                    <a:spLocks noChangeArrowheads="1"/>
-                                  </wps:cNvSpPr>
-                                  <wps:spPr bwMode="auto">
-                                    <a:xfrm>
-                                      <a:off x="0" y="0"/>
-                                      <a:ext cx="288925" cy="235585"/>
-                                    </a:xfrm>
-                                    <a:prstGeom prst="rect">
-                                      <a:avLst/>
-                                    </a:prstGeom>
-                                    <a:solidFill>
-                                      <a:srgbClr val="FFFFFF"/>
-                                    </a:solidFill>
-                                    <a:ln w="9360" cap="sq">
-                                      <a:solidFill>
-                                        <a:srgbClr val="000000"/>
-                                      </a:solidFill>
-                                      <a:miter lim="800000"/>
-                                      <a:headEnd/>
-                                      <a:tailEnd/>
-                                    </a:ln>
-                                  </wps:spPr>
-                                  <wps:bodyPr rot="0" vert="horz" wrap="none" lIns="91440" tIns="45720" rIns="91440" bIns="45720" anchor="ctr" anchorCtr="0" upright="1">
-                                    <a:noAutofit/>
-                                  </wps:bodyPr>
-                                </wps:wsp>
-                              </a:graphicData>
-                            </a:graphic>
-                            <wp14:sizeRelH relativeFrom="page">
-                              <wp14:pctWidth>0</wp14:pctWidth>
-                            </wp14:sizeRelH>
-                            <wp14:sizeRelV relativeFrom="page">
-                              <wp14:pctHeight>0</wp14:pctHeight>
-                            </wp14:sizeRelV>
-                          </wp:anchor>
-                        </w:drawing>
-                      </mc:Choice>
-                      <mc:Fallback>
-                        <w:pict>
-                          <v:rect w14:anchorId="3F7BE159" id="Rectangle 33" o:spid="_x0000_s1026" style="position:absolute;margin-left:0;margin-top:2.9pt;width:22.75pt;height:18.55pt;z-index:251688960;visibility:visible;mso-wrap-style:none;mso-width-percent:0;mso-height-percent:0;mso-wrap-distance-left:9pt;mso-wrap-distance-top:0;mso-wrap-distance-right:9pt;mso-wrap-distance-bottom:0;mso-position-horizontal:center;mso-position-horizontal-relative:margin;mso-position-vertical:absolute;mso-position-vertical-relative:text;mso-width-percent:0;mso-height-percent:0;mso-width-relative:page;mso-height-relative:page;v-text-anchor:middle" o:gfxdata="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" strokeweight=".26mm">
-                            <v:stroke endcap="square"/>
-                            <w10:wrap anchorx="margin"/>
-                          </v:rect>
-                        </w:pict>
-                      </mc:Fallback>
-                    </mc:AlternateContent>
-                  </w:r>
-                </w:p>
-              </w:tc>
-              <w:tc>
-                <w:tcPr>
-                  <w:tcW w:w="393" w:type="dxa"/>
-                </w:tcPr>
-                <w:p>
-                  <w:pPr>
-                    <w:suppressAutoHyphens/>
-                    <w:snapToGrid w:val="0"/>
-                    <w:spacing w:before="20" w:after="20" w:line="240" w:lineRule="auto"/>
-                    <w:jc w:val="both"/>
-                    <w:rPr>
-                      <w:rFonts w:ascii="Times New Roman" w:eastAsia="Calibri" w:hAnsi="Times New Roman" w:cs="Times New Roman"/>
-                      <w:noProof/>
-                      <w:sz w:val="20"/>
-                      <w:szCs w:val="20"/>
-                    </w:rPr>
-                  </w:pPr>
-                </w:p>
-              </w:tc>
-              <w:tc>
-                <w:tcPr>
-                  <w:tcW w:w="3798" w:type="dxa"/>
-                </w:tcPr>
-                <w:p>
-                  <w:pPr>
-                    <w:suppressAutoHyphens/>
-                    <w:snapToGrid w:val="0"/>
-                    <w:spacing w:before="20" w:after="20" w:line="240" w:lineRule="auto"/>
-                    <w:jc w:val="both"/>
-                    <w:rPr>
-                      <w:rFonts w:ascii="Times New Roman" w:eastAsia="Calibri" w:hAnsi="Times New Roman" w:cs="Times New Roman"/>
-                      <w:noProof/>
-                      <w:sz w:val="20"/>
-                      <w:szCs w:val="20"/>
-                    </w:rPr>
-                  </w:pPr>
-                </w:p>
-              </w:tc>
-            </w:tr>
-          </w:tbl>
-          <w:p>
-            <w:pPr>
-              <w:spacing w:before="20" w:after="20" w:line="240" w:lineRule="auto"/>
-              <w:rPr>
-                <w:rFonts w:ascii="Times New Roman" w:eastAsia="Calibri" w:hAnsi="Times New Roman" w:cs="Times New Roman"/>
-                <w:sz w:val="28"/>
-                <w:szCs w:val="28"/>
-              </w:rPr>
-            </w:pPr>
-          </w:p>
-        </w:tc>
-      </w:tr>
-      <w:tr>
-        <w:tc>
-          <w:tcPr>
-            <w:tcW w:w="714" w:type="dxa"/>
-          </w:tcPr>
-          <w:p>
-            <w:pPr>
-              <w:spacing w:before="20" w:after="20" w:line="240" w:lineRule="auto"/>
-              <w:jc w:val="center"/>
-              <w:rPr>
-                <w:rFonts w:ascii="Times New Roman" w:eastAsia="Calibri" w:hAnsi="Times New Roman" w:cs="Times New Roman"/>
-                <w:sz w:val="28"/>
-                <w:szCs w:val="28"/>
-              </w:rPr>
-            </w:pPr>
-            <w:r>
-              <w:rPr>
-                <w:rFonts w:ascii="Times New Roman" w:eastAsia="Calibri" w:hAnsi="Times New Roman" w:cs="Times New Roman"/>
-                <w:sz w:val="28"/>
-                <w:szCs w:val="28"/>
-              </w:rPr>
-              <w:t>6</w:t>
-            </w:r>
-          </w:p>
-        </w:tc>
-        <w:tc>
-          <w:tcPr>
-            <w:tcW w:w="8387" w:type="dxa"/>
-          </w:tcPr>
-          <w:p>
-            <w:pPr>
-              <w:spacing w:before="20" w:after="20" w:line="240" w:lineRule="auto"/>
-              <w:rPr>
-                <w:rFonts w:ascii="Times New Roman" w:eastAsia="Calibri" w:hAnsi="Times New Roman" w:cs="Times New Roman"/>
-                <w:sz w:val="28"/>
-                <w:szCs w:val="28"/>
-              </w:rPr>
-            </w:pPr>
-            <w:r>
-              <w:rPr>
-                <w:rFonts w:ascii="Times New Roman" w:eastAsia="Calibri" w:hAnsi="Times New Roman" w:cs="Times New Roman"/>
-                <w:sz w:val="28"/>
-                <w:szCs w:val="28"/>
-              </w:rPr>
-              <w:t>Năm tài chính:</w:t>
-            </w:r>
-          </w:p>
-          <w:p>
-            <w:pPr>
-              <w:spacing w:before="20" w:after="20" w:line="240" w:lineRule="auto"/>
-              <w:rPr>
-                <w:rFonts w:ascii="Times New Roman" w:eastAsia="Calibri" w:hAnsi="Times New Roman" w:cs="Times New Roman"/>
-                <w:sz w:val="28"/>
-                <w:szCs w:val="28"/>
-              </w:rPr>
-            </w:pPr>
-            <w:r>
-              <w:rPr>
-                <w:rFonts w:ascii="Times New Roman" w:eastAsia="Calibri" w:hAnsi="Times New Roman" w:cs="Times New Roman"/>
-                <w:sz w:val="28"/>
-                <w:szCs w:val="28"/>
-              </w:rPr>
-              <w:t xml:space="preserve">Áp dụng từ ngày </w:t>
-            </w:r>
-            <w:r>
-              <w:rPr>
-                <w:rFonts w:ascii="Times New Roman" w:eastAsia="Calibri" w:hAnsi="Times New Roman" w:cs="Times New Roman"/>
-                <w:sz w:val="28"/>
-                <w:szCs w:val="28"/>
-              </w:rPr>
-              <w:t>01</w:t>
-            </w:r>
-            <w:r>
-              <w:rPr>
-                <w:rFonts w:ascii="Times New Roman" w:eastAsia="Calibri" w:hAnsi="Times New Roman" w:cs="Times New Roman"/>
-                <w:sz w:val="28"/>
-                <w:szCs w:val="28"/>
-              </w:rPr>
-              <w:t>/</w:t>
-            </w:r>
-            <w:r>
-              <w:rPr>
-                <w:rFonts w:ascii="Times New Roman" w:eastAsia="Calibri" w:hAnsi="Times New Roman" w:cs="Times New Roman"/>
-                <w:sz w:val="28"/>
-                <w:szCs w:val="28"/>
-              </w:rPr>
-              <w:t>01</w:t>
-            </w:r>
-            <w:r>
-              <w:rPr>
-                <w:rFonts w:ascii="Times New Roman" w:eastAsia="Calibri" w:hAnsi="Times New Roman" w:cs="Times New Roman"/>
-                <w:sz w:val="28"/>
-                <w:szCs w:val="28"/>
-              </w:rPr>
-              <w:t xml:space="preserve"> đến ngày </w:t>
-            </w:r>
-            <w:r>
-              <w:rPr>
-                <w:rFonts w:ascii="Times New Roman" w:eastAsia="Calibri" w:hAnsi="Times New Roman" w:cs="Times New Roman"/>
-                <w:sz w:val="28"/>
-                <w:szCs w:val="28"/>
-              </w:rPr>
-              <w:t>31</w:t>
-            </w:r>
-            <w:r>
-              <w:rPr>
-                <w:rFonts w:ascii="Times New Roman" w:eastAsia="Calibri" w:hAnsi="Times New Roman" w:cs="Times New Roman"/>
-                <w:sz w:val="28"/>
-                <w:szCs w:val="28"/>
-              </w:rPr>
-              <w:t>/</w:t>
-            </w:r>
-            <w:r>
-              <w:rPr>
-                <w:rFonts w:ascii="Times New Roman" w:eastAsia="Calibri" w:hAnsi="Times New Roman" w:cs="Times New Roman"/>
-                <w:sz w:val="28"/>
-                <w:szCs w:val="28"/>
-              </w:rPr>
-              <w:t>12</w:t>
-            </w:r>
-            <w:r>
-              <w:rPr>
-                <w:rFonts w:ascii="Times New Roman" w:eastAsia="Calibri" w:hAnsi="Times New Roman" w:cs="Times New Roman"/>
-                <w:sz w:val="28"/>
-                <w:szCs w:val="28"/>
-              </w:rPr>
-              <w:t>.</w:t>
-            </w:r>
-            <w:r>
-              <w:rPr>
-                <w:rFonts w:ascii="Times New Roman" w:eastAsia="Calibri" w:hAnsi="Times New Roman" w:cs="Times New Roman"/>
-                <w:sz w:val="28"/>
-                <w:szCs w:val="28"/>
-                <w:vertAlign w:val="superscript"/>
-              </w:rPr>
-              <w:footnoteReference w:customMarkFollows="1" w:id="5"/>
-              <w:t>3</w:t>
-            </w:r>
-          </w:p>
-          <w:p>
-            <w:pPr>
-              <w:spacing w:before="20" w:after="20" w:line="240" w:lineRule="auto"/>
-              <w:rPr>
-                <w:rFonts w:ascii="Times New Roman" w:eastAsia="Calibri" w:hAnsi="Times New Roman" w:cs="Times New Roman"/>
-                <w:i/>
-                <w:sz w:val="28"/>
-                <w:szCs w:val="28"/>
-              </w:rPr>
-            </w:pPr>
-            <w:r>
-              <w:rPr>
-                <w:rFonts w:ascii="Times New Roman" w:eastAsia="Calibri" w:hAnsi="Times New Roman" w:cs="Times New Roman"/>
-                <w:sz w:val="28"/>
-                <w:szCs w:val="28"/>
-              </w:rPr>
-              <w:t>(</w:t>
-            </w:r>
-            <w:r>
-              <w:rPr>
-                <w:rFonts w:ascii="Times New Roman" w:eastAsia="Calibri" w:hAnsi="Times New Roman" w:cs="Times New Roman"/>
-                <w:i/>
-                <w:sz w:val="28"/>
-                <w:szCs w:val="28"/>
-              </w:rPr>
-              <w:t>Ghi ngày, tháng bắt đầu và kết thúc niên độ kế toán</w:t>
-            </w:r>
-            <w:r>
-              <w:rPr>
-                <w:rFonts w:ascii="Times New Roman" w:eastAsia="Calibri" w:hAnsi="Times New Roman" w:cs="Times New Roman"/>
-                <w:sz w:val="28"/>
-                <w:szCs w:val="28"/>
-              </w:rPr>
-              <w:t>)</w:t>
-            </w:r>
-          </w:p>
-        </w:tc>
-      </w:tr>
-      <w:tr>
-        <w:tc>
-          <w:tcPr>
-            <w:tcW w:w="714" w:type="dxa"/>
-          </w:tcPr>
-          <w:p>
-            <w:pPr>
-              <w:spacing w:before="20" w:after="20" w:line="240" w:lineRule="auto"/>
-              <w:jc w:val="center"/>
-              <w:rPr>
-                <w:rFonts w:ascii="Times New Roman" w:eastAsia="Calibri" w:hAnsi="Times New Roman" w:cs="Times New Roman"/>
-                <w:sz w:val="28"/>
-                <w:szCs w:val="28"/>
-              </w:rPr>
-            </w:pPr>
-            <w:r>
-              <w:rPr>
-                <w:rFonts w:ascii="Times New Roman" w:eastAsia="Calibri" w:hAnsi="Times New Roman" w:cs="Times New Roman"/>
-                <w:sz w:val="28"/>
-                <w:szCs w:val="28"/>
-              </w:rPr>
-              <w:t>7</w:t>
-            </w:r>
-          </w:p>
-        </w:tc>
-        <w:tc>
-          <w:tcPr>
-            <w:tcW w:w="8387" w:type="dxa"/>
-          </w:tcPr>
-          <w:p>
-            <w:pPr>
-              <w:spacing w:before="20" w:after="20" w:line="240" w:lineRule="auto"/>
-              <w:rPr>
-                <w:rFonts w:ascii="Times New Roman" w:eastAsia="Calibri" w:hAnsi="Times New Roman" w:cs="Times New Roman"/>
-                <w:sz w:val="28"/>
-                <w:szCs w:val="28"/>
-              </w:rPr>
-            </w:pPr>
-            <w:r>
-              <w:rPr>
-                <w:rFonts w:ascii="Times New Roman" w:eastAsia="Calibri" w:hAnsi="Times New Roman" w:cs="Times New Roman"/>
-                <w:sz w:val="28"/>
-                <w:szCs w:val="28"/>
-              </w:rPr>
-              <w:t xml:space="preserve">Tổng số lao động: </w:t>
-            </w:r>
-            <w:r>
-              <w:rPr>
-                <w:rFonts w:ascii="Times New Roman" w:eastAsia="Calibri" w:hAnsi="Times New Roman" w:cs="Times New Roman"/>
-                <w:sz w:val="28"/>
-                <w:szCs w:val="28"/>
-              </w:rPr>
-              <w:t>2</w:t>
-            </w:r>
-          </w:p>
-        </w:tc>
-      </w:tr>
-      <w:tr>
-        <w:tc>
-          <w:tcPr>
-            <w:tcW w:w="714" w:type="dxa"/>
-          </w:tcPr>
-          <w:p>
-            <w:pPr>
-              <w:spacing w:before="20" w:after="20" w:line="240" w:lineRule="auto"/>
-              <w:jc w:val="center"/>
-              <w:rPr>
-                <w:rFonts w:ascii="Times New Roman" w:eastAsia="Calibri" w:hAnsi="Times New Roman" w:cs="Times New Roman"/>
-                <w:sz w:val="28"/>
-                <w:szCs w:val="28"/>
-              </w:rPr>
-            </w:pPr>
-            <w:r>
-              <w:rPr>
-                <w:rFonts w:ascii="Times New Roman" w:eastAsia="Calibri" w:hAnsi="Times New Roman" w:cs="Times New Roman"/>
-                <w:sz w:val="28"/>
-                <w:szCs w:val="28"/>
-              </w:rPr>
-              <w:t>8</w:t>
-            </w:r>
-          </w:p>
-        </w:tc>
-        <w:tc>
-          <w:tcPr>
-            <w:tcW w:w="8387" w:type="dxa"/>
-          </w:tcPr>
-          <w:p>
-            <w:pPr>
-              <w:spacing w:before="20" w:after="20" w:line="240" w:lineRule="auto"/>
-              <w:rPr>
-                <w:rFonts w:ascii="Times New Roman" w:eastAsia="Calibri" w:hAnsi="Times New Roman" w:cs="Times New Roman"/>
-                <w:sz w:val="28"/>
-                <w:szCs w:val="28"/>
-              </w:rPr>
-            </w:pPr>
-            <w:r>
-              <w:rPr>
-                <w:rFonts w:ascii="Times New Roman" w:eastAsia="Calibri" w:hAnsi="Times New Roman" w:cs="Times New Roman"/>
-                <w:sz w:val="28"/>
-                <w:szCs w:val="28"/>
-              </w:rPr>
-              <w:t>Có hoạt động theo dự án BOT/BTO/BT</w:t>
-            </w:r>
-            <w:r>
-              <w:rPr>
-                <w:rFonts w:ascii="Times New Roman" w:eastAsia="Times New Roman" w:hAnsi="Times New Roman" w:cs="Times New Roman"/>
-                <w:sz w:val="28"/>
-                <w:szCs w:val="28"/>
-                <w:lang w:eastAsia="zh-CN"/>
-              </w:rPr>
-              <w:t>/</w:t>
-            </w:r>
-            <w:r>
-              <w:rPr>
-                <w:rFonts w:ascii="Times New Roman" w:eastAsia="Calibri" w:hAnsi="Times New Roman" w:cs="Times New Roman"/>
-                <w:sz w:val="28"/>
-                <w:szCs w:val="28"/>
-                <w:lang w:val="nl-NL"/>
-              </w:rPr>
-              <w:t>BOO, BLT, BTL, O&amp;M</w:t>
-            </w:r>
-            <w:r>
-              <w:rPr>
-                <w:rFonts w:ascii="Times New Roman" w:eastAsia="Calibri" w:hAnsi="Times New Roman" w:cs="Times New Roman"/>
-                <w:sz w:val="28"/>
-                <w:szCs w:val="28"/>
-              </w:rPr>
-              <w:t xml:space="preserve"> không?</w:t>
-            </w:r>
-          </w:p>
-          <w:tbl>
-            <w:tblPr>
-              <w:tblW w:w="0" w:type="auto"/>
-              <w:tblLook w:val="04A0" w:firstRow="1" w:lastRow="0" w:firstColumn="1" w:lastColumn="0" w:noHBand="0" w:noVBand="1"/>
-            </w:tblPr>
-            <w:tblGrid>
-              <w:gridCol w:w="4074"/>
-              <w:gridCol w:w="4097"/>
-            </w:tblGrid>
-            <w:tr>
-              <w:trPr>
-                <w:trHeight w:val="608"/>
-              </w:trPr>
-              <w:tc>
-                <w:tcPr>
-                  <w:tcW w:w="4226" w:type="dxa"/>
-                  <w:shd w:val="clear" w:color="auto" w:fill="auto"/>
-                </w:tcPr>
-                <w:p>
-                  <w:pPr>
-                    <w:suppressAutoHyphens/>
-                    <w:spacing w:before="20" w:after="20" w:line="240" w:lineRule="auto"/>
-                    <w:ind w:firstLine="692"/>
-                    <w:jc w:val="both"/>
-                    <w:rPr>
-                      <w:rFonts w:ascii="Times New Roman" w:eastAsia="Times New Roman" w:hAnsi="Times New Roman" w:cs="Times New Roman"/>
-                      <w:sz w:val="28"/>
-                      <w:szCs w:val="28"/>
-                      <w:lang w:eastAsia="zh-CN"/>
-                    </w:rPr>
-                  </w:pPr>
-                  <w:r>
-                    <w:rPr>
-                      <w:rFonts w:ascii="Times New Roman" w:eastAsia="Calibri" w:hAnsi="Times New Roman" w:cs="Times New Roman"/>
-                      <w:noProof/>
-                      <w:sz w:val="20"/>
-                      <w:szCs w:val="20"/>
-                    </w:rPr>
-                    <mc:AlternateContent>
-                      <mc:Choice Requires="wps">
-                        <w:drawing>
-                          <wp:anchor distT="0" distB="0" distL="114300" distR="114300" simplePos="0" relativeHeight="251685888" behindDoc="0" locked="0" layoutInCell="1" allowOverlap="1" wp14:anchorId="3605471C" wp14:editId="0385C4F5">
-                            <wp:simplePos x="0" y="0"/>
-                            <wp:positionH relativeFrom="column">
-                              <wp:posOffset>730885</wp:posOffset>
-                            </wp:positionH>
-                            <wp:positionV relativeFrom="paragraph">
-                              <wp:posOffset>45085</wp:posOffset>
-                            </wp:positionV>
-                            <wp:extent cx="259715" cy="234950"/>
-                            <wp:effectExtent l="0" t="0" r="6985" b="0"/>
-                            <wp:wrapNone/>
-                            <wp:docPr id="802" name="Rectangle 947"/>
-                            <wp:cNvGraphicFramePr>
-                              <a:graphicFrameLocks xmlns:a="http://schemas.openxmlformats.org/drawingml/2006/main"/>
-                            </wp:cNvGraphicFramePr>
-                            <a:graphic xmlns:a="http://schemas.openxmlformats.org/drawingml/2006/main">
-                              <a:graphicData uri="http://schemas.microsoft.com/office/word/2010/wordprocessingShape">
-                                <wps:wsp>
-                                  <wps:cNvSpPr>
-                                    <a:spLocks noChangeArrowheads="1"/>
-                                  </wps:cNvSpPr>
-                                  <wps:spPr bwMode="auto">
-                                    <a:xfrm>
-                                      <a:off x="0" y="0"/>
-                                      <a:ext cx="259715" cy="234950"/>
-                                    </a:xfrm>
-                                    <a:prstGeom prst="rect">
-                                      <a:avLst/>
-                                    </a:prstGeom>
-                                    <a:solidFill>
-                                      <a:srgbClr val="FFFFFF"/>
-                                    </a:solidFill>
-                                    <a:ln w="9360" cap="sq">
-                                      <a:solidFill>
-                                        <a:srgbClr val="000000"/>
-                                      </a:solidFill>
-                                      <a:miter lim="800000"/>
-                                      <a:headEnd/>
-                                      <a:tailEnd/>
-                                    </a:ln>
-                                  </wps:spPr>
-                                  <wps:bodyPr rot="0" vert="horz" wrap="none" lIns="91440" tIns="45720" rIns="91440" bIns="45720" anchor="ctr" anchorCtr="0" upright="1">
-                                    <a:noAutofit/>
-                                  </wps:bodyPr>
-                                </wps:wsp>
-                              </a:graphicData>
-                            </a:graphic>
-                            <wp14:sizeRelH relativeFrom="page">
-                              <wp14:pctWidth>0</wp14:pctWidth>
-                            </wp14:sizeRelH>
-                            <wp14:sizeRelV relativeFrom="page">
-                              <wp14:pctHeight>0</wp14:pctHeight>
-                            </wp14:sizeRelV>
-                          </wp:anchor>
-                        </w:drawing>
-                      </mc:Choice>
-                      <mc:Fallback>
-                        <w:pict>
-                          <v:rect w14:anchorId="5B46D748" id="Rectangle 947" o:spid="_x0000_s1026" style="position:absolute;margin-left:57.55pt;margin-top:3.55pt;width:20.45pt;height:18.5pt;z-index:251685888;visibility:visible;mso-wrap-style:none;mso-width-percent:0;mso-height-percent:0;mso-wrap-distance-left:9pt;mso-wrap-distance-top:0;mso-wrap-distance-right:9pt;mso-wrap-distance-bottom:0;mso-position-horizontal:absolute;mso-position-horizontal-relative:text;mso-position-vertical:absolute;mso-position-vertical-relative:text;mso-width-percent:0;mso-height-percent:0;mso-width-relative:page;mso-height-relative:page;v-text-anchor:middle" o:gfxdata="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" strokeweight=".26mm">
-                            <v:stroke endcap="square"/>
-                          </v:rect>
-                        </w:pict>
-                      </mc:Fallback>
-                    </mc:AlternateContent>
-                  </w:r>
-                  <w:r>
-                    <w:rPr>
-                      <w:rFonts w:ascii="Times New Roman" w:eastAsia="Times New Roman" w:hAnsi="Times New Roman" w:cs="Times New Roman"/>
-                      <w:sz w:val="28"/>
-                      <w:szCs w:val="28"/>
-                      <w:lang w:eastAsia="zh-CN"/>
-                    </w:rPr>
-                    <w:t>Có</w:t>
-                  </w:r>
-                </w:p>
-              </w:tc>
-              <w:tc>
-                <w:tcPr>
-                  <w:tcW w:w="4227" w:type="dxa"/>
-                  <w:shd w:val="clear" w:color="auto" w:fill="auto"/>
-                </w:tcPr>
-                <w:p>
-                  <w:pPr>
-                    <w:suppressAutoHyphens/>
-                    <w:spacing w:before="20" w:after="20" w:line="240" w:lineRule="auto"/>
-                    <w:ind w:firstLine="692"/>
-                    <w:jc w:val="both"/>
-                    <w:rPr>
-                      <w:rFonts w:ascii="Times New Roman" w:eastAsia="Times New Roman" w:hAnsi="Times New Roman" w:cs="Times New Roman"/>
-                      <w:sz w:val="28"/>
-                      <w:szCs w:val="28"/>
-                      <w:lang w:eastAsia="zh-CN"/>
-                    </w:rPr>
-                  </w:pPr>
-                  <w:r>
-                    <w:rPr>
-                      <w:rFonts w:ascii="Times New Roman" w:eastAsia="Calibri" w:hAnsi="Times New Roman" w:cs="Times New Roman"/>
-                      <w:noProof/>
-                      <w:sz w:val="20"/>
-                      <w:szCs w:val="20"/>
-                    </w:rPr>
-                    <mc:AlternateContent>
-                      <mc:Choice Requires="wps">
-                        <w:drawing>
-                          <wp:anchor distT="0" distB="0" distL="114300" distR="114300" simplePos="0" relativeHeight="251686912" behindDoc="0" locked="0" layoutInCell="1" allowOverlap="1" wp14:anchorId="3DE19EEE" wp14:editId="139AE595">
-                            <wp:simplePos x="0" y="0"/>
-                            <wp:positionH relativeFrom="column">
-                              <wp:posOffset>1040130</wp:posOffset>
-                            </wp:positionH>
-                            <wp:positionV relativeFrom="paragraph">
-                              <wp:posOffset>45085</wp:posOffset>
-                            </wp:positionV>
-                            <wp:extent cx="259715" cy="234950"/>
-                            <wp:effectExtent l="0" t="0" r="26035" b="12700"/>
-                            <wp:wrapNone/>
-                            <wp:docPr id="801" name="Rectangle 948"/>
-                            <wp:cNvGraphicFramePr>
-                              <a:graphicFrameLocks xmlns:a="http://schemas.openxmlformats.org/drawingml/2006/main"/>
-                            </wp:cNvGraphicFramePr>
-                            <a:graphic xmlns:a="http://schemas.openxmlformats.org/drawingml/2006/main">
-                              <a:graphicData uri="http://schemas.microsoft.com/office/word/2010/wordprocessingShape">
-                                <wps:wsp>
-                                  <wps:cNvSpPr>
-                                    <a:spLocks noChangeArrowheads="1"/>
-                                  </wps:cNvSpPr>
-                                  <wps:spPr bwMode="auto">
-                                    <a:xfrm>
-                                      <a:off x="0" y="0"/>
-                                      <a:ext cx="259715" cy="234950"/>
-                                    </a:xfrm>
-                                    <a:prstGeom prst="rect">
-                                      <a:avLst/>
-                                    </a:prstGeom>
-                                    <a:solidFill>
-                                      <a:srgbClr val="FFFFFF"/>
-                                    </a:solidFill>
-                                    <a:ln w="9360" cap="sq">
-                                      <a:solidFill>
-                                        <a:srgbClr val="000000"/>
-                                      </a:solidFill>
-                                      <a:miter lim="800000"/>
-                                      <a:headEnd/>
-                                      <a:tailEnd/>
-                                    </a:ln>
-                                  </wps:spPr>
-                                  <wps:txbx>
-                                    <w:txbxContent>
-                                      <w:p>
-                                        <w:pPr>
-                                          <w:jc w:val="center"/>
-                                        </w:pPr>
-                                        <w:r>
-                                          <w:t>x</w:t>
-                                        </w:r>
-                                      </w:p>
-                                    </w:txbxContent>
-                                  </wps:txbx>
-                                  <wps:bodyPr rot="0" vert="horz" wrap="none" lIns="91440" tIns="45720" rIns="91440" bIns="45720" anchor="ctr" anchorCtr="0" upright="1">
-                                    <a:noAutofit/>
-                                  </wps:bodyPr>
-                                </wps:wsp>
-                              </a:graphicData>
-                            </a:graphic>
-                            <wp14:sizeRelH relativeFrom="page">
-                              <wp14:pctWidth>0</wp14:pctWidth>
-                            </wp14:sizeRelH>
-                            <wp14:sizeRelV relativeFrom="page">
-                              <wp14:pctHeight>0</wp14:pctHeight>
-                            </wp14:sizeRelV>
-                          </wp:anchor>
-                        </w:drawing>
-                      </mc:Choice>
-                      <mc:Fallback>
-                        <w:pict>
-                          <v:rect w14:anchorId="3DE19EEE" id="Rectangle 948" o:spid="_x0000_s1035" style="position:absolute;left:0;text-align:left;margin-left:81.9pt;margin-top:3.55pt;width:20.45pt;height:18.5pt;z-index:251686912;visibility:visible;mso-wrap-style:none;mso-width-percent:0;mso-height-percent:0;mso-wrap-distance-left:9pt;mso-wrap-distance-top:0;mso-wrap-distance-right:9pt;mso-wrap-distance-bottom:0;mso-position-horizontal:absolute;mso-position-horizontal-relative:text;mso-position-vertical:absolute;mso-position-vertical-relative:text;mso-width-percent:0;mso-height-percent:0;mso-width-relative:page;mso-height-relative:page;v-text-anchor:middle" o:gfxdata="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" strokeweight=".26mm">
-                            <v:stroke endcap="square"/>
-                            <v:textbox>
-                              <w:txbxContent>
-                                <w:p>
-                                  <w:pPr>
-                                    <w:jc w:val="center"/>
-                                  </w:pPr>
-                                  <w:r>
-                                    <w:t>x</w:t>
-                                  </w:r>
-                                </w:p>
-                              </w:txbxContent>
-                            </v:textbox>
-                          </v:rect>
-                        </w:pict>
-                      </mc:Fallback>
-                    </mc:AlternateContent>
-                  </w:r>
-                  <w:r>
-                    <w:rPr>
-                      <w:rFonts w:ascii="Times New Roman" w:eastAsia="Times New Roman" w:hAnsi="Times New Roman" w:cs="Times New Roman"/>
-                      <w:sz w:val="28"/>
-                      <w:szCs w:val="28"/>
-                      <w:lang w:eastAsia="zh-CN"/>
-                    </w:rPr>
-                    <w:t>Không</w:t>
-                  </w:r>
-                </w:p>
-              </w:tc>
-            </w:tr>
-          </w:tbl>
-          <w:p>
-            <w:pPr>
-              <w:spacing w:before="20" w:after="20" w:line="240" w:lineRule="auto"/>
-              <w:rPr>
-                <w:rFonts w:ascii="Times New Roman" w:eastAsia="Calibri" w:hAnsi="Times New Roman" w:cs="Times New Roman"/>
-                <w:b/>
-                <w:sz w:val="28"/>
-                <w:szCs w:val="28"/>
-              </w:rPr>
-            </w:pPr>
-          </w:p>
-        </w:tc>
-      </w:tr>
-      <w:tr>
-        <w:tc>
-          <w:tcPr>
-            <w:tcW w:w="714" w:type="dxa"/>
-          </w:tcPr>
-          <w:p>
-            <w:pPr>
-              <w:spacing w:before="20" w:after="20" w:line="240" w:lineRule="auto"/>
-              <w:jc w:val="center"/>
-              <w:rPr>
-                <w:rFonts w:ascii="Times New Roman" w:eastAsia="Calibri" w:hAnsi="Times New Roman" w:cs="Times New Roman"/>
-                <w:sz w:val="28"/>
-                <w:szCs w:val="28"/>
-              </w:rPr>
-            </w:pPr>
-            <w:r>
-              <w:rPr>
-                <w:rFonts w:ascii="Times New Roman" w:eastAsia="Calibri" w:hAnsi="Times New Roman" w:cs="Times New Roman"/>
-                <w:sz w:val="28"/>
-                <w:szCs w:val="28"/>
-              </w:rPr>
-              <w:lastRenderedPageBreak/>
-              <w:t>9</w:t>
-            </w:r>
-          </w:p>
-        </w:tc>
-        <w:tc>
-          <w:tcPr>
-            <w:tcW w:w="8387" w:type="dxa"/>
-          </w:tcPr>
-          <w:tbl>
-            <w:tblPr>
-              <w:tblW w:w="7570" w:type="dxa"/>
-              <w:tblLook w:val="0000" w:firstRow="0" w:lastRow="0" w:firstColumn="0" w:lastColumn="0" w:noHBand="0" w:noVBand="0"/>
-            </w:tblPr>
-            <w:tblGrid>
-              <w:gridCol w:w="6651"/>
-              <w:gridCol w:w="919"/>
-            </w:tblGrid>
-            <w:tr>
-              <w:tc>
-                <w:tcPr>
-                  <w:tcW w:w="7570" w:type="dxa"/>
-                  <w:gridSpan w:val="2"/>
-                  <w:shd w:val="clear" w:color="auto" w:fill="auto"/>
-                </w:tcPr>
-                <w:p>
-                  <w:pPr>
-                    <w:suppressAutoHyphens/>
-                    <w:spacing w:before="120" w:after="0" w:line="240" w:lineRule="auto"/>
-                    <w:jc w:val="both"/>
-                    <w:rPr>
-                      <w:rFonts w:ascii="Times New Roman" w:eastAsia="Times New Roman" w:hAnsi="Times New Roman" w:cs="Times New Roman"/>
-                      <w:sz w:val="28"/>
-                      <w:szCs w:val="28"/>
-                      <w:lang w:eastAsia="zh-CN"/>
-                    </w:rPr>
-                  </w:pPr>
-                  <w:r>
-                    <w:rPr>
-                      <w:rFonts w:ascii="Times New Roman" w:eastAsia="Times New Roman" w:hAnsi="Times New Roman" w:cs="Times New Roman"/>
-                      <w:sz w:val="28"/>
-                      <w:szCs w:val="28"/>
-                      <w:lang w:eastAsia="zh-CN"/>
-                    </w:rPr>
-                    <w:t>Phương pháp tính thuế GTGT (</w:t>
-                  </w:r>
-                  <w:r>
-                    <w:rPr>
-                      <w:rFonts w:ascii="Times New Roman" w:eastAsia="Times New Roman" w:hAnsi="Times New Roman" w:cs="Times New Roman"/>
-                      <w:i/>
-                      <w:sz w:val="28"/>
-                      <w:szCs w:val="28"/>
-                      <w:lang w:eastAsia="zh-CN"/>
-                    </w:rPr>
-                    <w:t>chọn 1 trong 4 phương pháp</w:t>
-                  </w:r>
-                  <w:r>
-                    <w:rPr>
-                      <w:rFonts w:ascii="Times New Roman" w:eastAsia="Times New Roman" w:hAnsi="Times New Roman" w:cs="Times New Roman"/>
-                      <w:sz w:val="28"/>
-                      <w:szCs w:val="28"/>
-                      <w:lang w:eastAsia="zh-CN"/>
-                    </w:rPr>
-                    <w:t>)</w:t>
-                  </w:r>
-                  <w:r>
-                    <w:rPr>
-                      <w:rFonts w:ascii="Times New Roman" w:eastAsia="Times New Roman" w:hAnsi="Times New Roman" w:cs="Times New Roman"/>
-                      <w:sz w:val="28"/>
-                      <w:szCs w:val="28"/>
-                      <w:vertAlign w:val="superscript"/>
-                      <w:lang w:eastAsia="zh-CN"/>
-                    </w:rPr>
-                    <w:footnoteReference w:customMarkFollows="1" w:id="6"/>
-                    <w:t>4</w:t>
-                  </w:r>
-                  <w:r>
-                    <w:rPr>
-                      <w:rFonts w:ascii="Times New Roman" w:eastAsia="Calibri" w:hAnsi="Times New Roman" w:cs="Times New Roman"/>
-                      <w:sz w:val="20"/>
-                      <w:szCs w:val="20"/>
-                    </w:rPr>
-                    <w:t>:</w:t>
-                  </w:r>
-                </w:p>
-              </w:tc>
-            </w:tr>
-            <w:tr>
-              <w:tc>
-                <w:tcPr>
-                  <w:tcW w:w="6651" w:type="dxa"/>
-                  <w:shd w:val="clear" w:color="auto" w:fill="auto"/>
-                </w:tcPr>
-                <w:p>
-                  <w:pPr>
-                    <w:suppressAutoHyphens/>
-                    <w:spacing w:before="120" w:after="0" w:line="240" w:lineRule="auto"/>
-                    <w:jc w:val="both"/>
-                    <w:rPr>
-                      <w:rFonts w:ascii="Times New Roman" w:eastAsia="Times New Roman" w:hAnsi="Times New Roman" w:cs="Times New Roman"/>
-                      <w:sz w:val="28"/>
-                      <w:szCs w:val="28"/>
-                      <w:lang w:eastAsia="zh-CN"/>
-                    </w:rPr>
-                  </w:pPr>
-                  <w:r>
-                    <w:rPr>
-                      <w:rFonts w:ascii="Times New Roman" w:eastAsia="Calibri" w:hAnsi="Times New Roman" w:cs="Times New Roman"/>
-                      <w:sz w:val="28"/>
-                      <w:szCs w:val="28"/>
-                    </w:rPr>
-                    <w:t>Khấu trừ</w:t>
-                  </w:r>
-                </w:p>
-              </w:tc>
-              <w:tc>
-                <w:tcPr>
-                  <w:tcW w:w="919" w:type="dxa"/>
-                  <w:shd w:val="clear" w:color="auto" w:fill="auto"/>
-                </w:tcPr>
-                <w:p>
-                  <w:pPr>
-                    <w:suppressAutoHyphens/>
-                    <w:spacing w:before="120" w:after="0" w:line="240" w:lineRule="auto"/>
-                    <w:jc w:val="both"/>
-                    <w:rPr>
-                      <w:rFonts w:ascii="Times New Roman" w:eastAsia="Times New Roman" w:hAnsi="Times New Roman" w:cs="Times New Roman"/>
-                      <w:sz w:val="28"/>
-                      <w:szCs w:val="28"/>
-                      <w:lang w:eastAsia="zh-CN"/>
-                    </w:rPr>
-                  </w:pPr>
-                  <w:r>
-                    <w:rPr>
-                      <w:rFonts w:ascii="Times New Roman" w:eastAsia="Calibri" w:hAnsi="Times New Roman" w:cs="Times New Roman"/>
-                      <w:noProof/>
-                      <w:sz w:val="20"/>
-                      <w:szCs w:val="20"/>
-                    </w:rPr>
-                    <mc:AlternateContent>
-                      <mc:Choice Requires="wps">
-                        <w:drawing>
-                          <wp:anchor distT="0" distB="0" distL="114300" distR="114300" simplePos="0" relativeHeight="251691008" behindDoc="0" locked="0" layoutInCell="1" allowOverlap="1" wp14:anchorId="386645CB" wp14:editId="46904D38">
-                            <wp:simplePos x="0" y="0"/>
-                            <wp:positionH relativeFrom="column">
-                              <wp:posOffset>129953</wp:posOffset>
-                            </wp:positionH>
-                            <wp:positionV relativeFrom="paragraph">
-                              <wp:posOffset>-6350</wp:posOffset>
-                            </wp:positionV>
-                            <wp:extent cx="259715" cy="234950"/>
-                            <wp:effectExtent l="0" t="0" r="26035" b="12700"/>
-                            <wp:wrapNone/>
-                            <wp:docPr id="808645160" name="Rectangle 93"/>
-                            <wp:cNvGraphicFramePr>
-                              <a:graphicFrameLocks xmlns:a="http://schemas.openxmlformats.org/drawingml/2006/main"/>
-                            </wp:cNvGraphicFramePr>
-                            <a:graphic xmlns:a="http://schemas.openxmlformats.org/drawingml/2006/main">
-                              <a:graphicData uri="http://schemas.microsoft.com/office/word/2010/wordprocessingShape">
-                                <wps:wsp>
-                                  <wps:cNvSpPr>
-                                    <a:spLocks noChangeArrowheads="1"/>
-                                  </wps:cNvSpPr>
-                                  <wps:spPr bwMode="auto">
-                                    <a:xfrm>
-                                      <a:off x="0" y="0"/>
-                                      <a:ext cx="259715" cy="234950"/>
-                                    </a:xfrm>
-                                    <a:prstGeom prst="rect">
-                                      <a:avLst/>
-                                    </a:prstGeom>
-                                    <a:solidFill>
-                                      <a:srgbClr val="FFFFFF"/>
-                                    </a:solidFill>
-                                    <a:ln w="9360" cap="sq">
-                                      <a:solidFill>
-                                        <a:srgbClr val="000000"/>
-                                      </a:solidFill>
-                                      <a:miter lim="800000"/>
-                                      <a:headEnd/>
-                                      <a:tailEnd/>
-                                    </a:ln>
-                                  </wps:spPr>
-                                  <wps:txbx>
-                                    <w:txbxContent>
-                                      <w:p>
-                                        <w:pPr>
-                                          <w:jc w:val="center"/>
-                                        </w:pPr>
-                                        <w:r>
-                                          <w:t>x</w:t>
-                                        </w:r>
-                                      </w:p>
-                                    </w:txbxContent>
-                                  </wps:txbx>
-                                  <wps:bodyPr rot="0" vert="horz" wrap="none" lIns="91440" tIns="45720" rIns="91440" bIns="45720" anchor="ctr" anchorCtr="0" upright="1">
-                                    <a:noAutofit/>
-                                  </wps:bodyPr>
-                                </wps:wsp>
-                              </a:graphicData>
-                            </a:graphic>
-                            <wp14:sizeRelH relativeFrom="page">
-                              <wp14:pctWidth>0</wp14:pctWidth>
-                            </wp14:sizeRelH>
-                            <wp14:sizeRelV relativeFrom="page">
-                              <wp14:pctHeight>0</wp14:pctHeight>
-                            </wp14:sizeRelV>
-                          </wp:anchor>
-                        </w:drawing>
-                      </mc:Choice>
-                      <mc:Fallback>
-                        <w:pict>
-                          <v:rect w14:anchorId="386645CB" id="Rectangle 93" o:spid="_x0000_s1036" style="position:absolute;left:0;text-align:left;margin-left:10.25pt;margin-top:-.5pt;width:20.45pt;height:18.5pt;z-index:251691008;visibility:visible;mso-wrap-style:none;mso-width-percent:0;mso-height-percent:0;mso-wrap-distance-left:9pt;mso-wrap-distance-top:0;mso-wrap-distance-right:9pt;mso-wrap-distance-bottom:0;mso-position-horizontal:absolute;mso-position-horizontal-relative:text;mso-position-vertical:absolute;mso-position-vertical-relative:text;mso-width-percent:0;mso-height-percent:0;mso-width-relative:page;mso-height-relative:page;v-text-anchor:middle" o:gfxdata="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" strokeweight=".26mm">
-                            <v:stroke endcap="square"/>
-                            <v:textbox>
-                              <w:txbxContent>
-                                <w:p>
-                                  <w:pPr>
-                                    <w:jc w:val="center"/>
-                                  </w:pPr>
-                                  <w:r>
-                                    <w:t>x</w:t>
-                                  </w:r>
-                                </w:p>
-                              </w:txbxContent>
-                            </v:textbox>
-                          </v:rect>
-                        </w:pict>
-                      </mc:Fallback>
-                    </mc:AlternateContent>
-                  </w:r>
-                </w:p>
-              </w:tc>
-            </w:tr>
-            <w:tr>
-              <w:tc>
-                <w:tcPr>
-                  <w:tcW w:w="6651" w:type="dxa"/>
-                  <w:shd w:val="clear" w:color="auto" w:fill="auto"/>
-                </w:tcPr>
-                <w:p>
-                  <w:pPr>
-                    <w:suppressAutoHyphens/>
-                    <w:spacing w:before="120" w:after="0" w:line="240" w:lineRule="auto"/>
-                    <w:jc w:val="both"/>
-                    <w:rPr>
-                      <w:rFonts w:ascii="Times New Roman" w:eastAsia="Times New Roman" w:hAnsi="Times New Roman" w:cs="Times New Roman"/>
-                      <w:sz w:val="28"/>
-                      <w:szCs w:val="28"/>
-                      <w:lang w:eastAsia="zh-CN"/>
-                    </w:rPr>
-                  </w:pPr>
-                  <w:r>
-                    <w:rPr>
-                      <w:rFonts w:ascii="Times New Roman" w:eastAsia="Calibri" w:hAnsi="Times New Roman" w:cs="Times New Roman"/>
-                      <w:sz w:val="28"/>
-                      <w:szCs w:val="28"/>
-                    </w:rPr>
-                    <w:t>Trực tiếp trên GTGT</w:t>
-                  </w:r>
-                </w:p>
-              </w:tc>
-              <w:tc>
-                <w:tcPr>
-                  <w:tcW w:w="919" w:type="dxa"/>
-                  <w:shd w:val="clear" w:color="auto" w:fill="auto"/>
-                </w:tcPr>
-                <w:p>
-                  <w:pPr>
-                    <w:suppressAutoHyphens/>
-                    <w:spacing w:before="120" w:after="0" w:line="240" w:lineRule="auto"/>
-                    <w:jc w:val="both"/>
-                    <w:rPr>
-                      <w:rFonts w:ascii="Times New Roman" w:eastAsia="Times New Roman" w:hAnsi="Times New Roman" w:cs="Times New Roman"/>
-                      <w:sz w:val="28"/>
-                      <w:szCs w:val="28"/>
-                      <w:lang w:eastAsia="zh-CN"/>
-                    </w:rPr>
-                  </w:pPr>
-                  <w:r>
-                    <w:rPr>
-                      <w:rFonts w:ascii="Times New Roman" w:eastAsia="Calibri" w:hAnsi="Times New Roman" w:cs="Times New Roman"/>
-                      <w:noProof/>
-                      <w:sz w:val="20"/>
-                      <w:szCs w:val="20"/>
-                    </w:rPr>
-                    <mc:AlternateContent>
-                      <mc:Choice Requires="wps">
-                        <w:drawing>
-                          <wp:anchor distT="0" distB="0" distL="114300" distR="114300" simplePos="0" relativeHeight="251692032" behindDoc="0" locked="0" layoutInCell="1" allowOverlap="1" wp14:anchorId="28EF3A55" wp14:editId="7C9D9250">
-                            <wp:simplePos x="0" y="0"/>
-                            <wp:positionH relativeFrom="column">
-                              <wp:posOffset>121920</wp:posOffset>
-                            </wp:positionH>
-                            <wp:positionV relativeFrom="paragraph">
-                              <wp:posOffset>6985</wp:posOffset>
-                            </wp:positionV>
-                            <wp:extent cx="259715" cy="234950"/>
-                            <wp:effectExtent l="0" t="0" r="6985" b="0"/>
-                            <wp:wrapNone/>
-                            <wp:docPr id="2141677826" name="Rectangle 92"/>
-                            <wp:cNvGraphicFramePr>
-                              <a:graphicFrameLocks xmlns:a="http://schemas.openxmlformats.org/drawingml/2006/main"/>
-                            </wp:cNvGraphicFramePr>
-                            <a:graphic xmlns:a="http://schemas.openxmlformats.org/drawingml/2006/main">
-                              <a:graphicData uri="http://schemas.microsoft.com/office/word/2010/wordprocessingShape">
-                                <wps:wsp>
-                                  <wps:cNvSpPr>
-                                    <a:spLocks noChangeArrowheads="1"/>
-                                  </wps:cNvSpPr>
-                                  <wps:spPr bwMode="auto">
-                                    <a:xfrm>
-                                      <a:off x="0" y="0"/>
-                                      <a:ext cx="259715" cy="234950"/>
-                                    </a:xfrm>
-                                    <a:prstGeom prst="rect">
-                                      <a:avLst/>
-                                    </a:prstGeom>
-                                    <a:solidFill>
-                                      <a:srgbClr val="FFFFFF"/>
-                                    </a:solidFill>
-                                    <a:ln w="9360" cap="sq">
-                                      <a:solidFill>
-                                        <a:srgbClr val="000000"/>
-                                      </a:solidFill>
-                                      <a:miter lim="800000"/>
-                                      <a:headEnd/>
-                                      <a:tailEnd/>
-                                    </a:ln>
-                                  </wps:spPr>
-                                  <wps:bodyPr rot="0" vert="horz" wrap="none" lIns="91440" tIns="45720" rIns="91440" bIns="45720" anchor="ctr" anchorCtr="0" upright="1">
-                                    <a:noAutofit/>
-                                  </wps:bodyPr>
-                                </wps:wsp>
-                              </a:graphicData>
-                            </a:graphic>
-                            <wp14:sizeRelH relativeFrom="page">
-                              <wp14:pctWidth>0</wp14:pctWidth>
-                            </wp14:sizeRelH>
-                            <wp14:sizeRelV relativeFrom="page">
-                              <wp14:pctHeight>0</wp14:pctHeight>
-                            </wp14:sizeRelV>
-                          </wp:anchor>
-                        </w:drawing>
-                      </mc:Choice>
-                      <mc:Fallback>
-                        <w:pict>
-                          <v:rect w14:anchorId="6C534AEE" id="Rectangle 92" o:spid="_x0000_s1026" style="position:absolute;margin-left:9.6pt;margin-top:.55pt;width:20.45pt;height:18.5pt;z-index:251692032;visibility:visible;mso-wrap-style:none;mso-width-percent:0;mso-height-percent:0;mso-wrap-distance-left:9pt;mso-wrap-distance-top:0;mso-wrap-distance-right:9pt;mso-wrap-distance-bottom:0;mso-position-horizontal:absolute;mso-position-horizontal-relative:text;mso-position-vertical:absolute;mso-position-vertical-relative:text;mso-width-percent:0;mso-height-percent:0;mso-width-relative:page;mso-height-relative:page;v-text-anchor:middle" o:gfxdata="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" strokeweight=".26mm">
-                            <v:stroke endcap="square"/>
-                          </v:rect>
-                        </w:pict>
-                      </mc:Fallback>
-                    </mc:AlternateContent>
-                  </w:r>
-                </w:p>
-              </w:tc>
-            </w:tr>
-            <w:tr>
-              <w:tc>
-                <w:tcPr>
-                  <w:tcW w:w="6651" w:type="dxa"/>
-                  <w:shd w:val="clear" w:color="auto" w:fill="auto"/>
-                </w:tcPr>
-                <w:p>
-                  <w:pPr>
-                    <w:suppressAutoHyphens/>
-                    <w:spacing w:before="120" w:after="0" w:line="240" w:lineRule="auto"/>
-                    <w:jc w:val="both"/>
-                    <w:rPr>
-                      <w:rFonts w:ascii="Times New Roman" w:eastAsia="Times New Roman" w:hAnsi="Times New Roman" w:cs="Times New Roman"/>
-                      <w:sz w:val="28"/>
-                      <w:szCs w:val="28"/>
-                      <w:lang w:eastAsia="zh-CN"/>
-                    </w:rPr>
-                  </w:pPr>
-                  <w:r>
-                    <w:rPr>
-                      <w:rFonts w:ascii="Times New Roman" w:eastAsia="Calibri" w:hAnsi="Times New Roman" w:cs="Times New Roman"/>
-                      <w:sz w:val="28"/>
-                      <w:szCs w:val="28"/>
-                    </w:rPr>
-                    <w:t>Trực tiếp trên doanh số</w:t>
-                  </w:r>
-                </w:p>
-              </w:tc>
-              <w:tc>
-                <w:tcPr>
-                  <w:tcW w:w="919" w:type="dxa"/>
-                  <w:shd w:val="clear" w:color="auto" w:fill="auto"/>
-                </w:tcPr>
-                <w:p>
-                  <w:pPr>
-                    <w:suppressAutoHyphens/>
-                    <w:spacing w:before="120" w:after="0" w:line="240" w:lineRule="auto"/>
-                    <w:jc w:val="both"/>
-                    <w:rPr>
-                      <w:rFonts w:ascii="Times New Roman" w:eastAsia="Times New Roman" w:hAnsi="Times New Roman" w:cs="Times New Roman"/>
-                      <w:sz w:val="28"/>
-                      <w:szCs w:val="28"/>
-                      <w:lang w:eastAsia="zh-CN"/>
-                    </w:rPr>
-                  </w:pPr>
-                  <w:r>
-                    <w:rPr>
-                      <w:rFonts w:ascii="Times New Roman" w:eastAsia="Calibri" w:hAnsi="Times New Roman" w:cs="Times New Roman"/>
-                      <w:noProof/>
-                      <w:sz w:val="20"/>
-                      <w:szCs w:val="20"/>
-                    </w:rPr>
-                    <mc:AlternateContent>
-                      <mc:Choice Requires="wps">
-                        <w:drawing>
-                          <wp:anchor distT="0" distB="0" distL="114300" distR="114300" simplePos="0" relativeHeight="251693056" behindDoc="0" locked="0" layoutInCell="1" allowOverlap="1" wp14:anchorId="4402F32F" wp14:editId="4038301C">
-                            <wp:simplePos x="0" y="0"/>
-                            <wp:positionH relativeFrom="column">
-                              <wp:posOffset>121920</wp:posOffset>
-                            </wp:positionH>
-                            <wp:positionV relativeFrom="paragraph">
-                              <wp:posOffset>18415</wp:posOffset>
-                            </wp:positionV>
-                            <wp:extent cx="259715" cy="234950"/>
-                            <wp:effectExtent l="0" t="0" r="6985" b="0"/>
-                            <wp:wrapNone/>
-                            <wp:docPr id="2122575974" name="Rectangle 91"/>
-                            <wp:cNvGraphicFramePr>
-                              <a:graphicFrameLocks xmlns:a="http://schemas.openxmlformats.org/drawingml/2006/main"/>
-                            </wp:cNvGraphicFramePr>
-                            <a:graphic xmlns:a="http://schemas.openxmlformats.org/drawingml/2006/main">
-                              <a:graphicData uri="http://schemas.microsoft.com/office/word/2010/wordprocessingShape">
-                                <wps:wsp>
-                                  <wps:cNvSpPr>
-                                    <a:spLocks noChangeArrowheads="1"/>
-                                  </wps:cNvSpPr>
-                                  <wps:spPr bwMode="auto">
-                                    <a:xfrm>
-                                      <a:off x="0" y="0"/>
-                                      <a:ext cx="259715" cy="234950"/>
-                                    </a:xfrm>
-                                    <a:prstGeom prst="rect">
-                                      <a:avLst/>
-                                    </a:prstGeom>
-                                    <a:solidFill>
-                                      <a:srgbClr val="FFFFFF"/>
-                                    </a:solidFill>
-                                    <a:ln w="9360" cap="sq">
-                                      <a:solidFill>
-                                        <a:srgbClr val="000000"/>
-                                      </a:solidFill>
-                                      <a:miter lim="800000"/>
-                                      <a:headEnd/>
-                                      <a:tailEnd/>
-                                    </a:ln>
-                                  </wps:spPr>
-                                  <wps:bodyPr rot="0" vert="horz" wrap="none" lIns="91440" tIns="45720" rIns="91440" bIns="45720" anchor="ctr" anchorCtr="0" upright="1">
-                                    <a:noAutofit/>
-                                  </wps:bodyPr>
-                                </wps:wsp>
-                              </a:graphicData>
-                            </a:graphic>
-                            <wp14:sizeRelH relativeFrom="page">
-                              <wp14:pctWidth>0</wp14:pctWidth>
-                            </wp14:sizeRelH>
-                            <wp14:sizeRelV relativeFrom="page">
-                              <wp14:pctHeight>0</wp14:pctHeight>
-                            </wp14:sizeRelV>
-                          </wp:anchor>
-                        </w:drawing>
-                      </mc:Choice>
-                      <mc:Fallback>
-                        <w:pict>
-                          <v:rect w14:anchorId="6E1A9EA3" id="Rectangle 91" o:spid="_x0000_s1026" style="position:absolute;margin-left:9.6pt;margin-top:1.45pt;width:20.45pt;height:18.5pt;z-index:251693056;visibility:visible;mso-wrap-style:none;mso-width-percent:0;mso-height-percent:0;mso-wrap-distance-left:9pt;mso-wrap-distance-top:0;mso-wrap-distance-right:9pt;mso-wrap-distance-bottom:0;mso-position-horizontal:absolute;mso-position-horizontal-relative:text;mso-position-vertical:absolute;mso-position-vertical-relative:text;mso-width-percent:0;mso-height-percent:0;mso-width-relative:page;mso-height-relative:page;v-text-anchor:middle" o:gfxdata="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" strokeweight=".26mm">
-                            <v:stroke endcap="square"/>
-                          </v:rect>
-                        </w:pict>
-                      </mc:Fallback>
-                    </mc:AlternateContent>
-                  </w:r>
-                </w:p>
-              </w:tc>
-            </w:tr>
-            <w:tr>
-              <w:tc>
-                <w:tcPr>
-                  <w:tcW w:w="6651" w:type="dxa"/>
-                  <w:shd w:val="clear" w:color="auto" w:fill="auto"/>
-                </w:tcPr>
-                <w:p>
-                  <w:pPr>
-                    <w:suppressAutoHyphens/>
-                    <w:spacing w:before="120" w:after="0" w:line="240" w:lineRule="auto"/>
-                    <w:jc w:val="both"/>
-                    <w:rPr>
-                      <w:rFonts w:ascii="Times New Roman" w:eastAsia="Times New Roman" w:hAnsi="Times New Roman" w:cs="Times New Roman"/>
-                      <w:sz w:val="28"/>
-                      <w:szCs w:val="28"/>
-                      <w:lang w:eastAsia="zh-CN"/>
-                    </w:rPr>
-                  </w:pPr>
-                  <w:r>
-                    <w:rPr>
-                      <w:rFonts w:ascii="Times New Roman" w:eastAsia="Calibri" w:hAnsi="Times New Roman" w:cs="Times New Roman"/>
-                      <w:sz w:val="28"/>
-                      <w:szCs w:val="28"/>
-                    </w:rPr>
-                    <w:t>Không phải nộp thuế GTGT</w:t>
-                  </w:r>
-                </w:p>
-              </w:tc>
-              <w:tc>
-                <w:tcPr>
-                  <w:tcW w:w="919" w:type="dxa"/>
-                  <w:shd w:val="clear" w:color="auto" w:fill="auto"/>
-                </w:tcPr>
-                <w:p>
-                  <w:pPr>
-                    <w:suppressAutoHyphens/>
-                    <w:spacing w:before="120" w:after="0" w:line="240" w:lineRule="auto"/>
-                    <w:jc w:val="both"/>
-                    <w:rPr>
-                      <w:rFonts w:ascii="Times New Roman" w:eastAsia="Times New Roman" w:hAnsi="Times New Roman" w:cs="Times New Roman"/>
-                      <w:sz w:val="28"/>
-                      <w:szCs w:val="28"/>
-                      <w:lang w:eastAsia="zh-CN"/>
-                    </w:rPr>
-                  </w:pPr>
-                  <w:r>
-                    <w:rPr>
-                      <w:rFonts w:ascii="Times New Roman" w:eastAsia="Calibri" w:hAnsi="Times New Roman" w:cs="Times New Roman"/>
-                      <w:noProof/>
-                      <w:sz w:val="20"/>
-                      <w:szCs w:val="20"/>
-                    </w:rPr>
-                    <mc:AlternateContent>
-                      <mc:Choice Requires="wps">
-                        <w:drawing>
-                          <wp:anchor distT="0" distB="0" distL="114300" distR="114300" simplePos="0" relativeHeight="251694080" behindDoc="0" locked="0" layoutInCell="1" allowOverlap="1" wp14:anchorId="469A7A70" wp14:editId="2F57F37B">
-                            <wp:simplePos x="0" y="0"/>
-                            <wp:positionH relativeFrom="column">
-                              <wp:posOffset>121920</wp:posOffset>
-                            </wp:positionH>
-                            <wp:positionV relativeFrom="paragraph">
-                              <wp:posOffset>25400</wp:posOffset>
-                            </wp:positionV>
-                            <wp:extent cx="259715" cy="234950"/>
-                            <wp:effectExtent l="0" t="0" r="6985" b="0"/>
-                            <wp:wrapNone/>
-                            <wp:docPr id="843398532" name="Rectangle 90"/>
-                            <wp:cNvGraphicFramePr>
-                              <a:graphicFrameLocks xmlns:a="http://schemas.openxmlformats.org/drawingml/2006/main"/>
-                            </wp:cNvGraphicFramePr>
-                            <a:graphic xmlns:a="http://schemas.openxmlformats.org/drawingml/2006/main">
-                              <a:graphicData uri="http://schemas.microsoft.com/office/word/2010/wordprocessingShape">
-                                <wps:wsp>
-                                  <wps:cNvSpPr>
-                                    <a:spLocks noChangeArrowheads="1"/>
-                                  </wps:cNvSpPr>
-                                  <wps:spPr bwMode="auto">
-                                    <a:xfrm>
-                                      <a:off x="0" y="0"/>
-                                      <a:ext cx="259715" cy="234950"/>
-                                    </a:xfrm>
-                                    <a:prstGeom prst="rect">
-                                      <a:avLst/>
-                                    </a:prstGeom>
-                                    <a:solidFill>
-                                      <a:srgbClr val="FFFFFF"/>
-                                    </a:solidFill>
-                                    <a:ln w="9360" cap="sq">
-                                      <a:solidFill>
-                                        <a:srgbClr val="000000"/>
-                                      </a:solidFill>
-                                      <a:miter lim="800000"/>
-                                      <a:headEnd/>
-                                      <a:tailEnd/>
-                                    </a:ln>
-                                  </wps:spPr>
-                                  <wps:bodyPr rot="0" vert="horz" wrap="none" lIns="91440" tIns="45720" rIns="91440" bIns="45720" anchor="ctr" anchorCtr="0" upright="1">
-                                    <a:noAutofit/>
-                                  </wps:bodyPr>
-                                </wps:wsp>
-                              </a:graphicData>
-                            </a:graphic>
-                            <wp14:sizeRelH relativeFrom="page">
-                              <wp14:pctWidth>0</wp14:pctWidth>
-                            </wp14:sizeRelH>
-                            <wp14:sizeRelV relativeFrom="page">
-                              <wp14:pctHeight>0</wp14:pctHeight>
-                            </wp14:sizeRelV>
-                          </wp:anchor>
-                        </w:drawing>
-                      </mc:Choice>
-                      <mc:Fallback>
-                        <w:pict>
-                          <v:rect w14:anchorId="03C1AF18" id="Rectangle 90" o:spid="_x0000_s1026" style="position:absolute;margin-left:9.6pt;margin-top:2pt;width:20.45pt;height:18.5pt;z-index:251694080;visibility:visible;mso-wrap-style:none;mso-width-percent:0;mso-height-percent:0;mso-wrap-distance-left:9pt;mso-wrap-distance-top:0;mso-wrap-distance-right:9pt;mso-wrap-distance-bottom:0;mso-position-horizontal:absolute;mso-position-horizontal-relative:text;mso-position-vertical:absolute;mso-position-vertical-relative:text;mso-width-percent:0;mso-height-percent:0;mso-width-relative:page;mso-height-relative:page;v-text-anchor:middle" o:gfxdata="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" strokeweight=".26mm">
-                            <v:stroke endcap="square"/>
-                          </v:rect>
-                        </w:pict>
-                      </mc:Fallback>
-                    </mc:AlternateContent>
-                  </w:r>
-                </w:p>
-              </w:tc>
-            </w:tr>
-          </w:tbl>
-          <w:p>
-            <w:pPr>
-              <w:spacing w:before="20" w:after="20" w:line="240" w:lineRule="auto"/>
-              <w:rPr>
-                <w:rFonts w:ascii="Times New Roman" w:eastAsia="Calibri" w:hAnsi="Times New Roman" w:cs="Times New Roman"/>
-                <w:sz w:val="28"/>
-                <w:szCs w:val="28"/>
-              </w:rPr>
-            </w:pPr>
-          </w:p>
-        </w:tc>
-      </w:tr>
-    </w:tbl>
-    <w:p>
-      <w:pPr>
-        <w:spacing w:before="60" w:after="60" w:line="240" w:lineRule="auto"/>
-        <w:ind w:firstLine="709"/>
-        <w:jc w:val="both"/>
-        <w:rPr>
-          <w:rFonts w:ascii="Times New Roman" w:eastAsia="Calibri" w:hAnsi="Times New Roman" w:cs="Times New Roman"/>
           <w:b/>
           <w:bCs/>
           <w:kern w:val="28"/>
@@ -7204,12 +3382,6 @@
       <w:r>
         <w:rPr>
           <w:rFonts w:ascii="Times New Roman" w:eastAsia="Calibri" w:hAnsi="Times New Roman" w:cs="Times New Roman"/>
-          <w:b/>
-          <w:bCs/>
-          <w:kern w:val="28"/>
-          <w:sz w:val="28"/>
-          <w:szCs w:val="32"/>
-          <w:lang w:eastAsia="x-none"/>
         </w:rPr>
         <w:br w:type="page"/>
       </w:r>
@@ -7651,7 +3823,7 @@
           <w:vertAlign w:val="superscript"/>
           <w:lang w:val="vi-VN" w:eastAsia="x-none"/>
         </w:rPr>
-        <w:footnoteReference w:customMarkFollows="1" w:id="7"/>
+        <w:footnoteReference w:customMarkFollows="1" w:id="3"/>
         <w:t>1</w:t>
       </w:r>
     </w:p>
@@ -7721,7 +3893,7 @@
           <w:szCs w:val="32"/>
           <w:lang w:eastAsia="x-none"/>
         </w:rPr>
-        <w:t>NGUYỄN THÙY LIÊN</w:t>
+        <w:t>NGUYỄN THỊ ÁI NHI</w:t>
       </w:r>
       <w:r>
         <w:rPr>
@@ -7743,7 +3915,100 @@
           <w:szCs w:val="32"/>
           <w:lang w:eastAsia="x-none"/>
         </w:rPr>
-        <w:t>Ấp Đồng Sến, Xã Dầu Tiếng, Thành phố Hồ Chí Minh, Việt Nam</w:t>
+        <w:t>Thôn Quảng Đạt, Xã Kiến Đức, Tỉnh Lâm Đồng, Việt Nam</w:t>
+      </w:r>
+    </w:p>
+    <w:p>
+      <w:pPr>
+        <w:pStyle w:val="ListParagraph"/>
+        <w:numPr>
+          <w:ilvl w:val="0"/>
+          <w:numId w:val="5"/>
+        </w:numPr>
+        <w:spacing w:before="60" w:after="60" w:line="240" w:lineRule="auto"/>
+        <w:jc w:val="both"/>
+        <w:rPr>
+          <w:rFonts w:ascii="Times New Roman" w:eastAsia="Calibri" w:hAnsi="Times New Roman" w:cs="Times New Roman"/>
+          <w:bCs/>
+          <w:kern w:val="28"/>
+          <w:sz w:val="28"/>
+          <w:szCs w:val="32"/>
+          <w:lang w:eastAsia="x-none"/>
+        </w:rPr>
+      </w:pPr>
+      <w:r>
+        <w:rPr>
+          <w:rFonts w:ascii="Times New Roman" w:eastAsia="Calibri" w:hAnsi="Times New Roman" w:cs="Times New Roman"/>
+          <w:bCs/>
+          <w:kern w:val="28"/>
+          <w:sz w:val="28"/>
+          <w:szCs w:val="32"/>
+          <w:lang w:eastAsia="x-none"/>
+        </w:rPr>
+        <w:t>Cập nhật địa chỉ công ty</w:t>
+      </w:r>
+      <w:r>
+        <w:rPr>
+          <w:rFonts w:ascii="Times New Roman" w:eastAsia="Calibri" w:hAnsi="Times New Roman" w:cs="Times New Roman"/>
+          <w:bCs/>
+          <w:kern w:val="28"/>
+          <w:sz w:val="28"/>
+          <w:szCs w:val="32"/>
+          <w:lang w:eastAsia="x-none"/>
+        </w:rPr>
+        <w:t xml:space="preserve">, </w:t>
+      </w:r>
+      <w:r>
+        <w:rPr>
+          <w:rFonts w:ascii="Times New Roman" w:eastAsia="Calibri" w:hAnsi="Times New Roman" w:cs="Times New Roman"/>
+          <w:sz w:val="28"/>
+          <w:szCs w:val="28"/>
+        </w:rPr>
+        <w:t>đ</w:t>
+      </w:r>
+      <w:r>
+        <w:rPr>
+          <w:rFonts w:ascii="Times New Roman" w:eastAsia="Calibri" w:hAnsi="Times New Roman" w:cs="Times New Roman"/>
+          <w:sz w:val="28"/>
+          <w:szCs w:val="28"/>
+        </w:rPr>
+        <w:t>ịa chỉ nhận thông báo thuế</w:t>
+      </w:r>
+      <w:r>
+        <w:rPr>
+          <w:rFonts w:ascii="Times New Roman" w:eastAsia="Calibri" w:hAnsi="Times New Roman" w:cs="Times New Roman"/>
+          <w:bCs/>
+          <w:kern w:val="28"/>
+          <w:sz w:val="28"/>
+          <w:szCs w:val="32"/>
+          <w:lang w:eastAsia="x-none"/>
+        </w:rPr>
+        <w:t xml:space="preserve"> do sáp nhập tỉnh thành</w:t>
+      </w:r>
+      <w:r>
+        <w:rPr>
+          <w:rFonts w:ascii="Times New Roman" w:eastAsia="Calibri" w:hAnsi="Times New Roman" w:cs="Times New Roman"/>
+          <w:bCs/>
+          <w:kern w:val="28"/>
+          <w:sz w:val="28"/>
+          <w:szCs w:val="32"/>
+          <w:lang w:eastAsia="x-none"/>
+        </w:rPr>
+        <w:t>:</w:t>
+      </w:r>
+      <w:r>
+        <w:t xml:space="preserve"> </w:t>
+      </w:r>
+      <w:r>
+        <w:rPr>
+          <w:rFonts w:ascii="Times New Roman" w:eastAsia="Calibri" w:hAnsi="Times New Roman" w:cs="Times New Roman"/>
+          <w:bCs/>
+          <w:kern w:val="28"/>
+          <w:sz w:val="28"/>
+          <w:szCs w:val="32"/>
+          <w:lang w:eastAsia="x-none"/>
+        </w:rPr>
+        <w:t>Số 222, Đường D27, Khu Dân Cư Việt Sing, Khu Phố 4, Phường An Phú, Thành phố Hồ Chí Minh, Việt Nam</w:t>
       </w:r>
     </w:p>
     <w:p>
@@ -8059,7 +4324,7 @@
           </mc:Choice>
           <mc:Fallback>
             <w:pict>
-              <v:rect w14:anchorId="2B3BC33A" id="Rectangle 577" o:spid="_x0000_s1037" style="position:absolute;left:0;text-align:left;margin-left:7.2pt;margin-top:-.55pt;width:19.05pt;height:16.95pt;z-index:251662336;visibility:visible;mso-wrap-style:square;mso-width-percent:0;mso-height-percent:0;mso-wrap-distance-left:9pt;mso-wrap-distance-top:0;mso-wrap-distance-right:9pt;mso-wrap-distance-bottom:0;mso-position-horizontal:absolute;mso-position-horizontal-relative:text;mso-position-vertical:absolute;mso-position-vertical-relative:text;mso-width-percent:0;mso-height-percent:0;mso-width-relative:page;mso-height-relative:page;v-text-anchor:top" o:gfxdata="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">
+              <v:rect w14:anchorId="2B3BC33A" id="Rectangle 577" o:spid="_x0000_s1029" style="position:absolute;left:0;text-align:left;margin-left:7.2pt;margin-top:-.55pt;width:19.05pt;height:16.95pt;z-index:251662336;visibility:visible;mso-wrap-style:square;mso-width-percent:0;mso-height-percent:0;mso-wrap-distance-left:9pt;mso-wrap-distance-top:0;mso-wrap-distance-right:9pt;mso-wrap-distance-bottom:0;mso-position-horizontal:absolute;mso-position-horizontal-relative:text;mso-position-vertical:absolute;mso-position-vertical-relative:text;mso-width-percent:0;mso-height-percent:0;mso-width-relative:page;mso-height-relative:page;v-text-anchor:top" o:gfxdata="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">
                 <v:textbox>
                   <w:txbxContent>
                     <w:p>
@@ -8474,7 +4739,7 @@
                 <w:szCs w:val="26"/>
                 <w:vertAlign w:val="superscript"/>
               </w:rPr>
-              <w:footnoteReference w:customMarkFollows="1" w:id="8"/>
+              <w:footnoteReference w:customMarkFollows="1" w:id="4"/>
               <w:t>1</w:t>
             </w:r>
             <w:r>
@@ -8611,7 +4876,7 @@
           <w:sz w:val="26"/>
           <w:szCs w:val="26"/>
         </w:rPr>
-        <w:t>NGUYỄN THÙY LIÊN</w:t>
+        <w:t>NGUYỄN THỊ ÁI NHI</w:t>
       </w:r>
     </w:p>
     <w:sectPr>
@@ -8773,151 +5038,11 @@
         <w:rPr>
           <w:spacing w:val="-10"/>
         </w:rPr>
-        <w:t xml:space="preserve"> Trường hợp doanh nghiệp kê khai hình thức hạch toán là Hạch toán độc lập tại chỉ tiêu 5 thì bắt buộc phải kê khai thông tin về Kế toán trưởng/phụ trách kế toán tại chỉ tiêu 2.</w:t>
+        <w:t xml:space="preserve"> Trường hợp cập nhật, bổ sung thông tin đăng ký hoạt động chi nhánh/văn phòng đại diện/địa điểm kinh doanh sử dụng Mẫu số 19 Phụ lục I Thông tư này, không sử dụng mẫu này.</w:t>
       </w:r>
     </w:p>
   </w:footnote>
   <w:footnote w:id="4">
-    <w:p>
-      <w:pPr>
-        <w:pStyle w:val="FootnoteText"/>
-        <w:jc w:val="both"/>
-        <w:rPr>
-          <w:spacing w:val="-10"/>
-        </w:rPr>
-      </w:pPr>
-      <w:r>
-        <w:rPr>
-          <w:rStyle w:val="FootnoteReference"/>
-          <w:spacing w:val="-10"/>
-        </w:rPr>
-        <w:t>2</w:t>
-      </w:r>
-      <w:r>
-        <w:rPr>
-          <w:spacing w:val="-10"/>
-        </w:rPr>
-        <w:t xml:space="preserve"> Trường hợp doanh nghiệp được cấp Giấy chứng nhận đăng ký doanh nghiệp sau ngày bắt đầu hoạt động đã kê khai thì ngày bắt đầu hoạt động là ngày doanh nghiệp được cấp Giấy chứng nhận đăng ký doanh nghiệp.</w:t>
-      </w:r>
-    </w:p>
-  </w:footnote>
-  <w:footnote w:id="5">
-    <w:p>
-      <w:pPr>
-        <w:pStyle w:val="FootnoteText"/>
-        <w:jc w:val="both"/>
-        <w:rPr>
-          <w:spacing w:val="-10"/>
-        </w:rPr>
-      </w:pPr>
-      <w:r>
-        <w:rPr>
-          <w:rStyle w:val="FootnoteReference"/>
-          <w:spacing w:val="-10"/>
-        </w:rPr>
-        <w:t>3</w:t>
-      </w:r>
-      <w:r>
-        <w:rPr>
-          <w:spacing w:val="-10"/>
-        </w:rPr>
-        <w:t xml:space="preserve"> - Trường hợp niên độ kế toán theo năm dương lịch thì ghi từ ngày 01/01 đến ngày 31/12. </w:t>
-      </w:r>
-    </w:p>
-    <w:p>
-      <w:pPr>
-        <w:pStyle w:val="FootnoteText"/>
-        <w:jc w:val="both"/>
-        <w:rPr>
-          <w:spacing w:val="-10"/>
-        </w:rPr>
-      </w:pPr>
-      <w:r>
-        <w:rPr>
-          <w:spacing w:val="-10"/>
-        </w:rPr>
-        <w:t xml:space="preserve">- Trường hợp niên độ kế toán theo năm tài chính khác năm dương lịch thì ghi ngày, tháng bắt đầu niên độ kế toán là ngày đầu tiên của quý; ngày, tháng kết thúc niên độ kế toán là ngày cuối cùng của quý. </w:t>
-      </w:r>
-    </w:p>
-    <w:p>
-      <w:pPr>
-        <w:pStyle w:val="FootnoteText"/>
-        <w:jc w:val="both"/>
-        <w:rPr>
-          <w:spacing w:val="-10"/>
-        </w:rPr>
-      </w:pPr>
-      <w:r>
-        <w:rPr>
-          <w:spacing w:val="-10"/>
-        </w:rPr>
-        <w:t>- Tổng thời gian từ ngày bắt đầu đến ngày kết thúc niên độ kế toán phải đủ 12 tháng hoặc 4 quý liên tiếp.</w:t>
-      </w:r>
-    </w:p>
-  </w:footnote>
-  <w:footnote w:id="6">
-    <w:p>
-      <w:pPr>
-        <w:pStyle w:val="FootnoteText"/>
-        <w:jc w:val="both"/>
-        <w:rPr>
-          <w:spacing w:val="-10"/>
-        </w:rPr>
-      </w:pPr>
-      <w:r>
-        <w:rPr>
-          <w:rStyle w:val="FootnoteReference"/>
-          <w:spacing w:val="-10"/>
-        </w:rPr>
-        <w:t>4</w:t>
-      </w:r>
-      <w:r>
-        <w:rPr>
-          <w:spacing w:val="-10"/>
-        </w:rPr>
-        <w:t xml:space="preserve"> Doanh nghiệp căn cứ vào quy định của pháp luật về thuế giá trị gia tăng và dự kiến hoạt động kinh doanh của doanh nghiệp để xác định 01 trong 04 phương pháp tính thuế giá trị gia tăng tại chỉ tiêu này, trừ trường hợp doanh nghiệp mua bán, chế tác vàng, bạc, đá quý có thể chọn thêm phương pháp trực tiếp trên GTGT ngoài các phương pháp khác (</w:t>
-      </w:r>
-      <w:r>
-        <w:rPr>
-          <w:i/>
-          <w:iCs/>
-          <w:spacing w:val="-10"/>
-        </w:rPr>
-        <w:t>nếu có</w:t>
-      </w:r>
-      <w:r>
-        <w:rPr>
-          <w:spacing w:val="-10"/>
-        </w:rPr>
-        <w:t>).</w:t>
-      </w:r>
-    </w:p>
-  </w:footnote>
-  <w:footnote w:id="7">
-    <w:p>
-      <w:pPr>
-        <w:pStyle w:val="FootnoteText"/>
-        <w:jc w:val="both"/>
-        <w:rPr>
-          <w:spacing w:val="-10"/>
-        </w:rPr>
-      </w:pPr>
-      <w:r>
-        <w:rPr>
-          <w:rStyle w:val="FootnoteReference"/>
-          <w:spacing w:val="-10"/>
-        </w:rPr>
-        <w:t>1</w:t>
-      </w:r>
-      <w:r>
-        <w:rPr>
-          <w:spacing w:val="-10"/>
-        </w:rPr>
-        <w:t xml:space="preserve"> Trường hợp cập nhật, bổ sung thông tin đăng ký hoạt động chi nhánh/văn phòng đại diện/địa điểm kinh doanh sử dụng Mẫu số 19 Phụ lục I Thông tư này, không sử dụng mẫu này.</w:t>
-      </w:r>
-    </w:p>
-  </w:footnote>
-  <w:footnote w:id="8">
     <w:p>
       <w:pPr>
         <w:pStyle w:val="FootnoteText"/>
